--- a/INSTITUTO TECNOLÓGICO.docx
+++ b/INSTITUTO TECNOLÓGICO.docx
@@ -55,7 +55,7 @@
                     </pic:cNvPicPr>
                   </pic:nvPicPr>
                   <pic:blipFill>
-                    <a:blip r:embed="rId6">
+                    <a:blip r:embed="rId8">
                       <a:extLst>
                         <a:ext uri="{28A0092B-C50C-407E-A947-70E740481C1C}">
                           <a14:useLocalDpi xmlns:a14="http://schemas.microsoft.com/office/drawing/2010/main" val="0"/>
@@ -132,17 +132,15 @@
       <w:pPr>
         <w:jc w:val="center"/>
         <w:rPr>
-          <w:b/>
-          <w:bCs/>
+          <w:color w:val="000000" w:themeColor="text1"/>
           <w:sz w:val="44"/>
           <w:szCs w:val="44"/>
         </w:rPr>
       </w:pPr>
       <w:r>
         <w:rPr>
-          <w:b/>
-          <w:bCs/>
           <w:noProof/>
+          <w:color w:val="000000" w:themeColor="text1"/>
           <w:sz w:val="44"/>
           <w:szCs w:val="44"/>
           <w:lang w:eastAsia="es-MX"/>
@@ -281,9 +279,8 @@
       </w:r>
       <w:r>
         <w:rPr>
-          <w:b/>
-          <w:bCs/>
           <w:noProof/>
+          <w:color w:val="000000" w:themeColor="text1"/>
           <w:sz w:val="44"/>
           <w:szCs w:val="44"/>
           <w:lang w:eastAsia="es-MX"/>
@@ -364,8 +361,7 @@
       <w:pPr>
         <w:jc w:val="center"/>
         <w:rPr>
-          <w:b/>
-          <w:bCs/>
+          <w:color w:val="000000" w:themeColor="text1"/>
           <w:sz w:val="40"/>
           <w:szCs w:val="40"/>
         </w:rPr>
@@ -375,17 +371,15 @@
       <w:pPr>
         <w:jc w:val="center"/>
         <w:rPr>
-          <w:b/>
-          <w:bCs/>
+          <w:color w:val="000000" w:themeColor="text1"/>
           <w:sz w:val="40"/>
           <w:szCs w:val="40"/>
         </w:rPr>
       </w:pPr>
       <w:r>
         <w:rPr>
-          <w:b/>
-          <w:bCs/>
           <w:noProof/>
+          <w:color w:val="000000" w:themeColor="text1"/>
           <w:sz w:val="40"/>
           <w:szCs w:val="40"/>
           <w:lang w:eastAsia="es-MX"/>
@@ -506,9 +500,8 @@
       </w:r>
       <w:r>
         <w:rPr>
-          <w:b/>
-          <w:bCs/>
           <w:noProof/>
+          <w:color w:val="000000" w:themeColor="text1"/>
           <w:sz w:val="40"/>
           <w:szCs w:val="40"/>
           <w:lang w:eastAsia="es-MX"/>
@@ -580,9 +573,8 @@
       </w:r>
       <w:r>
         <w:rPr>
-          <w:b/>
-          <w:bCs/>
           <w:noProof/>
+          <w:color w:val="000000" w:themeColor="text1"/>
           <w:sz w:val="40"/>
           <w:szCs w:val="40"/>
           <w:lang w:eastAsia="es-MX"/>
@@ -654,9 +646,8 @@
       </w:r>
       <w:r>
         <w:rPr>
-          <w:b/>
-          <w:bCs/>
           <w:noProof/>
+          <w:color w:val="000000" w:themeColor="text1"/>
           <w:sz w:val="40"/>
           <w:szCs w:val="40"/>
           <w:lang w:eastAsia="es-MX"/>
@@ -728,8 +719,7 @@
       </w:r>
       <w:r>
         <w:rPr>
-          <w:b/>
-          <w:bCs/>
+          <w:color w:val="000000" w:themeColor="text1"/>
           <w:sz w:val="40"/>
           <w:szCs w:val="40"/>
         </w:rPr>
@@ -740,17 +730,15 @@
       <w:pPr>
         <w:jc w:val="center"/>
         <w:rPr>
-          <w:b/>
-          <w:bCs/>
+          <w:color w:val="000000" w:themeColor="text1"/>
           <w:sz w:val="44"/>
           <w:szCs w:val="44"/>
         </w:rPr>
       </w:pPr>
       <w:r>
         <w:rPr>
-          <w:b/>
-          <w:bCs/>
           <w:noProof/>
+          <w:color w:val="000000" w:themeColor="text1"/>
           <w:sz w:val="44"/>
           <w:szCs w:val="44"/>
           <w:lang w:eastAsia="es-MX"/>
@@ -869,8 +857,7 @@
     <w:p>
       <w:pPr>
         <w:rPr>
-          <w:b/>
-          <w:bCs/>
+          <w:color w:val="000000" w:themeColor="text1"/>
           <w:sz w:val="40"/>
           <w:szCs w:val="40"/>
         </w:rPr>
@@ -880,17 +867,15 @@
       <w:pPr>
         <w:jc w:val="center"/>
         <w:rPr>
-          <w:b/>
-          <w:bCs/>
+          <w:color w:val="000000" w:themeColor="text1"/>
           <w:sz w:val="40"/>
           <w:szCs w:val="40"/>
         </w:rPr>
       </w:pPr>
       <w:r>
         <w:rPr>
-          <w:b/>
-          <w:bCs/>
           <w:noProof/>
+          <w:color w:val="000000" w:themeColor="text1"/>
           <w:sz w:val="40"/>
           <w:szCs w:val="40"/>
           <w:lang w:eastAsia="es-MX"/>
@@ -1013,8 +998,7 @@
       </w:r>
       <w:r>
         <w:rPr>
-          <w:b/>
-          <w:bCs/>
+          <w:color w:val="000000" w:themeColor="text1"/>
           <w:sz w:val="40"/>
           <w:szCs w:val="40"/>
         </w:rPr>
@@ -1024,8 +1008,7 @@
     <w:p>
       <w:pPr>
         <w:rPr>
-          <w:b/>
-          <w:bCs/>
+          <w:color w:val="000000" w:themeColor="text1"/>
           <w:sz w:val="40"/>
           <w:szCs w:val="40"/>
         </w:rPr>
@@ -1035,8 +1018,7 @@
       <w:pPr>
         <w:jc w:val="center"/>
         <w:rPr>
-          <w:b/>
-          <w:bCs/>
+          <w:color w:val="000000" w:themeColor="text1"/>
           <w:sz w:val="40"/>
           <w:szCs w:val="40"/>
         </w:rPr>
@@ -1046,8 +1028,7 @@
       <w:pPr>
         <w:jc w:val="center"/>
         <w:rPr>
-          <w:b/>
-          <w:bCs/>
+          <w:color w:val="000000" w:themeColor="text1"/>
           <w:sz w:val="44"/>
           <w:szCs w:val="44"/>
           <w:lang w:val="es-MX"/>
@@ -1055,8 +1036,6 @@
       </w:pPr>
       <w:r>
         <w:rPr>
-          <w:b/>
-          <w:bCs/>
           <w:noProof/>
           <w:color w:val="000000" w:themeColor="text1"/>
           <w:sz w:val="52"/>
@@ -1086,7 +1065,7 @@
                     <pic:cNvPicPr/>
                   </pic:nvPicPr>
                   <pic:blipFill>
-                    <a:blip r:embed="rId7">
+                    <a:blip r:embed="rId9">
                       <a:extLst>
                         <a:ext uri="{28A0092B-C50C-407E-A947-70E740481C1C}">
                           <a14:useLocalDpi xmlns:a14="http://schemas.microsoft.com/office/drawing/2010/main" val="0"/>
@@ -1120,9 +1099,8 @@
       </w:r>
       <w:r>
         <w:rPr>
-          <w:b/>
-          <w:bCs/>
           <w:noProof/>
+          <w:color w:val="000000" w:themeColor="text1"/>
           <w:sz w:val="40"/>
           <w:szCs w:val="40"/>
           <w:lang w:eastAsia="es-MX"/>
@@ -1258,8 +1236,7 @@
       </w:r>
       <w:r>
         <w:rPr>
-          <w:b/>
-          <w:bCs/>
+          <w:color w:val="000000" w:themeColor="text1"/>
           <w:sz w:val="40"/>
           <w:szCs w:val="40"/>
           <w:lang w:val="es-MX"/>
@@ -1268,8 +1245,7 @@
       </w:r>
       <w:r>
         <w:rPr>
-          <w:b/>
-          <w:bCs/>
+          <w:color w:val="000000" w:themeColor="text1"/>
           <w:sz w:val="44"/>
           <w:szCs w:val="44"/>
           <w:lang w:val="es-MX"/>
@@ -1281,8 +1257,7 @@
       <w:pPr>
         <w:jc w:val="center"/>
         <w:rPr>
-          <w:b/>
-          <w:bCs/>
+          <w:color w:val="000000" w:themeColor="text1"/>
           <w:sz w:val="44"/>
           <w:szCs w:val="44"/>
           <w:lang w:val="es-MX"/>
@@ -1292,8 +1267,7 @@
     <w:p>
       <w:pPr>
         <w:rPr>
-          <w:b/>
-          <w:bCs/>
+          <w:color w:val="000000" w:themeColor="text1"/>
           <w:sz w:val="44"/>
           <w:szCs w:val="44"/>
           <w:lang w:val="es-MX"/>
@@ -1304,8 +1278,7 @@
       <w:pPr>
         <w:jc w:val="center"/>
         <w:rPr>
-          <w:b/>
-          <w:bCs/>
+          <w:color w:val="000000" w:themeColor="text1"/>
           <w:sz w:val="40"/>
           <w:szCs w:val="40"/>
           <w:lang w:val="es-MX"/>
@@ -1313,9 +1286,8 @@
       </w:pPr>
       <w:r>
         <w:rPr>
-          <w:b/>
-          <w:bCs/>
           <w:noProof/>
+          <w:color w:val="000000" w:themeColor="text1"/>
           <w:sz w:val="40"/>
           <w:szCs w:val="40"/>
           <w:lang w:eastAsia="es-MX"/>
@@ -1371,23 +1343,13 @@
                                 <w:lang w:val="es-MX"/>
                               </w:rPr>
                             </w:pPr>
-                            <w:proofErr w:type="spellStart"/>
                             <w:r>
                               <w:rPr>
                                 <w:rFonts w:ascii="Bahnschrift SemiLight SemiConde" w:hAnsi="Bahnschrift SemiLight SemiConde"/>
                                 <w:sz w:val="40"/>
                                 <w:szCs w:val="40"/>
                               </w:rPr>
-                              <w:t>Irahan</w:t>
-                            </w:r>
-                            <w:proofErr w:type="spellEnd"/>
-                            <w:r>
-                              <w:rPr>
-                                <w:rFonts w:ascii="Bahnschrift SemiLight SemiConde" w:hAnsi="Bahnschrift SemiLight SemiConde"/>
-                                <w:sz w:val="40"/>
-                                <w:szCs w:val="40"/>
-                              </w:rPr>
-                              <w:t xml:space="preserve"> Otoniel José Guzmán</w:t>
+                              <w:t>Irahan Otoniel José Guzmán</w:t>
                             </w:r>
                           </w:p>
                         </w:txbxContent>
@@ -1444,8 +1406,7 @@
       </w:r>
       <w:r>
         <w:rPr>
-          <w:b/>
-          <w:bCs/>
+          <w:color w:val="000000" w:themeColor="text1"/>
           <w:sz w:val="40"/>
           <w:szCs w:val="40"/>
           <w:lang w:val="es-MX"/>
@@ -1457,8 +1418,7 @@
       <w:pPr>
         <w:jc w:val="center"/>
         <w:rPr>
-          <w:b/>
-          <w:bCs/>
+          <w:color w:val="000000" w:themeColor="text1"/>
           <w:sz w:val="40"/>
           <w:szCs w:val="40"/>
           <w:lang w:val="es-MX"/>
@@ -1469,8 +1429,7 @@
       <w:pPr>
         <w:jc w:val="center"/>
         <w:rPr>
-          <w:b/>
-          <w:bCs/>
+          <w:color w:val="000000" w:themeColor="text1"/>
           <w:sz w:val="40"/>
           <w:szCs w:val="40"/>
           <w:lang w:val="es-MX"/>
@@ -1481,8 +1440,7 @@
       <w:pPr>
         <w:jc w:val="center"/>
         <w:rPr>
-          <w:b/>
-          <w:bCs/>
+          <w:color w:val="000000" w:themeColor="text1"/>
           <w:sz w:val="40"/>
           <w:szCs w:val="40"/>
           <w:lang w:val="es-MX"/>
@@ -1494,14 +1452,13 @@
         <w:ind w:firstLine="708"/>
         <w:jc w:val="center"/>
         <w:rPr>
-          <w:b/>
-          <w:bCs/>
+          <w:color w:val="000000" w:themeColor="text1"/>
           <w:sz w:val="40"/>
           <w:szCs w:val="40"/>
           <w:lang w:val="es-MX"/>
         </w:rPr>
         <w:sectPr>
-          <w:footerReference w:type="default" r:id="rId8"/>
+          <w:footerReference w:type="default" r:id="rId10"/>
           <w:pgSz w:w="12240" w:h="15840" w:code="1"/>
           <w:pgMar w:top="1417" w:right="1701" w:bottom="1417" w:left="1701" w:header="708" w:footer="708" w:gutter="0"/>
           <w:pgNumType w:fmt="lowerRoman" w:start="1"/>
@@ -1512,8 +1469,7 @@
       </w:pPr>
       <w:r>
         <w:rPr>
-          <w:b/>
-          <w:bCs/>
+          <w:color w:val="000000" w:themeColor="text1"/>
           <w:sz w:val="40"/>
           <w:szCs w:val="40"/>
           <w:lang w:val="es-MX"/>
@@ -1522,8 +1478,7 @@
       </w:r>
       <w:r>
         <w:rPr>
-          <w:b/>
-          <w:bCs/>
+          <w:color w:val="000000" w:themeColor="text1"/>
           <w:sz w:val="40"/>
           <w:szCs w:val="40"/>
           <w:lang w:val="es-MX"/>
@@ -1533,8 +1488,7 @@
       </w:r>
       <w:r>
         <w:rPr>
-          <w:b/>
-          <w:bCs/>
+          <w:color w:val="000000" w:themeColor="text1"/>
           <w:sz w:val="40"/>
           <w:szCs w:val="40"/>
         </w:rPr>
@@ -1542,8 +1496,7 @@
       </w:r>
       <w:r>
         <w:rPr>
-          <w:b/>
-          <w:bCs/>
+          <w:color w:val="000000" w:themeColor="text1"/>
           <w:sz w:val="40"/>
           <w:szCs w:val="40"/>
         </w:rPr>
@@ -1551,8 +1504,7 @@
       </w:r>
       <w:r>
         <w:rPr>
-          <w:b/>
-          <w:bCs/>
+          <w:color w:val="000000" w:themeColor="text1"/>
           <w:sz w:val="40"/>
           <w:szCs w:val="40"/>
         </w:rPr>
@@ -1560,18 +1512,16 @@
       </w:r>
       <w:r>
         <w:rPr>
-          <w:b/>
-          <w:bCs/>
           <w:noProof/>
+          <w:color w:val="000000" w:themeColor="text1"/>
           <w:sz w:val="40"/>
           <w:szCs w:val="40"/>
         </w:rPr>
-        <w:t>15/09/2026</w:t>
-      </w:r>
-      <w:r>
-        <w:rPr>
-          <w:b/>
-          <w:bCs/>
+        <w:t>16/09/2026</w:t>
+      </w:r>
+      <w:r>
+        <w:rPr>
+          <w:color w:val="000000" w:themeColor="text1"/>
           <w:sz w:val="40"/>
           <w:szCs w:val="40"/>
         </w:rPr>
@@ -1580,46 +1530,2271 @@
     </w:p>
     <w:p>
       <w:pPr>
-        <w:rPr>
-          <w:lang w:val="es-MX"/>
-        </w:rPr>
-      </w:pPr>
-      <w:r>
-        <w:rPr>
-          <w:b/>
-          <w:bCs/>
+        <w:pStyle w:val="Ttulo1"/>
+        <w:rPr>
+          <w:lang w:val="es-MX"/>
+        </w:rPr>
+      </w:pPr>
+      <w:bookmarkStart w:id="0" w:name="_Toc240489603"/>
+      <w:r>
+        <w:rPr>
           <w:lang w:val="es-MX"/>
         </w:rPr>
         <w:lastRenderedPageBreak/>
-        <w:t xml:space="preserve">Ejercicio — CREATE TABLE </w:t>
-      </w:r>
-      <w:proofErr w:type="gramStart"/>
-      <w:r>
-        <w:rPr>
-          <w:b/>
-          <w:bCs/>
-          <w:lang w:val="es-MX"/>
-        </w:rPr>
-        <w:t>( Realizar</w:t>
-      </w:r>
-      <w:proofErr w:type="gramEnd"/>
-      <w:r>
-        <w:rPr>
-          <w:b/>
-          <w:bCs/>
+        <w:t>Introducción</w:t>
+      </w:r>
+      <w:bookmarkEnd w:id="0"/>
+    </w:p>
+    <w:p>
+      <w:pPr>
+        <w:spacing w:line="278" w:lineRule="auto"/>
+        <w:jc w:val="both"/>
+        <w:rPr>
+          <w:color w:val="000000" w:themeColor="text1"/>
+          <w:lang w:val="es-MX"/>
+        </w:rPr>
+      </w:pPr>
+      <w:r>
+        <w:rPr>
+          <w:color w:val="000000" w:themeColor="text1"/>
+          <w:lang w:val="es-MX"/>
+        </w:rPr>
+        <w:t>En el desarrollo de software y en la gestión de información, las bases de datos relacionales desempeñan un papel fundamental para garantizar el almacenamiento, la integridad y la disponibilidad de los datos. Para interactuar con estos sistemas se utiliza el Lenguaje de Consulta Estructurado (SQL), considerado el estándar de la industria en la administración de Bases de Datos Relacionales (RDBMS).</w:t>
+      </w:r>
+    </w:p>
+    <w:p>
+      <w:pPr>
+        <w:spacing w:line="278" w:lineRule="auto"/>
+        <w:jc w:val="both"/>
+        <w:rPr>
+          <w:color w:val="000000" w:themeColor="text1"/>
+          <w:lang w:val="es-MX"/>
+        </w:rPr>
+      </w:pPr>
+      <w:r>
+        <w:rPr>
+          <w:color w:val="000000" w:themeColor="text1"/>
+          <w:lang w:val="es-MX"/>
+        </w:rPr>
+        <w:t>La presente práctica tiene como objetivo implementar y manipular bases de datos relacionales dentro de un entorno de desarrollo en Python (Jupyter Notebook / Google Colab) utilizando el motor SQLite3, la biblioteca nativa sqlite3 y la librería pandas. A través de estas herramientas se abordan las operaciones esenciales del ciclo de vida de los datos, integrando conceptos de:</w:t>
+      </w:r>
+    </w:p>
+    <w:p>
+      <w:pPr>
+        <w:numPr>
+          <w:ilvl w:val="0"/>
+          <w:numId w:val="9"/>
+        </w:numPr>
+        <w:spacing w:line="278" w:lineRule="auto"/>
+        <w:jc w:val="both"/>
+        <w:rPr>
+          <w:color w:val="000000" w:themeColor="text1"/>
+          <w:lang w:val="es-MX"/>
+        </w:rPr>
+      </w:pPr>
+      <w:r>
+        <w:rPr>
+          <w:color w:val="000000" w:themeColor="text1"/>
+          <w:lang w:val="es-MX"/>
+        </w:rPr>
+        <w:t>DDL (Data Definition Language): creación y eliminación de tablas mediante sentencias como CREATE TABLE y DROP TABLE.</w:t>
+      </w:r>
+    </w:p>
+    <w:p>
+      <w:pPr>
+        <w:numPr>
+          <w:ilvl w:val="0"/>
+          <w:numId w:val="9"/>
+        </w:numPr>
+        <w:spacing w:line="278" w:lineRule="auto"/>
+        <w:jc w:val="both"/>
+        <w:rPr>
+          <w:color w:val="000000" w:themeColor="text1"/>
+          <w:lang w:val="es-MX"/>
+        </w:rPr>
+      </w:pPr>
+      <w:r>
+        <w:rPr>
+          <w:color w:val="000000" w:themeColor="text1"/>
+          <w:lang w:val="es-MX"/>
+        </w:rPr>
+        <w:t>DML (Data Manipulation Language): inserción, modificación y eliminación de registros utilizando INSERT, UPDATE y DELETE.</w:t>
+      </w:r>
+    </w:p>
+    <w:p>
+      <w:pPr>
+        <w:numPr>
+          <w:ilvl w:val="0"/>
+          <w:numId w:val="9"/>
+        </w:numPr>
+        <w:spacing w:line="278" w:lineRule="auto"/>
+        <w:jc w:val="both"/>
+        <w:rPr>
+          <w:color w:val="000000" w:themeColor="text1"/>
+          <w:lang w:val="es-MX"/>
+        </w:rPr>
+      </w:pPr>
+      <w:r>
+        <w:rPr>
+          <w:color w:val="000000" w:themeColor="text1"/>
+          <w:lang w:val="es-MX"/>
+        </w:rPr>
+        <w:t>DQL (Data Query Language): consulta e inspección de información mediante SELECT, procesada dinámicamente con DataFrames de pandas para visualizar los resultados de forma estructurada.</w:t>
+      </w:r>
+    </w:p>
+    <w:p>
+      <w:pPr>
+        <w:spacing w:line="278" w:lineRule="auto"/>
+        <w:jc w:val="both"/>
+        <w:rPr>
+          <w:color w:val="000000" w:themeColor="text1"/>
+          <w:lang w:val="es-MX"/>
+        </w:rPr>
+      </w:pPr>
+      <w:r>
+        <w:rPr>
+          <w:color w:val="000000" w:themeColor="text1"/>
+          <w:lang w:val="es-MX"/>
+        </w:rPr>
+        <w:t>En esta práctica se diseñan y manipulan tres tablas relacionales (comida, alumnos y productos), aplicando restricciones esenciales como PRIMARY KEY, AUTOINCREMENT, NOT NULL y valores DEFAULT, además de sentencias condicionales mediante WHERE. Todo ello se desarrolla en escenarios simulados del mundo real: un restaurante, una escuela y una tienda escolar.</w:t>
+      </w:r>
+    </w:p>
+    <w:p>
+      <w:pPr>
+        <w:spacing w:line="278" w:lineRule="auto"/>
+        <w:jc w:val="both"/>
+        <w:rPr>
+          <w:color w:val="000000" w:themeColor="text1"/>
+          <w:lang w:val="es-MX"/>
+        </w:rPr>
+      </w:pPr>
+      <w:r>
+        <w:rPr>
+          <w:color w:val="000000" w:themeColor="text1"/>
+          <w:lang w:val="es-MX"/>
+        </w:rPr>
+        <w:t>El propósito central es que el estudiante:</w:t>
+      </w:r>
+    </w:p>
+    <w:p>
+      <w:pPr>
+        <w:numPr>
+          <w:ilvl w:val="0"/>
+          <w:numId w:val="10"/>
+        </w:numPr>
+        <w:spacing w:line="278" w:lineRule="auto"/>
+        <w:jc w:val="both"/>
+        <w:rPr>
+          <w:color w:val="000000" w:themeColor="text1"/>
+          <w:lang w:val="es-MX"/>
+        </w:rPr>
+      </w:pPr>
+      <w:r>
+        <w:rPr>
+          <w:color w:val="000000" w:themeColor="text1"/>
+          <w:lang w:val="es-MX"/>
+        </w:rPr>
+        <w:t>Defina correctamente las sentencias CREATE TABLE incorporando restricciones de integridad.</w:t>
+      </w:r>
+    </w:p>
+    <w:p>
+      <w:pPr>
+        <w:numPr>
+          <w:ilvl w:val="0"/>
+          <w:numId w:val="10"/>
+        </w:numPr>
+        <w:spacing w:line="278" w:lineRule="auto"/>
+        <w:jc w:val="both"/>
+        <w:rPr>
+          <w:color w:val="000000" w:themeColor="text1"/>
+          <w:lang w:val="es-MX"/>
+        </w:rPr>
+      </w:pPr>
+      <w:r>
+        <w:rPr>
+          <w:color w:val="000000" w:themeColor="text1"/>
+          <w:lang w:val="es-MX"/>
+        </w:rPr>
+        <w:t>Inserte registros con INSERT INTO respetando los tipos de datos.</w:t>
+      </w:r>
+    </w:p>
+    <w:p>
+      <w:pPr>
+        <w:numPr>
+          <w:ilvl w:val="0"/>
+          <w:numId w:val="10"/>
+        </w:numPr>
+        <w:spacing w:line="278" w:lineRule="auto"/>
+        <w:jc w:val="both"/>
+        <w:rPr>
+          <w:color w:val="000000" w:themeColor="text1"/>
+          <w:lang w:val="es-MX"/>
+        </w:rPr>
+      </w:pPr>
+      <w:r>
+        <w:rPr>
+          <w:color w:val="000000" w:themeColor="text1"/>
+          <w:lang w:val="es-MX"/>
+        </w:rPr>
+        <w:t>Ejecute modificaciones directas y condicionales mediante UPDATE.</w:t>
+      </w:r>
+    </w:p>
+    <w:p>
+      <w:pPr>
+        <w:numPr>
+          <w:ilvl w:val="0"/>
+          <w:numId w:val="10"/>
+        </w:numPr>
+        <w:spacing w:line="278" w:lineRule="auto"/>
+        <w:jc w:val="both"/>
+        <w:rPr>
+          <w:color w:val="000000" w:themeColor="text1"/>
+          <w:lang w:val="es-MX"/>
+        </w:rPr>
+      </w:pPr>
+      <w:r>
+        <w:rPr>
+          <w:color w:val="000000" w:themeColor="text1"/>
+          <w:lang w:val="es-MX"/>
+        </w:rPr>
+        <w:t>Depure información con DELETE utilizando condiciones.</w:t>
+      </w:r>
+    </w:p>
+    <w:p>
+      <w:pPr>
+        <w:numPr>
+          <w:ilvl w:val="0"/>
+          <w:numId w:val="10"/>
+        </w:numPr>
+        <w:spacing w:line="278" w:lineRule="auto"/>
+        <w:jc w:val="both"/>
+        <w:rPr>
+          <w:color w:val="000000" w:themeColor="text1"/>
+          <w:lang w:val="es-MX"/>
+        </w:rPr>
+      </w:pPr>
+      <w:r>
+        <w:rPr>
+          <w:color w:val="000000" w:themeColor="text1"/>
+          <w:lang w:val="es-MX"/>
+        </w:rPr>
+        <w:t>Valide los cambios mediante consultas SELECT integradas con pandas para su visualización.</w:t>
+      </w:r>
+    </w:p>
+    <w:p>
+      <w:pPr>
+        <w:spacing w:line="278" w:lineRule="auto"/>
+        <w:jc w:val="both"/>
+        <w:rPr>
+          <w:color w:val="000000" w:themeColor="text1"/>
+          <w:lang w:val="es-MX"/>
+        </w:rPr>
+      </w:pPr>
+      <w:r>
+        <w:rPr>
+          <w:color w:val="000000" w:themeColor="text1"/>
+          <w:lang w:val="es-MX"/>
+        </w:rPr>
+        <w:t>Con ello se fortalece la comprensión del modelo relacional y su implementación práctica en un entorno interactivo de programación.</w:t>
+      </w:r>
+    </w:p>
+    <w:p>
+      <w:pPr>
+        <w:spacing w:line="278" w:lineRule="auto"/>
+        <w:jc w:val="both"/>
+        <w:rPr>
+          <w:color w:val="000000" w:themeColor="text1"/>
+        </w:rPr>
+      </w:pPr>
+    </w:p>
+    <w:p>
+      <w:pPr>
+        <w:spacing w:line="278" w:lineRule="auto"/>
+        <w:jc w:val="both"/>
+        <w:rPr>
+          <w:color w:val="000000" w:themeColor="text1"/>
+          <w:lang w:val="es-MX"/>
+        </w:rPr>
+      </w:pPr>
+      <w:r>
+        <w:rPr>
+          <w:color w:val="000000" w:themeColor="text1"/>
+          <w:lang w:val="es-MX"/>
+        </w:rPr>
+        <w:br w:type="page"/>
+      </w:r>
+    </w:p>
+    <w:sdt>
+      <w:sdtPr>
+        <w:rPr>
+          <w:color w:val="000000" w:themeColor="text1"/>
+        </w:rPr>
+        <w:id w:val="-1732075477"/>
+        <w:docPartObj>
+          <w:docPartGallery w:val="Table of Contents"/>
+          <w:docPartUnique/>
+        </w:docPartObj>
+      </w:sdtPr>
+      <w:sdtEndPr>
+        <w:rPr>
+          <w:rFonts w:ascii="Calibri" w:eastAsia="Calibri" w:hAnsi="Calibri" w:cs="Times New Roman"/>
+          <w:kern w:val="2"/>
+          <w:sz w:val="22"/>
+          <w:szCs w:val="24"/>
+          <w:lang w:val="es" w:eastAsia="es"/>
+          <w14:ligatures w14:val="standardContextual"/>
+        </w:rPr>
+      </w:sdtEndPr>
+      <w:sdtContent>
+        <w:p>
+          <w:pPr>
+            <w:pStyle w:val="TtuloTDC"/>
+            <w:rPr>
+              <w:color w:val="000000" w:themeColor="text1"/>
+            </w:rPr>
+          </w:pPr>
+          <w:r>
+            <w:rPr>
+              <w:color w:val="000000" w:themeColor="text1"/>
+            </w:rPr>
+            <w:t>Indice</w:t>
+          </w:r>
+        </w:p>
+        <w:p>
+          <w:pPr>
+            <w:pStyle w:val="TDC1"/>
+            <w:tabs>
+              <w:tab w:val="right" w:leader="dot" w:pos="8828"/>
+            </w:tabs>
+            <w:rPr>
+              <w:rFonts w:asciiTheme="minorHAnsi" w:eastAsiaTheme="minorEastAsia" w:hAnsiTheme="minorHAnsi" w:cstheme="minorBidi"/>
+              <w:noProof/>
+              <w:color w:val="auto"/>
+              <w:sz w:val="24"/>
+              <w:lang w:val="es-MX" w:eastAsia="es-MX"/>
+            </w:rPr>
+          </w:pPr>
+          <w:r>
+            <w:rPr>
+              <w:color w:val="000000" w:themeColor="text1"/>
+            </w:rPr>
+            <w:fldChar w:fldCharType="begin"/>
+          </w:r>
+          <w:r>
+            <w:rPr>
+              <w:color w:val="000000" w:themeColor="text1"/>
+            </w:rPr>
+            <w:instrText xml:space="preserve"> TOC \o "1-3" \h \z \u </w:instrText>
+          </w:r>
+          <w:r>
+            <w:rPr>
+              <w:color w:val="000000" w:themeColor="text1"/>
+            </w:rPr>
+            <w:fldChar w:fldCharType="separate"/>
+          </w:r>
+          <w:hyperlink w:anchor="_Toc240489603" w:history="1">
+            <w:r>
+              <w:rPr>
+                <w:rStyle w:val="Hipervnculo"/>
+                <w:noProof/>
+                <w:lang w:val="es-MX"/>
+              </w:rPr>
+              <w:t>Introducción</w:t>
+            </w:r>
+            <w:r>
+              <w:rPr>
+                <w:noProof/>
+                <w:webHidden/>
+              </w:rPr>
+              <w:tab/>
+            </w:r>
+            <w:r>
+              <w:rPr>
+                <w:noProof/>
+                <w:webHidden/>
+              </w:rPr>
+              <w:fldChar w:fldCharType="begin"/>
+            </w:r>
+            <w:r>
+              <w:rPr>
+                <w:noProof/>
+                <w:webHidden/>
+              </w:rPr>
+              <w:instrText xml:space="preserve"> PAGEREF _Toc240489603 \h </w:instrText>
+            </w:r>
+            <w:r>
+              <w:rPr>
+                <w:noProof/>
+                <w:webHidden/>
+              </w:rPr>
+            </w:r>
+            <w:r>
+              <w:rPr>
+                <w:noProof/>
+                <w:webHidden/>
+              </w:rPr>
+              <w:fldChar w:fldCharType="separate"/>
+            </w:r>
+            <w:r>
+              <w:rPr>
+                <w:noProof/>
+                <w:webHidden/>
+              </w:rPr>
+              <w:t>2</w:t>
+            </w:r>
+            <w:r>
+              <w:rPr>
+                <w:noProof/>
+                <w:webHidden/>
+              </w:rPr>
+              <w:fldChar w:fldCharType="end"/>
+            </w:r>
+          </w:hyperlink>
+        </w:p>
+        <w:p>
+          <w:pPr>
+            <w:pStyle w:val="TDC1"/>
+            <w:tabs>
+              <w:tab w:val="right" w:leader="dot" w:pos="8828"/>
+            </w:tabs>
+            <w:rPr>
+              <w:rFonts w:asciiTheme="minorHAnsi" w:eastAsiaTheme="minorEastAsia" w:hAnsiTheme="minorHAnsi" w:cstheme="minorBidi"/>
+              <w:noProof/>
+              <w:color w:val="auto"/>
+              <w:sz w:val="24"/>
+              <w:lang w:val="es-MX" w:eastAsia="es-MX"/>
+            </w:rPr>
+          </w:pPr>
+          <w:hyperlink w:anchor="_Toc240489604" w:history="1">
+            <w:r>
+              <w:rPr>
+                <w:rStyle w:val="Hipervnculo"/>
+                <w:noProof/>
+                <w:lang w:val="es-MX"/>
+              </w:rPr>
+              <w:t>Configuracion del entorno de trabajo</w:t>
+            </w:r>
+            <w:r>
+              <w:rPr>
+                <w:noProof/>
+                <w:webHidden/>
+              </w:rPr>
+              <w:tab/>
+            </w:r>
+            <w:r>
+              <w:rPr>
+                <w:noProof/>
+                <w:webHidden/>
+              </w:rPr>
+              <w:fldChar w:fldCharType="begin"/>
+            </w:r>
+            <w:r>
+              <w:rPr>
+                <w:noProof/>
+                <w:webHidden/>
+              </w:rPr>
+              <w:instrText xml:space="preserve"> PAGEREF _Toc240489604 \h </w:instrText>
+            </w:r>
+            <w:r>
+              <w:rPr>
+                <w:noProof/>
+                <w:webHidden/>
+              </w:rPr>
+            </w:r>
+            <w:r>
+              <w:rPr>
+                <w:noProof/>
+                <w:webHidden/>
+              </w:rPr>
+              <w:fldChar w:fldCharType="separate"/>
+            </w:r>
+            <w:r>
+              <w:rPr>
+                <w:noProof/>
+                <w:webHidden/>
+              </w:rPr>
+              <w:t>4</w:t>
+            </w:r>
+            <w:r>
+              <w:rPr>
+                <w:noProof/>
+                <w:webHidden/>
+              </w:rPr>
+              <w:fldChar w:fldCharType="end"/>
+            </w:r>
+          </w:hyperlink>
+        </w:p>
+        <w:p>
+          <w:pPr>
+            <w:pStyle w:val="TDC2"/>
+            <w:tabs>
+              <w:tab w:val="right" w:leader="dot" w:pos="8828"/>
+            </w:tabs>
+            <w:rPr>
+              <w:rFonts w:asciiTheme="minorHAnsi" w:eastAsiaTheme="minorEastAsia" w:hAnsiTheme="minorHAnsi" w:cstheme="minorBidi"/>
+              <w:noProof/>
+              <w:color w:val="auto"/>
+              <w:sz w:val="24"/>
+              <w:lang w:val="es-MX" w:eastAsia="es-MX"/>
+            </w:rPr>
+          </w:pPr>
+          <w:hyperlink w:anchor="_Toc240489605" w:history="1">
+            <w:r>
+              <w:rPr>
+                <w:rStyle w:val="Hipervnculo"/>
+                <w:noProof/>
+                <w:lang w:val="es-MX"/>
+              </w:rPr>
+              <w:t>Ejemplo 1 —Restaurantes (tabla comida) CREATE TABLE (Realizar un INSERT, UPDATE Y DELETE)</w:t>
+            </w:r>
+            <w:r>
+              <w:rPr>
+                <w:noProof/>
+                <w:webHidden/>
+              </w:rPr>
+              <w:tab/>
+            </w:r>
+            <w:r>
+              <w:rPr>
+                <w:noProof/>
+                <w:webHidden/>
+              </w:rPr>
+              <w:fldChar w:fldCharType="begin"/>
+            </w:r>
+            <w:r>
+              <w:rPr>
+                <w:noProof/>
+                <w:webHidden/>
+              </w:rPr>
+              <w:instrText xml:space="preserve"> PAGEREF _Toc240489605 \h </w:instrText>
+            </w:r>
+            <w:r>
+              <w:rPr>
+                <w:noProof/>
+                <w:webHidden/>
+              </w:rPr>
+            </w:r>
+            <w:r>
+              <w:rPr>
+                <w:noProof/>
+                <w:webHidden/>
+              </w:rPr>
+              <w:fldChar w:fldCharType="separate"/>
+            </w:r>
+            <w:r>
+              <w:rPr>
+                <w:noProof/>
+                <w:webHidden/>
+              </w:rPr>
+              <w:t>4</w:t>
+            </w:r>
+            <w:r>
+              <w:rPr>
+                <w:noProof/>
+                <w:webHidden/>
+              </w:rPr>
+              <w:fldChar w:fldCharType="end"/>
+            </w:r>
+          </w:hyperlink>
+        </w:p>
+        <w:p>
+          <w:pPr>
+            <w:pStyle w:val="TDC2"/>
+            <w:tabs>
+              <w:tab w:val="right" w:leader="dot" w:pos="8828"/>
+            </w:tabs>
+            <w:rPr>
+              <w:rFonts w:asciiTheme="minorHAnsi" w:eastAsiaTheme="minorEastAsia" w:hAnsiTheme="minorHAnsi" w:cstheme="minorBidi"/>
+              <w:noProof/>
+              <w:color w:val="auto"/>
+              <w:sz w:val="24"/>
+              <w:lang w:val="es-MX" w:eastAsia="es-MX"/>
+            </w:rPr>
+          </w:pPr>
+          <w:hyperlink w:anchor="_Toc240489606" w:history="1">
+            <w:r>
+              <w:rPr>
+                <w:rStyle w:val="Hipervnculo"/>
+                <w:noProof/>
+                <w:lang w:val="es-MX"/>
+              </w:rPr>
+              <w:t>Ejemplo 2 — Escuela (tabla alumnos) (Realizar CREATE, INSERT, UPDATE Y DELETE)</w:t>
+            </w:r>
+            <w:r>
+              <w:rPr>
+                <w:noProof/>
+                <w:webHidden/>
+              </w:rPr>
+              <w:tab/>
+            </w:r>
+            <w:r>
+              <w:rPr>
+                <w:noProof/>
+                <w:webHidden/>
+              </w:rPr>
+              <w:fldChar w:fldCharType="begin"/>
+            </w:r>
+            <w:r>
+              <w:rPr>
+                <w:noProof/>
+                <w:webHidden/>
+              </w:rPr>
+              <w:instrText xml:space="preserve"> PAGEREF _Toc240489606 \h </w:instrText>
+            </w:r>
+            <w:r>
+              <w:rPr>
+                <w:noProof/>
+                <w:webHidden/>
+              </w:rPr>
+            </w:r>
+            <w:r>
+              <w:rPr>
+                <w:noProof/>
+                <w:webHidden/>
+              </w:rPr>
+              <w:fldChar w:fldCharType="separate"/>
+            </w:r>
+            <w:r>
+              <w:rPr>
+                <w:noProof/>
+                <w:webHidden/>
+              </w:rPr>
+              <w:t>6</w:t>
+            </w:r>
+            <w:r>
+              <w:rPr>
+                <w:noProof/>
+                <w:webHidden/>
+              </w:rPr>
+              <w:fldChar w:fldCharType="end"/>
+            </w:r>
+          </w:hyperlink>
+        </w:p>
+        <w:p>
+          <w:pPr>
+            <w:pStyle w:val="TDC2"/>
+            <w:tabs>
+              <w:tab w:val="right" w:leader="dot" w:pos="8828"/>
+            </w:tabs>
+            <w:rPr>
+              <w:rFonts w:asciiTheme="minorHAnsi" w:eastAsiaTheme="minorEastAsia" w:hAnsiTheme="minorHAnsi" w:cstheme="minorBidi"/>
+              <w:noProof/>
+              <w:color w:val="auto"/>
+              <w:sz w:val="24"/>
+              <w:lang w:val="es-MX" w:eastAsia="es-MX"/>
+            </w:rPr>
+          </w:pPr>
+          <w:hyperlink w:anchor="_Toc240489607" w:history="1">
+            <w:r>
+              <w:rPr>
+                <w:rStyle w:val="Hipervnculo"/>
+                <w:noProof/>
+                <w:lang w:val="es-MX"/>
+              </w:rPr>
+              <w:t>Ejemplo 3 — Tiendita escolar (tabla productos) (Realizar CREATE, INSERT, UPDATE Y DELETE)</w:t>
+            </w:r>
+            <w:r>
+              <w:rPr>
+                <w:noProof/>
+                <w:webHidden/>
+              </w:rPr>
+              <w:tab/>
+            </w:r>
+            <w:r>
+              <w:rPr>
+                <w:noProof/>
+                <w:webHidden/>
+              </w:rPr>
+              <w:fldChar w:fldCharType="begin"/>
+            </w:r>
+            <w:r>
+              <w:rPr>
+                <w:noProof/>
+                <w:webHidden/>
+              </w:rPr>
+              <w:instrText xml:space="preserve"> PAGEREF _Toc240489607 \h </w:instrText>
+            </w:r>
+            <w:r>
+              <w:rPr>
+                <w:noProof/>
+                <w:webHidden/>
+              </w:rPr>
+            </w:r>
+            <w:r>
+              <w:rPr>
+                <w:noProof/>
+                <w:webHidden/>
+              </w:rPr>
+              <w:fldChar w:fldCharType="separate"/>
+            </w:r>
+            <w:r>
+              <w:rPr>
+                <w:noProof/>
+                <w:webHidden/>
+              </w:rPr>
+              <w:t>8</w:t>
+            </w:r>
+            <w:r>
+              <w:rPr>
+                <w:noProof/>
+                <w:webHidden/>
+              </w:rPr>
+              <w:fldChar w:fldCharType="end"/>
+            </w:r>
+          </w:hyperlink>
+        </w:p>
+        <w:p>
+          <w:pPr>
+            <w:pStyle w:val="TDC3"/>
+            <w:tabs>
+              <w:tab w:val="right" w:leader="dot" w:pos="8828"/>
+            </w:tabs>
+            <w:rPr>
+              <w:rFonts w:asciiTheme="minorHAnsi" w:eastAsiaTheme="minorEastAsia" w:hAnsiTheme="minorHAnsi" w:cstheme="minorBidi"/>
+              <w:noProof/>
+              <w:color w:val="auto"/>
+              <w:sz w:val="24"/>
+              <w:lang w:val="es-MX" w:eastAsia="es-MX"/>
+            </w:rPr>
+          </w:pPr>
+          <w:hyperlink w:anchor="_Toc240489608" w:history="1">
+            <w:r>
+              <w:rPr>
+                <w:rStyle w:val="Hipervnculo"/>
+                <w:noProof/>
+                <w:lang w:val="es-MX"/>
+              </w:rPr>
+              <w:t>Conclusión</w:t>
+            </w:r>
+            <w:r>
+              <w:rPr>
+                <w:noProof/>
+                <w:webHidden/>
+              </w:rPr>
+              <w:tab/>
+            </w:r>
+            <w:r>
+              <w:rPr>
+                <w:noProof/>
+                <w:webHidden/>
+              </w:rPr>
+              <w:fldChar w:fldCharType="begin"/>
+            </w:r>
+            <w:r>
+              <w:rPr>
+                <w:noProof/>
+                <w:webHidden/>
+              </w:rPr>
+              <w:instrText xml:space="preserve"> PAGEREF _Toc240489608 \h </w:instrText>
+            </w:r>
+            <w:r>
+              <w:rPr>
+                <w:noProof/>
+                <w:webHidden/>
+              </w:rPr>
+            </w:r>
+            <w:r>
+              <w:rPr>
+                <w:noProof/>
+                <w:webHidden/>
+              </w:rPr>
+              <w:fldChar w:fldCharType="separate"/>
+            </w:r>
+            <w:r>
+              <w:rPr>
+                <w:noProof/>
+                <w:webHidden/>
+              </w:rPr>
+              <w:t>9</w:t>
+            </w:r>
+            <w:r>
+              <w:rPr>
+                <w:noProof/>
+                <w:webHidden/>
+              </w:rPr>
+              <w:fldChar w:fldCharType="end"/>
+            </w:r>
+          </w:hyperlink>
+        </w:p>
+        <w:p>
+          <w:pPr>
+            <w:rPr>
+              <w:color w:val="000000" w:themeColor="text1"/>
+            </w:rPr>
+          </w:pPr>
+          <w:r>
+            <w:rPr>
+              <w:color w:val="000000" w:themeColor="text1"/>
+            </w:rPr>
+            <w:fldChar w:fldCharType="end"/>
+          </w:r>
+        </w:p>
+        <w:p>
+          <w:pPr>
+            <w:spacing w:line="278" w:lineRule="auto"/>
+            <w:rPr>
+              <w:color w:val="000000" w:themeColor="text1"/>
+            </w:rPr>
+          </w:pPr>
+          <w:r>
+            <w:rPr>
+              <w:color w:val="000000" w:themeColor="text1"/>
+            </w:rPr>
+            <w:br w:type="page"/>
+          </w:r>
+        </w:p>
+      </w:sdtContent>
+    </w:sdt>
+    <w:p>
+      <w:pPr>
+        <w:pStyle w:val="Ttulo1"/>
+      </w:pPr>
+      <w:bookmarkStart w:id="1" w:name="_Toc240489604"/>
+      <w:r>
+        <w:rPr>
+          <w:lang w:val="es-MX"/>
+        </w:rPr>
+        <w:lastRenderedPageBreak/>
+        <w:t xml:space="preserve">Configuracion </w:t>
+      </w:r>
+      <w:r>
+        <w:rPr>
+          <w:lang w:val="es-MX"/>
+        </w:rPr>
+        <w:t>del</w:t>
+      </w:r>
+      <w:r>
+        <w:rPr>
+          <w:lang w:val="es-MX"/>
+        </w:rPr>
+        <w:t xml:space="preserve"> entorno de trabajo</w:t>
+      </w:r>
+      <w:bookmarkEnd w:id="1"/>
+    </w:p>
+    <w:p>
+      <w:pPr>
+        <w:jc w:val="both"/>
+        <w:rPr>
+          <w:color w:val="000000" w:themeColor="text1"/>
+          <w:lang w:val="es-MX"/>
+        </w:rPr>
+      </w:pPr>
+      <w:r>
+        <w:rPr>
+          <w:color w:val="000000" w:themeColor="text1"/>
+          <w:lang w:val="es-MX"/>
+        </w:rPr>
+        <w:t xml:space="preserve">Antes de iniciar con los ejercicios, se definió un motor de base de datos relacional en memoria </w:t>
+      </w:r>
+      <w:r>
+        <w:rPr>
+          <w:color w:val="000000" w:themeColor="text1"/>
+          <w:lang w:val="es-MX"/>
+        </w:rPr>
+        <w:t>(: memory</w:t>
+      </w:r>
+      <w:r>
+        <w:rPr>
+          <w:color w:val="000000" w:themeColor="text1"/>
+          <w:lang w:val="es-MX"/>
+        </w:rPr>
+        <w:t xml:space="preserve">:) utilizando la librería sqlite3 de Python. Asimismo, se definieron dos funciones auxiliares para optimizar la ejecución de comandos SQL: </w:t>
+      </w:r>
+    </w:p>
+    <w:p>
+      <w:pPr>
+        <w:numPr>
+          <w:ilvl w:val="0"/>
+          <w:numId w:val="2"/>
+        </w:numPr>
+        <w:rPr>
+          <w:color w:val="000000" w:themeColor="text1"/>
+          <w:lang w:val="es-MX"/>
+        </w:rPr>
+      </w:pPr>
+      <w:r>
+        <w:rPr>
+          <w:color w:val="000000" w:themeColor="text1"/>
+          <w:lang w:val="es-MX"/>
+        </w:rPr>
+        <w:t>query (</w:t>
+      </w:r>
+      <w:r>
+        <w:rPr>
+          <w:color w:val="000000" w:themeColor="text1"/>
+          <w:lang w:val="es-MX"/>
+        </w:rPr>
+        <w:t xml:space="preserve">sql, params): Ejecuta consultas de lectura (SELECT) y muestra los resultados formateados de manera clara y legible mediante DataFrames de pandas. </w:t>
+      </w:r>
+    </w:p>
+    <w:p>
+      <w:pPr>
+        <w:numPr>
+          <w:ilvl w:val="0"/>
+          <w:numId w:val="2"/>
+        </w:numPr>
+        <w:rPr>
+          <w:color w:val="000000" w:themeColor="text1"/>
+          <w:lang w:val="es-MX"/>
+        </w:rPr>
+      </w:pPr>
+      <w:r>
+        <w:rPr>
+          <w:color w:val="000000" w:themeColor="text1"/>
+          <w:lang w:val="es-MX"/>
+        </w:rPr>
+        <w:t>run (</w:t>
+      </w:r>
+      <w:r>
+        <w:rPr>
+          <w:color w:val="000000" w:themeColor="text1"/>
+          <w:lang w:val="es-MX"/>
+        </w:rPr>
+        <w:t>sql, params): Ejecuta sentencias de modificación de estructura o datos (INSERT, UPDATE, DELETE, DDL) garantizando la persistencia mediante</w:t>
+      </w:r>
+      <w:r>
+        <w:rPr>
+          <w:color w:val="000000" w:themeColor="text1"/>
+          <w:lang w:val="es-MX"/>
+        </w:rPr>
+        <w:t>commit (</w:t>
+      </w:r>
+      <w:r>
+        <w:rPr>
+          <w:color w:val="000000" w:themeColor="text1"/>
+          <w:lang w:val="es-MX"/>
+        </w:rPr>
+        <w:t xml:space="preserve">(). </w:t>
+      </w:r>
+    </w:p>
+    <w:p>
+      <w:pPr>
+        <w:pStyle w:val="Prrafodelista"/>
+        <w:numPr>
+          <w:ilvl w:val="0"/>
+          <w:numId w:val="11"/>
+        </w:numPr>
+        <w:shd w:val="clear" w:color="auto" w:fill="282A2C"/>
+        <w:spacing w:after="0" w:line="285" w:lineRule="atLeast"/>
+        <w:rPr>
+          <w:rFonts w:ascii="Courier New" w:eastAsia="Times New Roman" w:hAnsi="Courier New" w:cs="Courier New"/>
+          <w:color w:val="D4D4D4"/>
+          <w:kern w:val="0"/>
+          <w:sz w:val="21"/>
+          <w:szCs w:val="21"/>
+          <w:lang w:val="es-MX" w:eastAsia="es-MX"/>
+          <w14:ligatures w14:val="none"/>
+        </w:rPr>
+      </w:pPr>
+      <w:r>
+        <w:rPr>
+          <w:rFonts w:ascii="Courier New" w:eastAsia="Times New Roman" w:hAnsi="Courier New" w:cs="Courier New"/>
+          <w:color w:val="C99CC6"/>
+          <w:kern w:val="0"/>
+          <w:sz w:val="21"/>
+          <w:szCs w:val="21"/>
+          <w:lang w:val="es-MX" w:eastAsia="es-MX"/>
+          <w14:ligatures w14:val="none"/>
+        </w:rPr>
+        <w:t>import</w:t>
+      </w:r>
+      <w:r>
+        <w:rPr>
+          <w:rFonts w:ascii="Courier New" w:eastAsia="Times New Roman" w:hAnsi="Courier New" w:cs="Courier New"/>
+          <w:color w:val="D4D4D4"/>
+          <w:kern w:val="0"/>
+          <w:sz w:val="21"/>
+          <w:szCs w:val="21"/>
+          <w:lang w:val="es-MX" w:eastAsia="es-MX"/>
+          <w14:ligatures w14:val="none"/>
+        </w:rPr>
+        <w:t xml:space="preserve"> sqlite3</w:t>
+      </w:r>
+    </w:p>
+    <w:p>
+      <w:pPr>
+        <w:pStyle w:val="Prrafodelista"/>
+        <w:numPr>
+          <w:ilvl w:val="0"/>
+          <w:numId w:val="11"/>
+        </w:numPr>
+        <w:shd w:val="clear" w:color="auto" w:fill="282A2C"/>
+        <w:spacing w:after="0" w:line="285" w:lineRule="atLeast"/>
+        <w:rPr>
+          <w:rFonts w:ascii="Courier New" w:eastAsia="Times New Roman" w:hAnsi="Courier New" w:cs="Courier New"/>
+          <w:color w:val="D4D4D4"/>
+          <w:kern w:val="0"/>
+          <w:sz w:val="21"/>
+          <w:szCs w:val="21"/>
+          <w:lang w:val="es-MX" w:eastAsia="es-MX"/>
+          <w14:ligatures w14:val="none"/>
+        </w:rPr>
+      </w:pPr>
+      <w:r>
+        <w:rPr>
+          <w:rFonts w:ascii="Courier New" w:eastAsia="Times New Roman" w:hAnsi="Courier New" w:cs="Courier New"/>
+          <w:color w:val="C99CC6"/>
+          <w:kern w:val="0"/>
+          <w:sz w:val="21"/>
+          <w:szCs w:val="21"/>
+          <w:lang w:val="es-MX" w:eastAsia="es-MX"/>
+          <w14:ligatures w14:val="none"/>
+        </w:rPr>
+        <w:t>import</w:t>
+      </w:r>
+      <w:r>
+        <w:rPr>
+          <w:rFonts w:ascii="Courier New" w:eastAsia="Times New Roman" w:hAnsi="Courier New" w:cs="Courier New"/>
+          <w:color w:val="D4D4D4"/>
+          <w:kern w:val="0"/>
+          <w:sz w:val="21"/>
+          <w:szCs w:val="21"/>
+          <w:lang w:val="es-MX" w:eastAsia="es-MX"/>
+          <w14:ligatures w14:val="none"/>
+        </w:rPr>
+        <w:t xml:space="preserve"> pandas </w:t>
+      </w:r>
+      <w:r>
+        <w:rPr>
+          <w:rFonts w:ascii="Courier New" w:eastAsia="Times New Roman" w:hAnsi="Courier New" w:cs="Courier New"/>
+          <w:color w:val="C99CC6"/>
+          <w:kern w:val="0"/>
+          <w:sz w:val="21"/>
+          <w:szCs w:val="21"/>
+          <w:lang w:val="es-MX" w:eastAsia="es-MX"/>
+          <w14:ligatures w14:val="none"/>
+        </w:rPr>
+        <w:t>as</w:t>
+      </w:r>
+      <w:r>
+        <w:rPr>
+          <w:rFonts w:ascii="Courier New" w:eastAsia="Times New Roman" w:hAnsi="Courier New" w:cs="Courier New"/>
+          <w:color w:val="D4D4D4"/>
+          <w:kern w:val="0"/>
+          <w:sz w:val="21"/>
+          <w:szCs w:val="21"/>
+          <w:lang w:val="es-MX" w:eastAsia="es-MX"/>
+          <w14:ligatures w14:val="none"/>
+        </w:rPr>
+        <w:t xml:space="preserve"> pd</w:t>
+      </w:r>
+    </w:p>
+    <w:p>
+      <w:pPr>
+        <w:pStyle w:val="Prrafodelista"/>
+        <w:numPr>
+          <w:ilvl w:val="0"/>
+          <w:numId w:val="11"/>
+        </w:numPr>
+        <w:shd w:val="clear" w:color="auto" w:fill="282A2C"/>
+        <w:spacing w:after="0" w:line="285" w:lineRule="atLeast"/>
+        <w:rPr>
+          <w:rFonts w:ascii="Courier New" w:eastAsia="Times New Roman" w:hAnsi="Courier New" w:cs="Courier New"/>
+          <w:color w:val="D4D4D4"/>
+          <w:kern w:val="0"/>
+          <w:sz w:val="21"/>
+          <w:szCs w:val="21"/>
+          <w:lang w:val="es-MX" w:eastAsia="es-MX"/>
+          <w14:ligatures w14:val="none"/>
+        </w:rPr>
+      </w:pPr>
+    </w:p>
+    <w:p>
+      <w:pPr>
+        <w:pStyle w:val="Prrafodelista"/>
+        <w:numPr>
+          <w:ilvl w:val="0"/>
+          <w:numId w:val="11"/>
+        </w:numPr>
+        <w:shd w:val="clear" w:color="auto" w:fill="282A2C"/>
+        <w:spacing w:after="0" w:line="285" w:lineRule="atLeast"/>
+        <w:rPr>
+          <w:rFonts w:ascii="Courier New" w:eastAsia="Times New Roman" w:hAnsi="Courier New" w:cs="Courier New"/>
+          <w:color w:val="D4D4D4"/>
+          <w:kern w:val="0"/>
+          <w:sz w:val="21"/>
+          <w:szCs w:val="21"/>
+          <w:lang w:val="es-MX" w:eastAsia="es-MX"/>
+          <w14:ligatures w14:val="none"/>
+        </w:rPr>
+      </w:pPr>
+      <w:r>
+        <w:rPr>
+          <w:rFonts w:ascii="Courier New" w:eastAsia="Times New Roman" w:hAnsi="Courier New" w:cs="Courier New"/>
+          <w:color w:val="82B76C"/>
+          <w:kern w:val="0"/>
+          <w:sz w:val="21"/>
+          <w:szCs w:val="21"/>
+          <w:lang w:val="es-MX" w:eastAsia="es-MX"/>
+          <w14:ligatures w14:val="none"/>
+        </w:rPr>
+        <w:t># Conexión en memoria (se pierde al cerrar el notebook)</w:t>
+      </w:r>
+    </w:p>
+    <w:p>
+      <w:pPr>
+        <w:pStyle w:val="Prrafodelista"/>
+        <w:numPr>
+          <w:ilvl w:val="0"/>
+          <w:numId w:val="11"/>
+        </w:numPr>
+        <w:shd w:val="clear" w:color="auto" w:fill="282A2C"/>
+        <w:spacing w:after="0" w:line="285" w:lineRule="atLeast"/>
+        <w:rPr>
+          <w:rFonts w:ascii="Courier New" w:eastAsia="Times New Roman" w:hAnsi="Courier New" w:cs="Courier New"/>
+          <w:color w:val="D4D4D4"/>
+          <w:kern w:val="0"/>
+          <w:sz w:val="21"/>
+          <w:szCs w:val="21"/>
+          <w:lang w:val="es-MX" w:eastAsia="es-MX"/>
+          <w14:ligatures w14:val="none"/>
+        </w:rPr>
+      </w:pPr>
+      <w:r>
+        <w:rPr>
+          <w:rFonts w:ascii="Courier New" w:eastAsia="Times New Roman" w:hAnsi="Courier New" w:cs="Courier New"/>
+          <w:color w:val="D4D4D4"/>
+          <w:kern w:val="0"/>
+          <w:sz w:val="21"/>
+          <w:szCs w:val="21"/>
+          <w:lang w:val="es-MX" w:eastAsia="es-MX"/>
+          <w14:ligatures w14:val="none"/>
+        </w:rPr>
+        <w:t>conn = sqlite3.connect</w:t>
+      </w:r>
+      <w:r>
+        <w:rPr>
+          <w:rFonts w:ascii="Courier New" w:eastAsia="Times New Roman" w:hAnsi="Courier New" w:cs="Courier New"/>
+          <w:color w:val="DCDCDC"/>
+          <w:kern w:val="0"/>
+          <w:sz w:val="21"/>
+          <w:szCs w:val="21"/>
+          <w:lang w:val="es-MX" w:eastAsia="es-MX"/>
+          <w14:ligatures w14:val="none"/>
+        </w:rPr>
+        <w:t>(</w:t>
+      </w:r>
+      <w:r>
+        <w:rPr>
+          <w:rFonts w:ascii="Courier New" w:eastAsia="Times New Roman" w:hAnsi="Courier New" w:cs="Courier New"/>
+          <w:color w:val="CE9178"/>
+          <w:kern w:val="0"/>
+          <w:sz w:val="21"/>
+          <w:szCs w:val="21"/>
+          <w:lang w:val="es-MX" w:eastAsia="es-MX"/>
+          <w14:ligatures w14:val="none"/>
+        </w:rPr>
+        <w:t>":memory:"</w:t>
+      </w:r>
+      <w:r>
+        <w:rPr>
+          <w:rFonts w:ascii="Courier New" w:eastAsia="Times New Roman" w:hAnsi="Courier New" w:cs="Courier New"/>
+          <w:color w:val="DCDCDC"/>
+          <w:kern w:val="0"/>
+          <w:sz w:val="21"/>
+          <w:szCs w:val="21"/>
+          <w:lang w:val="es-MX" w:eastAsia="es-MX"/>
+          <w14:ligatures w14:val="none"/>
+        </w:rPr>
+        <w:t>)</w:t>
+      </w:r>
+    </w:p>
+    <w:p>
+      <w:pPr>
+        <w:pStyle w:val="Prrafodelista"/>
+        <w:numPr>
+          <w:ilvl w:val="0"/>
+          <w:numId w:val="11"/>
+        </w:numPr>
+        <w:shd w:val="clear" w:color="auto" w:fill="282A2C"/>
+        <w:spacing w:after="0" w:line="285" w:lineRule="atLeast"/>
+        <w:rPr>
+          <w:rFonts w:ascii="Courier New" w:eastAsia="Times New Roman" w:hAnsi="Courier New" w:cs="Courier New"/>
+          <w:color w:val="D4D4D4"/>
+          <w:kern w:val="0"/>
+          <w:sz w:val="21"/>
+          <w:szCs w:val="21"/>
+          <w:lang w:val="es-MX" w:eastAsia="es-MX"/>
+          <w14:ligatures w14:val="none"/>
+        </w:rPr>
+      </w:pPr>
+      <w:r>
+        <w:rPr>
+          <w:rFonts w:ascii="Courier New" w:eastAsia="Times New Roman" w:hAnsi="Courier New" w:cs="Courier New"/>
+          <w:color w:val="D4D4D4"/>
+          <w:kern w:val="0"/>
+          <w:sz w:val="21"/>
+          <w:szCs w:val="21"/>
+          <w:lang w:val="es-MX" w:eastAsia="es-MX"/>
+          <w14:ligatures w14:val="none"/>
+        </w:rPr>
+        <w:t>cur = conn.cursor</w:t>
+      </w:r>
+      <w:r>
+        <w:rPr>
+          <w:rFonts w:ascii="Courier New" w:eastAsia="Times New Roman" w:hAnsi="Courier New" w:cs="Courier New"/>
+          <w:color w:val="DCDCDC"/>
+          <w:kern w:val="0"/>
+          <w:sz w:val="21"/>
+          <w:szCs w:val="21"/>
+          <w:lang w:val="es-MX" w:eastAsia="es-MX"/>
+          <w14:ligatures w14:val="none"/>
+        </w:rPr>
+        <w:t>()</w:t>
+      </w:r>
+      <w:r>
+        <w:rPr>
+          <w:rFonts w:ascii="Courier New" w:eastAsia="Times New Roman" w:hAnsi="Courier New" w:cs="Courier New"/>
+          <w:color w:val="D4D4D4"/>
+          <w:kern w:val="0"/>
+          <w:sz w:val="21"/>
+          <w:szCs w:val="21"/>
+          <w:lang w:val="es-MX" w:eastAsia="es-MX"/>
+          <w14:ligatures w14:val="none"/>
+        </w:rPr>
+        <w:t xml:space="preserve"> </w:t>
+      </w:r>
+      <w:r>
+        <w:rPr>
+          <w:rFonts w:ascii="Courier New" w:eastAsia="Times New Roman" w:hAnsi="Courier New" w:cs="Courier New"/>
+          <w:color w:val="82B76C"/>
+          <w:kern w:val="0"/>
+          <w:sz w:val="21"/>
+          <w:szCs w:val="21"/>
+          <w:lang w:val="es-MX" w:eastAsia="es-MX"/>
+          <w14:ligatures w14:val="none"/>
+        </w:rPr>
+        <w:t>#objeto para ejecutar comandos de SQL</w:t>
+      </w:r>
+    </w:p>
+    <w:p>
+      <w:pPr>
+        <w:pStyle w:val="Prrafodelista"/>
+        <w:numPr>
+          <w:ilvl w:val="0"/>
+          <w:numId w:val="11"/>
+        </w:numPr>
+        <w:shd w:val="clear" w:color="auto" w:fill="282A2C"/>
+        <w:spacing w:after="0" w:line="285" w:lineRule="atLeast"/>
+        <w:rPr>
+          <w:rFonts w:ascii="Courier New" w:eastAsia="Times New Roman" w:hAnsi="Courier New" w:cs="Courier New"/>
+          <w:color w:val="D4D4D4"/>
+          <w:kern w:val="0"/>
+          <w:sz w:val="21"/>
+          <w:szCs w:val="21"/>
+          <w:lang w:val="es-MX" w:eastAsia="es-MX"/>
+          <w14:ligatures w14:val="none"/>
+        </w:rPr>
+      </w:pPr>
+    </w:p>
+    <w:p>
+      <w:pPr>
+        <w:pStyle w:val="Prrafodelista"/>
+        <w:numPr>
+          <w:ilvl w:val="0"/>
+          <w:numId w:val="11"/>
+        </w:numPr>
+        <w:shd w:val="clear" w:color="auto" w:fill="282A2C"/>
+        <w:spacing w:after="0" w:line="285" w:lineRule="atLeast"/>
+        <w:rPr>
+          <w:rFonts w:ascii="Courier New" w:eastAsia="Times New Roman" w:hAnsi="Courier New" w:cs="Courier New"/>
+          <w:color w:val="D4D4D4"/>
+          <w:kern w:val="0"/>
+          <w:sz w:val="21"/>
+          <w:szCs w:val="21"/>
+          <w:lang w:val="es-MX" w:eastAsia="es-MX"/>
+          <w14:ligatures w14:val="none"/>
+        </w:rPr>
+      </w:pPr>
+      <w:r>
+        <w:rPr>
+          <w:rFonts w:ascii="Courier New" w:eastAsia="Times New Roman" w:hAnsi="Courier New" w:cs="Courier New"/>
+          <w:color w:val="69A5D7"/>
+          <w:kern w:val="0"/>
+          <w:sz w:val="21"/>
+          <w:szCs w:val="21"/>
+          <w:lang w:val="es-MX" w:eastAsia="es-MX"/>
+          <w14:ligatures w14:val="none"/>
+        </w:rPr>
+        <w:t>def</w:t>
+      </w:r>
+      <w:r>
+        <w:rPr>
+          <w:rFonts w:ascii="Courier New" w:eastAsia="Times New Roman" w:hAnsi="Courier New" w:cs="Courier New"/>
+          <w:color w:val="D4D4D4"/>
+          <w:kern w:val="0"/>
+          <w:sz w:val="21"/>
+          <w:szCs w:val="21"/>
+          <w:lang w:val="es-MX" w:eastAsia="es-MX"/>
+          <w14:ligatures w14:val="none"/>
+        </w:rPr>
+        <w:t xml:space="preserve"> </w:t>
+      </w:r>
+      <w:r>
+        <w:rPr>
+          <w:rFonts w:ascii="Courier New" w:eastAsia="Times New Roman" w:hAnsi="Courier New" w:cs="Courier New"/>
+          <w:color w:val="DCDCAA"/>
+          <w:kern w:val="0"/>
+          <w:sz w:val="21"/>
+          <w:szCs w:val="21"/>
+          <w:lang w:val="es-MX" w:eastAsia="es-MX"/>
+          <w14:ligatures w14:val="none"/>
+        </w:rPr>
+        <w:t>query</w:t>
+      </w:r>
+      <w:r>
+        <w:rPr>
+          <w:rFonts w:ascii="Courier New" w:eastAsia="Times New Roman" w:hAnsi="Courier New" w:cs="Courier New"/>
+          <w:color w:val="D4D4D4"/>
+          <w:kern w:val="0"/>
+          <w:sz w:val="21"/>
+          <w:szCs w:val="21"/>
+          <w:lang w:val="es-MX" w:eastAsia="es-MX"/>
+          <w14:ligatures w14:val="none"/>
+        </w:rPr>
+        <w:t>(</w:t>
+      </w:r>
+      <w:r>
+        <w:rPr>
+          <w:rFonts w:ascii="Courier New" w:eastAsia="Times New Roman" w:hAnsi="Courier New" w:cs="Courier New"/>
+          <w:color w:val="9CDCFE"/>
+          <w:kern w:val="0"/>
+          <w:sz w:val="21"/>
+          <w:szCs w:val="21"/>
+          <w:lang w:val="es-MX" w:eastAsia="es-MX"/>
+          <w14:ligatures w14:val="none"/>
+        </w:rPr>
+        <w:t>sql</w:t>
+      </w:r>
+      <w:r>
+        <w:rPr>
+          <w:rFonts w:ascii="Courier New" w:eastAsia="Times New Roman" w:hAnsi="Courier New" w:cs="Courier New"/>
+          <w:color w:val="D4D4D4"/>
+          <w:kern w:val="0"/>
+          <w:sz w:val="21"/>
+          <w:szCs w:val="21"/>
+          <w:lang w:val="es-MX" w:eastAsia="es-MX"/>
+          <w14:ligatures w14:val="none"/>
+        </w:rPr>
+        <w:t xml:space="preserve">, </w:t>
+      </w:r>
+      <w:r>
+        <w:rPr>
+          <w:rFonts w:ascii="Courier New" w:eastAsia="Times New Roman" w:hAnsi="Courier New" w:cs="Courier New"/>
+          <w:color w:val="9CDCFE"/>
+          <w:kern w:val="0"/>
+          <w:sz w:val="21"/>
+          <w:szCs w:val="21"/>
+          <w:lang w:val="es-MX" w:eastAsia="es-MX"/>
+          <w14:ligatures w14:val="none"/>
+        </w:rPr>
+        <w:t>params</w:t>
+      </w:r>
+      <w:r>
+        <w:rPr>
+          <w:rFonts w:ascii="Courier New" w:eastAsia="Times New Roman" w:hAnsi="Courier New" w:cs="Courier New"/>
+          <w:color w:val="D4D4D4"/>
+          <w:kern w:val="0"/>
+          <w:sz w:val="21"/>
+          <w:szCs w:val="21"/>
+          <w:lang w:val="es-MX" w:eastAsia="es-MX"/>
+          <w14:ligatures w14:val="none"/>
+        </w:rPr>
+        <w:t>=</w:t>
+      </w:r>
+      <w:r>
+        <w:rPr>
+          <w:rFonts w:ascii="Courier New" w:eastAsia="Times New Roman" w:hAnsi="Courier New" w:cs="Courier New"/>
+          <w:color w:val="DCDCDC"/>
+          <w:kern w:val="0"/>
+          <w:sz w:val="21"/>
+          <w:szCs w:val="21"/>
+          <w:lang w:val="es-MX" w:eastAsia="es-MX"/>
+          <w14:ligatures w14:val="none"/>
+        </w:rPr>
+        <w:t>()</w:t>
+      </w:r>
+      <w:r>
+        <w:rPr>
+          <w:rFonts w:ascii="Courier New" w:eastAsia="Times New Roman" w:hAnsi="Courier New" w:cs="Courier New"/>
+          <w:color w:val="D4D4D4"/>
+          <w:kern w:val="0"/>
+          <w:sz w:val="21"/>
+          <w:szCs w:val="21"/>
+          <w:lang w:val="es-MX" w:eastAsia="es-MX"/>
+          <w14:ligatures w14:val="none"/>
+        </w:rPr>
+        <w:t>)</w:t>
+      </w:r>
+      <w:r>
+        <w:rPr>
+          <w:rFonts w:ascii="Courier New" w:eastAsia="Times New Roman" w:hAnsi="Courier New" w:cs="Courier New"/>
+          <w:color w:val="DCDCDC"/>
+          <w:kern w:val="0"/>
+          <w:sz w:val="21"/>
+          <w:szCs w:val="21"/>
+          <w:lang w:val="es-MX" w:eastAsia="es-MX"/>
+          <w14:ligatures w14:val="none"/>
+        </w:rPr>
+        <w:t>:</w:t>
+      </w:r>
+    </w:p>
+    <w:p>
+      <w:pPr>
+        <w:pStyle w:val="Prrafodelista"/>
+        <w:numPr>
+          <w:ilvl w:val="0"/>
+          <w:numId w:val="11"/>
+        </w:numPr>
+        <w:shd w:val="clear" w:color="auto" w:fill="282A2C"/>
+        <w:spacing w:after="0" w:line="285" w:lineRule="atLeast"/>
+        <w:rPr>
+          <w:rFonts w:ascii="Courier New" w:eastAsia="Times New Roman" w:hAnsi="Courier New" w:cs="Courier New"/>
+          <w:color w:val="D4D4D4"/>
+          <w:kern w:val="0"/>
+          <w:sz w:val="21"/>
+          <w:szCs w:val="21"/>
+          <w:lang w:val="es-MX" w:eastAsia="es-MX"/>
+          <w14:ligatures w14:val="none"/>
+        </w:rPr>
+      </w:pPr>
+      <w:r>
+        <w:rPr>
+          <w:rFonts w:ascii="Courier New" w:eastAsia="Times New Roman" w:hAnsi="Courier New" w:cs="Courier New"/>
+          <w:color w:val="D4D4D4"/>
+          <w:kern w:val="0"/>
+          <w:sz w:val="21"/>
+          <w:szCs w:val="21"/>
+          <w:lang w:val="es-MX" w:eastAsia="es-MX"/>
+          <w14:ligatures w14:val="none"/>
+        </w:rPr>
+        <w:t xml:space="preserve">    </w:t>
+      </w:r>
+      <w:r>
+        <w:rPr>
+          <w:rFonts w:ascii="Courier New" w:eastAsia="Times New Roman" w:hAnsi="Courier New" w:cs="Courier New"/>
+          <w:color w:val="CE9178"/>
+          <w:kern w:val="0"/>
+          <w:sz w:val="21"/>
+          <w:szCs w:val="21"/>
+          <w:lang w:val="es-MX" w:eastAsia="es-MX"/>
+          <w14:ligatures w14:val="none"/>
+        </w:rPr>
+        <w:t>"""Ejecuta un SELECT y devuelve un DataFrame"""</w:t>
+      </w:r>
+    </w:p>
+    <w:p>
+      <w:pPr>
+        <w:pStyle w:val="Prrafodelista"/>
+        <w:numPr>
+          <w:ilvl w:val="0"/>
+          <w:numId w:val="11"/>
+        </w:numPr>
+        <w:shd w:val="clear" w:color="auto" w:fill="282A2C"/>
+        <w:spacing w:after="0" w:line="285" w:lineRule="atLeast"/>
+        <w:rPr>
+          <w:rFonts w:ascii="Courier New" w:eastAsia="Times New Roman" w:hAnsi="Courier New" w:cs="Courier New"/>
+          <w:color w:val="D4D4D4"/>
+          <w:kern w:val="0"/>
+          <w:sz w:val="21"/>
+          <w:szCs w:val="21"/>
+          <w:lang w:val="en-US" w:eastAsia="es-MX"/>
+          <w14:ligatures w14:val="none"/>
+        </w:rPr>
+      </w:pPr>
+      <w:r>
+        <w:rPr>
+          <w:rFonts w:ascii="Courier New" w:eastAsia="Times New Roman" w:hAnsi="Courier New" w:cs="Courier New"/>
+          <w:color w:val="D4D4D4"/>
+          <w:kern w:val="0"/>
+          <w:sz w:val="21"/>
+          <w:szCs w:val="21"/>
+          <w:lang w:val="es-MX" w:eastAsia="es-MX"/>
+          <w14:ligatures w14:val="none"/>
+        </w:rPr>
+        <w:t xml:space="preserve">    </w:t>
+      </w:r>
+      <w:r>
+        <w:rPr>
+          <w:rFonts w:ascii="Courier New" w:eastAsia="Times New Roman" w:hAnsi="Courier New" w:cs="Courier New"/>
+          <w:color w:val="C99CC6"/>
+          <w:kern w:val="0"/>
+          <w:sz w:val="21"/>
+          <w:szCs w:val="21"/>
+          <w:lang w:val="en-US" w:eastAsia="es-MX"/>
+          <w14:ligatures w14:val="none"/>
+        </w:rPr>
+        <w:t>return</w:t>
+      </w:r>
+      <w:r>
+        <w:rPr>
+          <w:rFonts w:ascii="Courier New" w:eastAsia="Times New Roman" w:hAnsi="Courier New" w:cs="Courier New"/>
+          <w:color w:val="D4D4D4"/>
+          <w:kern w:val="0"/>
+          <w:sz w:val="21"/>
+          <w:szCs w:val="21"/>
+          <w:lang w:val="en-US" w:eastAsia="es-MX"/>
+          <w14:ligatures w14:val="none"/>
+        </w:rPr>
+        <w:t xml:space="preserve"> pd.read_sql_query</w:t>
+      </w:r>
+      <w:r>
+        <w:rPr>
+          <w:rFonts w:ascii="Courier New" w:eastAsia="Times New Roman" w:hAnsi="Courier New" w:cs="Courier New"/>
+          <w:color w:val="DCDCDC"/>
+          <w:kern w:val="0"/>
+          <w:sz w:val="21"/>
+          <w:szCs w:val="21"/>
+          <w:lang w:val="en-US" w:eastAsia="es-MX"/>
+          <w14:ligatures w14:val="none"/>
+        </w:rPr>
+        <w:t>(</w:t>
+      </w:r>
+      <w:r>
+        <w:rPr>
+          <w:rFonts w:ascii="Courier New" w:eastAsia="Times New Roman" w:hAnsi="Courier New" w:cs="Courier New"/>
+          <w:color w:val="D4D4D4"/>
+          <w:kern w:val="0"/>
+          <w:sz w:val="21"/>
+          <w:szCs w:val="21"/>
+          <w:lang w:val="en-US" w:eastAsia="es-MX"/>
+          <w14:ligatures w14:val="none"/>
+        </w:rPr>
+        <w:t>sql</w:t>
+      </w:r>
+      <w:r>
+        <w:rPr>
+          <w:rFonts w:ascii="Courier New" w:eastAsia="Times New Roman" w:hAnsi="Courier New" w:cs="Courier New"/>
+          <w:color w:val="DCDCDC"/>
+          <w:kern w:val="0"/>
+          <w:sz w:val="21"/>
+          <w:szCs w:val="21"/>
+          <w:lang w:val="en-US" w:eastAsia="es-MX"/>
+          <w14:ligatures w14:val="none"/>
+        </w:rPr>
+        <w:t>,</w:t>
+      </w:r>
+      <w:r>
+        <w:rPr>
+          <w:rFonts w:ascii="Courier New" w:eastAsia="Times New Roman" w:hAnsi="Courier New" w:cs="Courier New"/>
+          <w:color w:val="D4D4D4"/>
+          <w:kern w:val="0"/>
+          <w:sz w:val="21"/>
+          <w:szCs w:val="21"/>
+          <w:lang w:val="en-US" w:eastAsia="es-MX"/>
+          <w14:ligatures w14:val="none"/>
+        </w:rPr>
+        <w:t xml:space="preserve"> conn</w:t>
+      </w:r>
+      <w:r>
+        <w:rPr>
+          <w:rFonts w:ascii="Courier New" w:eastAsia="Times New Roman" w:hAnsi="Courier New" w:cs="Courier New"/>
+          <w:color w:val="DCDCDC"/>
+          <w:kern w:val="0"/>
+          <w:sz w:val="21"/>
+          <w:szCs w:val="21"/>
+          <w:lang w:val="en-US" w:eastAsia="es-MX"/>
+          <w14:ligatures w14:val="none"/>
+        </w:rPr>
+        <w:t>,</w:t>
+      </w:r>
+      <w:r>
+        <w:rPr>
+          <w:rFonts w:ascii="Courier New" w:eastAsia="Times New Roman" w:hAnsi="Courier New" w:cs="Courier New"/>
+          <w:color w:val="D4D4D4"/>
+          <w:kern w:val="0"/>
+          <w:sz w:val="21"/>
+          <w:szCs w:val="21"/>
+          <w:lang w:val="en-US" w:eastAsia="es-MX"/>
+          <w14:ligatures w14:val="none"/>
+        </w:rPr>
+        <w:t xml:space="preserve"> params=params</w:t>
+      </w:r>
+      <w:r>
+        <w:rPr>
+          <w:rFonts w:ascii="Courier New" w:eastAsia="Times New Roman" w:hAnsi="Courier New" w:cs="Courier New"/>
+          <w:color w:val="DCDCDC"/>
+          <w:kern w:val="0"/>
+          <w:sz w:val="21"/>
+          <w:szCs w:val="21"/>
+          <w:lang w:val="en-US" w:eastAsia="es-MX"/>
+          <w14:ligatures w14:val="none"/>
+        </w:rPr>
+        <w:t>)</w:t>
+      </w:r>
+    </w:p>
+    <w:p>
+      <w:pPr>
+        <w:pStyle w:val="Prrafodelista"/>
+        <w:numPr>
+          <w:ilvl w:val="0"/>
+          <w:numId w:val="11"/>
+        </w:numPr>
+        <w:shd w:val="clear" w:color="auto" w:fill="282A2C"/>
+        <w:spacing w:after="0" w:line="285" w:lineRule="atLeast"/>
+        <w:rPr>
+          <w:rFonts w:ascii="Courier New" w:eastAsia="Times New Roman" w:hAnsi="Courier New" w:cs="Courier New"/>
+          <w:color w:val="D4D4D4"/>
+          <w:kern w:val="0"/>
+          <w:sz w:val="21"/>
+          <w:szCs w:val="21"/>
+          <w:lang w:val="en-US" w:eastAsia="es-MX"/>
+          <w14:ligatures w14:val="none"/>
+        </w:rPr>
+      </w:pPr>
+    </w:p>
+    <w:p>
+      <w:pPr>
+        <w:pStyle w:val="Prrafodelista"/>
+        <w:numPr>
+          <w:ilvl w:val="0"/>
+          <w:numId w:val="11"/>
+        </w:numPr>
+        <w:shd w:val="clear" w:color="auto" w:fill="282A2C"/>
+        <w:spacing w:after="0" w:line="285" w:lineRule="atLeast"/>
+        <w:rPr>
+          <w:rFonts w:ascii="Courier New" w:eastAsia="Times New Roman" w:hAnsi="Courier New" w:cs="Courier New"/>
+          <w:color w:val="D4D4D4"/>
+          <w:kern w:val="0"/>
+          <w:sz w:val="21"/>
+          <w:szCs w:val="21"/>
+          <w:lang w:val="es-MX" w:eastAsia="es-MX"/>
+          <w14:ligatures w14:val="none"/>
+        </w:rPr>
+      </w:pPr>
+      <w:r>
+        <w:rPr>
+          <w:rFonts w:ascii="Courier New" w:eastAsia="Times New Roman" w:hAnsi="Courier New" w:cs="Courier New"/>
+          <w:color w:val="69A5D7"/>
+          <w:kern w:val="0"/>
+          <w:sz w:val="21"/>
+          <w:szCs w:val="21"/>
+          <w:lang w:val="es-MX" w:eastAsia="es-MX"/>
+          <w14:ligatures w14:val="none"/>
+        </w:rPr>
+        <w:t>def</w:t>
+      </w:r>
+      <w:r>
+        <w:rPr>
+          <w:rFonts w:ascii="Courier New" w:eastAsia="Times New Roman" w:hAnsi="Courier New" w:cs="Courier New"/>
+          <w:color w:val="D4D4D4"/>
+          <w:kern w:val="0"/>
+          <w:sz w:val="21"/>
+          <w:szCs w:val="21"/>
+          <w:lang w:val="es-MX" w:eastAsia="es-MX"/>
+          <w14:ligatures w14:val="none"/>
+        </w:rPr>
+        <w:t xml:space="preserve"> </w:t>
+      </w:r>
+      <w:r>
+        <w:rPr>
+          <w:rFonts w:ascii="Courier New" w:eastAsia="Times New Roman" w:hAnsi="Courier New" w:cs="Courier New"/>
+          <w:color w:val="DCDCAA"/>
+          <w:kern w:val="0"/>
+          <w:sz w:val="21"/>
+          <w:szCs w:val="21"/>
+          <w:lang w:val="es-MX" w:eastAsia="es-MX"/>
+          <w14:ligatures w14:val="none"/>
+        </w:rPr>
+        <w:t>run</w:t>
+      </w:r>
+      <w:r>
+        <w:rPr>
+          <w:rFonts w:ascii="Courier New" w:eastAsia="Times New Roman" w:hAnsi="Courier New" w:cs="Courier New"/>
+          <w:color w:val="D4D4D4"/>
+          <w:kern w:val="0"/>
+          <w:sz w:val="21"/>
+          <w:szCs w:val="21"/>
+          <w:lang w:val="es-MX" w:eastAsia="es-MX"/>
+          <w14:ligatures w14:val="none"/>
+        </w:rPr>
+        <w:t>(</w:t>
+      </w:r>
+      <w:r>
+        <w:rPr>
+          <w:rFonts w:ascii="Courier New" w:eastAsia="Times New Roman" w:hAnsi="Courier New" w:cs="Courier New"/>
+          <w:color w:val="9CDCFE"/>
+          <w:kern w:val="0"/>
+          <w:sz w:val="21"/>
+          <w:szCs w:val="21"/>
+          <w:lang w:val="es-MX" w:eastAsia="es-MX"/>
+          <w14:ligatures w14:val="none"/>
+        </w:rPr>
+        <w:t>sql</w:t>
+      </w:r>
+      <w:r>
+        <w:rPr>
+          <w:rFonts w:ascii="Courier New" w:eastAsia="Times New Roman" w:hAnsi="Courier New" w:cs="Courier New"/>
+          <w:color w:val="D4D4D4"/>
+          <w:kern w:val="0"/>
+          <w:sz w:val="21"/>
+          <w:szCs w:val="21"/>
+          <w:lang w:val="es-MX" w:eastAsia="es-MX"/>
+          <w14:ligatures w14:val="none"/>
+        </w:rPr>
+        <w:t xml:space="preserve">, </w:t>
+      </w:r>
+      <w:r>
+        <w:rPr>
+          <w:rFonts w:ascii="Courier New" w:eastAsia="Times New Roman" w:hAnsi="Courier New" w:cs="Courier New"/>
+          <w:color w:val="9CDCFE"/>
+          <w:kern w:val="0"/>
+          <w:sz w:val="21"/>
+          <w:szCs w:val="21"/>
+          <w:lang w:val="es-MX" w:eastAsia="es-MX"/>
+          <w14:ligatures w14:val="none"/>
+        </w:rPr>
+        <w:t>params</w:t>
+      </w:r>
+      <w:r>
+        <w:rPr>
+          <w:rFonts w:ascii="Courier New" w:eastAsia="Times New Roman" w:hAnsi="Courier New" w:cs="Courier New"/>
+          <w:color w:val="D4D4D4"/>
+          <w:kern w:val="0"/>
+          <w:sz w:val="21"/>
+          <w:szCs w:val="21"/>
+          <w:lang w:val="es-MX" w:eastAsia="es-MX"/>
+          <w14:ligatures w14:val="none"/>
+        </w:rPr>
+        <w:t>=</w:t>
+      </w:r>
+      <w:r>
+        <w:rPr>
+          <w:rFonts w:ascii="Courier New" w:eastAsia="Times New Roman" w:hAnsi="Courier New" w:cs="Courier New"/>
+          <w:color w:val="DCDCDC"/>
+          <w:kern w:val="0"/>
+          <w:sz w:val="21"/>
+          <w:szCs w:val="21"/>
+          <w:lang w:val="es-MX" w:eastAsia="es-MX"/>
+          <w14:ligatures w14:val="none"/>
+        </w:rPr>
+        <w:t>()</w:t>
+      </w:r>
+      <w:r>
+        <w:rPr>
+          <w:rFonts w:ascii="Courier New" w:eastAsia="Times New Roman" w:hAnsi="Courier New" w:cs="Courier New"/>
+          <w:color w:val="D4D4D4"/>
+          <w:kern w:val="0"/>
+          <w:sz w:val="21"/>
+          <w:szCs w:val="21"/>
+          <w:lang w:val="es-MX" w:eastAsia="es-MX"/>
+          <w14:ligatures w14:val="none"/>
+        </w:rPr>
+        <w:t>)</w:t>
+      </w:r>
+      <w:r>
+        <w:rPr>
+          <w:rFonts w:ascii="Courier New" w:eastAsia="Times New Roman" w:hAnsi="Courier New" w:cs="Courier New"/>
+          <w:color w:val="DCDCDC"/>
+          <w:kern w:val="0"/>
+          <w:sz w:val="21"/>
+          <w:szCs w:val="21"/>
+          <w:lang w:val="es-MX" w:eastAsia="es-MX"/>
+          <w14:ligatures w14:val="none"/>
+        </w:rPr>
+        <w:t>:</w:t>
+      </w:r>
+    </w:p>
+    <w:p>
+      <w:pPr>
+        <w:pStyle w:val="Prrafodelista"/>
+        <w:numPr>
+          <w:ilvl w:val="0"/>
+          <w:numId w:val="11"/>
+        </w:numPr>
+        <w:shd w:val="clear" w:color="auto" w:fill="282A2C"/>
+        <w:spacing w:after="0" w:line="285" w:lineRule="atLeast"/>
+        <w:rPr>
+          <w:rFonts w:ascii="Courier New" w:eastAsia="Times New Roman" w:hAnsi="Courier New" w:cs="Courier New"/>
+          <w:color w:val="D4D4D4"/>
+          <w:kern w:val="0"/>
+          <w:sz w:val="21"/>
+          <w:szCs w:val="21"/>
+          <w:lang w:val="es-MX" w:eastAsia="es-MX"/>
+          <w14:ligatures w14:val="none"/>
+        </w:rPr>
+      </w:pPr>
+      <w:r>
+        <w:rPr>
+          <w:rFonts w:ascii="Courier New" w:eastAsia="Times New Roman" w:hAnsi="Courier New" w:cs="Courier New"/>
+          <w:color w:val="D4D4D4"/>
+          <w:kern w:val="0"/>
+          <w:sz w:val="21"/>
+          <w:szCs w:val="21"/>
+          <w:lang w:val="es-MX" w:eastAsia="es-MX"/>
+          <w14:ligatures w14:val="none"/>
+        </w:rPr>
+        <w:t xml:space="preserve">    </w:t>
+      </w:r>
+      <w:r>
+        <w:rPr>
+          <w:rFonts w:ascii="Courier New" w:eastAsia="Times New Roman" w:hAnsi="Courier New" w:cs="Courier New"/>
+          <w:color w:val="CE9178"/>
+          <w:kern w:val="0"/>
+          <w:sz w:val="21"/>
+          <w:szCs w:val="21"/>
+          <w:lang w:val="es-MX" w:eastAsia="es-MX"/>
+          <w14:ligatures w14:val="none"/>
+        </w:rPr>
+        <w:t>"""Ejecuta INSERT/UPDATE/DELETE/DDL y hace commit."""</w:t>
+      </w:r>
+    </w:p>
+    <w:p>
+      <w:pPr>
+        <w:pStyle w:val="Prrafodelista"/>
+        <w:numPr>
+          <w:ilvl w:val="0"/>
+          <w:numId w:val="11"/>
+        </w:numPr>
+        <w:shd w:val="clear" w:color="auto" w:fill="282A2C"/>
+        <w:spacing w:after="0" w:line="285" w:lineRule="atLeast"/>
+        <w:rPr>
+          <w:rFonts w:ascii="Courier New" w:eastAsia="Times New Roman" w:hAnsi="Courier New" w:cs="Courier New"/>
+          <w:color w:val="D4D4D4"/>
+          <w:kern w:val="0"/>
+          <w:sz w:val="21"/>
+          <w:szCs w:val="21"/>
+          <w:lang w:val="es-MX" w:eastAsia="es-MX"/>
+          <w14:ligatures w14:val="none"/>
+        </w:rPr>
+      </w:pPr>
+      <w:r>
+        <w:rPr>
+          <w:rFonts w:ascii="Courier New" w:eastAsia="Times New Roman" w:hAnsi="Courier New" w:cs="Courier New"/>
+          <w:color w:val="D4D4D4"/>
+          <w:kern w:val="0"/>
+          <w:sz w:val="21"/>
+          <w:szCs w:val="21"/>
+          <w:lang w:val="es-MX" w:eastAsia="es-MX"/>
+          <w14:ligatures w14:val="none"/>
+        </w:rPr>
+        <w:t>    cur.execute</w:t>
+      </w:r>
+      <w:r>
+        <w:rPr>
+          <w:rFonts w:ascii="Courier New" w:eastAsia="Times New Roman" w:hAnsi="Courier New" w:cs="Courier New"/>
+          <w:color w:val="DCDCDC"/>
+          <w:kern w:val="0"/>
+          <w:sz w:val="21"/>
+          <w:szCs w:val="21"/>
+          <w:lang w:val="es-MX" w:eastAsia="es-MX"/>
+          <w14:ligatures w14:val="none"/>
+        </w:rPr>
+        <w:t>(</w:t>
+      </w:r>
+      <w:r>
+        <w:rPr>
+          <w:rFonts w:ascii="Courier New" w:eastAsia="Times New Roman" w:hAnsi="Courier New" w:cs="Courier New"/>
+          <w:color w:val="D4D4D4"/>
+          <w:kern w:val="0"/>
+          <w:sz w:val="21"/>
+          <w:szCs w:val="21"/>
+          <w:lang w:val="es-MX" w:eastAsia="es-MX"/>
+          <w14:ligatures w14:val="none"/>
+        </w:rPr>
+        <w:t>sql</w:t>
+      </w:r>
+      <w:r>
+        <w:rPr>
+          <w:rFonts w:ascii="Courier New" w:eastAsia="Times New Roman" w:hAnsi="Courier New" w:cs="Courier New"/>
+          <w:color w:val="DCDCDC"/>
+          <w:kern w:val="0"/>
+          <w:sz w:val="21"/>
+          <w:szCs w:val="21"/>
+          <w:lang w:val="es-MX" w:eastAsia="es-MX"/>
+          <w14:ligatures w14:val="none"/>
+        </w:rPr>
+        <w:t>,</w:t>
+      </w:r>
+      <w:r>
+        <w:rPr>
+          <w:rFonts w:ascii="Courier New" w:eastAsia="Times New Roman" w:hAnsi="Courier New" w:cs="Courier New"/>
+          <w:color w:val="D4D4D4"/>
+          <w:kern w:val="0"/>
+          <w:sz w:val="21"/>
+          <w:szCs w:val="21"/>
+          <w:lang w:val="es-MX" w:eastAsia="es-MX"/>
+          <w14:ligatures w14:val="none"/>
+        </w:rPr>
+        <w:t xml:space="preserve"> params</w:t>
+      </w:r>
+      <w:r>
+        <w:rPr>
+          <w:rFonts w:ascii="Courier New" w:eastAsia="Times New Roman" w:hAnsi="Courier New" w:cs="Courier New"/>
+          <w:color w:val="DCDCDC"/>
+          <w:kern w:val="0"/>
+          <w:sz w:val="21"/>
+          <w:szCs w:val="21"/>
+          <w:lang w:val="es-MX" w:eastAsia="es-MX"/>
+          <w14:ligatures w14:val="none"/>
+        </w:rPr>
+        <w:t>)</w:t>
+      </w:r>
+    </w:p>
+    <w:p>
+      <w:pPr>
+        <w:pStyle w:val="Prrafodelista"/>
+        <w:numPr>
+          <w:ilvl w:val="0"/>
+          <w:numId w:val="11"/>
+        </w:numPr>
+        <w:shd w:val="clear" w:color="auto" w:fill="282A2C"/>
+        <w:spacing w:after="0" w:line="285" w:lineRule="atLeast"/>
+        <w:rPr>
+          <w:rFonts w:ascii="Courier New" w:eastAsia="Times New Roman" w:hAnsi="Courier New" w:cs="Courier New"/>
+          <w:color w:val="D4D4D4"/>
+          <w:kern w:val="0"/>
+          <w:sz w:val="21"/>
+          <w:szCs w:val="21"/>
+          <w:lang w:val="es-MX" w:eastAsia="es-MX"/>
+          <w14:ligatures w14:val="none"/>
+        </w:rPr>
+      </w:pPr>
+      <w:r>
+        <w:rPr>
+          <w:rFonts w:ascii="Courier New" w:eastAsia="Times New Roman" w:hAnsi="Courier New" w:cs="Courier New"/>
+          <w:color w:val="D4D4D4"/>
+          <w:kern w:val="0"/>
+          <w:sz w:val="21"/>
+          <w:szCs w:val="21"/>
+          <w:lang w:val="es-MX" w:eastAsia="es-MX"/>
+          <w14:ligatures w14:val="none"/>
+        </w:rPr>
+        <w:t>    conn.commit</w:t>
+      </w:r>
+      <w:r>
+        <w:rPr>
+          <w:rFonts w:ascii="Courier New" w:eastAsia="Times New Roman" w:hAnsi="Courier New" w:cs="Courier New"/>
+          <w:color w:val="DCDCDC"/>
+          <w:kern w:val="0"/>
+          <w:sz w:val="21"/>
+          <w:szCs w:val="21"/>
+          <w:lang w:val="es-MX" w:eastAsia="es-MX"/>
+          <w14:ligatures w14:val="none"/>
+        </w:rPr>
+        <w:t>()</w:t>
+      </w:r>
+    </w:p>
+    <w:p>
+      <w:pPr>
+        <w:pStyle w:val="Prrafodelista"/>
+        <w:numPr>
+          <w:ilvl w:val="0"/>
+          <w:numId w:val="11"/>
+        </w:numPr>
+        <w:shd w:val="clear" w:color="auto" w:fill="282A2C"/>
+        <w:spacing w:after="0" w:line="285" w:lineRule="atLeast"/>
+        <w:rPr>
+          <w:rFonts w:ascii="Courier New" w:eastAsia="Times New Roman" w:hAnsi="Courier New" w:cs="Courier New"/>
+          <w:color w:val="D4D4D4"/>
+          <w:kern w:val="0"/>
+          <w:sz w:val="21"/>
+          <w:szCs w:val="21"/>
+          <w:lang w:val="en-US" w:eastAsia="es-MX"/>
+          <w14:ligatures w14:val="none"/>
+        </w:rPr>
+      </w:pPr>
+      <w:r>
+        <w:rPr>
+          <w:rFonts w:ascii="Courier New" w:eastAsia="Times New Roman" w:hAnsi="Courier New" w:cs="Courier New"/>
+          <w:color w:val="D4D4D4"/>
+          <w:kern w:val="0"/>
+          <w:sz w:val="21"/>
+          <w:szCs w:val="21"/>
+          <w:lang w:val="en-US" w:eastAsia="es-MX"/>
+          <w14:ligatures w14:val="none"/>
+        </w:rPr>
+        <w:t xml:space="preserve">    </w:t>
+      </w:r>
+      <w:r>
+        <w:rPr>
+          <w:rFonts w:ascii="Courier New" w:eastAsia="Times New Roman" w:hAnsi="Courier New" w:cs="Courier New"/>
+          <w:color w:val="DCDCAA"/>
+          <w:kern w:val="0"/>
+          <w:sz w:val="21"/>
+          <w:szCs w:val="21"/>
+          <w:lang w:val="en-US" w:eastAsia="es-MX"/>
+          <w14:ligatures w14:val="none"/>
+        </w:rPr>
+        <w:t>print</w:t>
+      </w:r>
+      <w:r>
+        <w:rPr>
+          <w:rFonts w:ascii="Courier New" w:eastAsia="Times New Roman" w:hAnsi="Courier New" w:cs="Courier New"/>
+          <w:color w:val="DCDCDC"/>
+          <w:kern w:val="0"/>
+          <w:sz w:val="21"/>
+          <w:szCs w:val="21"/>
+          <w:lang w:val="en-US" w:eastAsia="es-MX"/>
+          <w14:ligatures w14:val="none"/>
+        </w:rPr>
+        <w:t>(</w:t>
+      </w:r>
+      <w:r>
+        <w:rPr>
+          <w:rFonts w:ascii="Courier New" w:eastAsia="Times New Roman" w:hAnsi="Courier New" w:cs="Courier New"/>
+          <w:color w:val="CE9178"/>
+          <w:kern w:val="0"/>
+          <w:sz w:val="21"/>
+          <w:szCs w:val="21"/>
+          <w:lang w:val="en-US" w:eastAsia="es-MX"/>
+          <w14:ligatures w14:val="none"/>
+        </w:rPr>
+        <w:t>"OK -&gt;"</w:t>
+      </w:r>
+      <w:r>
+        <w:rPr>
+          <w:rFonts w:ascii="Courier New" w:eastAsia="Times New Roman" w:hAnsi="Courier New" w:cs="Courier New"/>
+          <w:color w:val="DCDCDC"/>
+          <w:kern w:val="0"/>
+          <w:sz w:val="21"/>
+          <w:szCs w:val="21"/>
+          <w:lang w:val="en-US" w:eastAsia="es-MX"/>
+          <w14:ligatures w14:val="none"/>
+        </w:rPr>
+        <w:t>,</w:t>
+      </w:r>
+      <w:r>
+        <w:rPr>
+          <w:rFonts w:ascii="Courier New" w:eastAsia="Times New Roman" w:hAnsi="Courier New" w:cs="Courier New"/>
+          <w:color w:val="D4D4D4"/>
+          <w:kern w:val="0"/>
+          <w:sz w:val="21"/>
+          <w:szCs w:val="21"/>
+          <w:lang w:val="en-US" w:eastAsia="es-MX"/>
+          <w14:ligatures w14:val="none"/>
+        </w:rPr>
+        <w:t xml:space="preserve"> sql.strip</w:t>
+      </w:r>
+      <w:r>
+        <w:rPr>
+          <w:rFonts w:ascii="Courier New" w:eastAsia="Times New Roman" w:hAnsi="Courier New" w:cs="Courier New"/>
+          <w:color w:val="DCDCDC"/>
+          <w:kern w:val="0"/>
+          <w:sz w:val="21"/>
+          <w:szCs w:val="21"/>
+          <w:lang w:val="en-US" w:eastAsia="es-MX"/>
+          <w14:ligatures w14:val="none"/>
+        </w:rPr>
+        <w:t>()</w:t>
+      </w:r>
+      <w:r>
+        <w:rPr>
+          <w:rFonts w:ascii="Courier New" w:eastAsia="Times New Roman" w:hAnsi="Courier New" w:cs="Courier New"/>
+          <w:color w:val="D4D4D4"/>
+          <w:kern w:val="0"/>
+          <w:sz w:val="21"/>
+          <w:szCs w:val="21"/>
+          <w:lang w:val="en-US" w:eastAsia="es-MX"/>
+          <w14:ligatures w14:val="none"/>
+        </w:rPr>
+        <w:t>.splitlines</w:t>
+      </w:r>
+      <w:r>
+        <w:rPr>
+          <w:rFonts w:ascii="Courier New" w:eastAsia="Times New Roman" w:hAnsi="Courier New" w:cs="Courier New"/>
+          <w:color w:val="DCDCDC"/>
+          <w:kern w:val="0"/>
+          <w:sz w:val="21"/>
+          <w:szCs w:val="21"/>
+          <w:lang w:val="en-US" w:eastAsia="es-MX"/>
+          <w14:ligatures w14:val="none"/>
+        </w:rPr>
+        <w:t>()[</w:t>
+      </w:r>
+      <w:r>
+        <w:rPr>
+          <w:rFonts w:ascii="Courier New" w:eastAsia="Times New Roman" w:hAnsi="Courier New" w:cs="Courier New"/>
+          <w:color w:val="B5CEA8"/>
+          <w:kern w:val="0"/>
+          <w:sz w:val="21"/>
+          <w:szCs w:val="21"/>
+          <w:lang w:val="en-US" w:eastAsia="es-MX"/>
+          <w14:ligatures w14:val="none"/>
+        </w:rPr>
+        <w:t>0</w:t>
+      </w:r>
+      <w:r>
+        <w:rPr>
+          <w:rFonts w:ascii="Courier New" w:eastAsia="Times New Roman" w:hAnsi="Courier New" w:cs="Courier New"/>
+          <w:color w:val="DCDCDC"/>
+          <w:kern w:val="0"/>
+          <w:sz w:val="21"/>
+          <w:szCs w:val="21"/>
+          <w:lang w:val="en-US" w:eastAsia="es-MX"/>
+          <w14:ligatures w14:val="none"/>
+        </w:rPr>
+        <w:t>],</w:t>
+      </w:r>
+      <w:r>
+        <w:rPr>
+          <w:rFonts w:ascii="Courier New" w:eastAsia="Times New Roman" w:hAnsi="Courier New" w:cs="Courier New"/>
+          <w:color w:val="D4D4D4"/>
+          <w:kern w:val="0"/>
+          <w:sz w:val="21"/>
+          <w:szCs w:val="21"/>
+          <w:lang w:val="en-US" w:eastAsia="es-MX"/>
+          <w14:ligatures w14:val="none"/>
+        </w:rPr>
+        <w:t xml:space="preserve"> </w:t>
+      </w:r>
+      <w:r>
+        <w:rPr>
+          <w:rFonts w:ascii="Courier New" w:eastAsia="Times New Roman" w:hAnsi="Courier New" w:cs="Courier New"/>
+          <w:color w:val="CE9178"/>
+          <w:kern w:val="0"/>
+          <w:sz w:val="21"/>
+          <w:szCs w:val="21"/>
+          <w:lang w:val="en-US" w:eastAsia="es-MX"/>
+          <w14:ligatures w14:val="none"/>
+        </w:rPr>
+        <w:t>"..."</w:t>
+      </w:r>
+      <w:r>
+        <w:rPr>
+          <w:rFonts w:ascii="Courier New" w:eastAsia="Times New Roman" w:hAnsi="Courier New" w:cs="Courier New"/>
+          <w:color w:val="DCDCDC"/>
+          <w:kern w:val="0"/>
+          <w:sz w:val="21"/>
+          <w:szCs w:val="21"/>
+          <w:lang w:val="en-US" w:eastAsia="es-MX"/>
+          <w14:ligatures w14:val="none"/>
+        </w:rPr>
+        <w:t>)</w:t>
+      </w:r>
+    </w:p>
+    <w:p>
+      <w:pPr>
+        <w:rPr>
+          <w:color w:val="000000" w:themeColor="text1"/>
+          <w:lang w:val="en-US"/>
+        </w:rPr>
+      </w:pPr>
+    </w:p>
+    <w:p>
+      <w:pPr>
+        <w:rPr>
+          <w:color w:val="000000" w:themeColor="text1"/>
+          <w:lang w:val="es-MX"/>
+        </w:rPr>
+      </w:pPr>
+      <w:r>
+        <w:rPr>
+          <w:color w:val="000000" w:themeColor="text1"/>
+          <w:lang w:val="es-MX"/>
+        </w:rPr>
+        <w:t xml:space="preserve">El link de acceso </w:t>
+      </w:r>
+      <w:r>
+        <w:rPr>
+          <w:color w:val="000000" w:themeColor="text1"/>
+          <w:lang w:val="es-MX"/>
+        </w:rPr>
+        <w:t xml:space="preserve">directo a el contenido completo se encuentra disponible en: </w:t>
+      </w:r>
+      <w:hyperlink r:id="rId11" w:history="1">
+        <w:r>
+          <w:rPr>
+            <w:rStyle w:val="Hipervnculo"/>
+            <w:lang w:val="es-MX"/>
+          </w:rPr>
+          <w:t>https://colab.research.google.com/drive/13iOl8hI6o_g7FjyWtilAORThRUfyB5ci?usp=sharing</w:t>
+        </w:r>
+      </w:hyperlink>
+      <w:r>
+        <w:rPr>
+          <w:color w:val="000000" w:themeColor="text1"/>
+          <w:lang w:val="es-MX"/>
+        </w:rPr>
+        <w:t xml:space="preserve"> </w:t>
+      </w:r>
+    </w:p>
+    <w:p>
+      <w:pPr>
+        <w:pStyle w:val="Ttulo2"/>
+        <w:rPr>
+          <w:lang w:val="es-MX"/>
+        </w:rPr>
+      </w:pPr>
+      <w:bookmarkStart w:id="2" w:name="_Toc240489605"/>
+      <w:r>
+        <w:rPr>
+          <w:lang w:val="es-MX"/>
+        </w:rPr>
+        <w:t>Eje</w:t>
+      </w:r>
+      <w:r>
+        <w:rPr>
+          <w:lang w:val="es-MX"/>
+        </w:rPr>
+        <w:t>mplo 1</w:t>
+      </w:r>
+      <w:r>
+        <w:rPr>
+          <w:lang w:val="es-MX"/>
+        </w:rPr>
+        <w:t xml:space="preserve"> —</w:t>
+      </w:r>
+      <w:r>
+        <w:rPr>
+          <w:lang w:val="es-MX"/>
+        </w:rPr>
+        <w:t>Restaurantes</w:t>
+      </w:r>
+      <w:r>
+        <w:rPr>
+          <w:lang w:val="es-MX"/>
+        </w:rPr>
+        <w:t xml:space="preserve"> (tabla </w:t>
+      </w:r>
+      <w:r>
+        <w:rPr>
+          <w:lang w:val="es-MX"/>
+        </w:rPr>
+        <w:t>comida</w:t>
+      </w:r>
+      <w:r>
+        <w:rPr>
+          <w:lang w:val="es-MX"/>
+        </w:rPr>
+        <w:t>)</w:t>
+      </w:r>
+      <w:r>
+        <w:rPr>
+          <w:lang w:val="es-MX"/>
+        </w:rPr>
+        <w:t xml:space="preserve"> </w:t>
+      </w:r>
+      <w:r>
+        <w:rPr>
+          <w:lang w:val="es-MX"/>
+        </w:rPr>
+        <w:t xml:space="preserve">CREATE TABLE </w:t>
+      </w:r>
+      <w:r>
+        <w:rPr>
+          <w:lang w:val="es-MX"/>
+        </w:rPr>
+        <w:t>(Realizar</w:t>
+      </w:r>
+      <w:r>
+        <w:rPr>
           <w:lang w:val="es-MX"/>
         </w:rPr>
         <w:t xml:space="preserve"> un INSERT, UPDATE Y DELETE)</w:t>
       </w:r>
-    </w:p>
-    <w:p>
-      <w:pPr>
-        <w:rPr>
-          <w:lang w:val="es-MX"/>
-        </w:rPr>
-      </w:pPr>
-      <w:r>
-        <w:rPr>
+      <w:bookmarkEnd w:id="2"/>
+    </w:p>
+    <w:p>
+      <w:pPr>
+        <w:rPr>
+          <w:color w:val="000000" w:themeColor="text1"/>
+          <w:lang w:val="es-MX"/>
+        </w:rPr>
+      </w:pPr>
+      <w:r>
+        <w:rPr>
+          <w:color w:val="000000" w:themeColor="text1"/>
           <w:lang w:val="es-MX"/>
         </w:rPr>
         <w:t>Una cadena de restaurantes necesita registrar en su base de datos el menú de platillos que ofrece. Crea una tabla llamada comida que cumpla con las siguientes especificaciones:</w:t>
@@ -1627,13 +3802,15 @@
     </w:p>
     <w:p>
       <w:pPr>
-        <w:rPr>
-          <w:lang w:val="es-MX"/>
+        <w:keepNext/>
+        <w:rPr>
+          <w:color w:val="000000" w:themeColor="text1"/>
         </w:rPr>
       </w:pPr>
       <w:r>
         <w:rPr>
           <w:noProof/>
+          <w:color w:val="000000" w:themeColor="text1"/>
         </w:rPr>
         <w:drawing>
           <wp:inline distT="0" distB="0" distL="0" distR="0" wp14:anchorId="7F078D98" wp14:editId="505D0356">
@@ -1651,7 +3828,7 @@
                     <pic:cNvPicPr/>
                   </pic:nvPicPr>
                   <pic:blipFill>
-                    <a:blip r:embed="rId9"/>
+                    <a:blip r:embed="rId12"/>
                     <a:stretch>
                       <a:fillRect/>
                     </a:stretch>
@@ -1674,121 +3851,1422 @@
     </w:p>
     <w:p>
       <w:pPr>
-        <w:rPr>
-          <w:lang w:val="es-MX"/>
-        </w:rPr>
-      </w:pPr>
+        <w:pStyle w:val="Descripcin"/>
+        <w:jc w:val="center"/>
+        <w:rPr>
+          <w:color w:val="000000" w:themeColor="text1"/>
+        </w:rPr>
+      </w:pPr>
+      <w:r>
+        <w:rPr>
+          <w:color w:val="000000" w:themeColor="text1"/>
+        </w:rPr>
+        <w:fldChar w:fldCharType="begin"/>
+      </w:r>
+      <w:r>
+        <w:rPr>
+          <w:color w:val="000000" w:themeColor="text1"/>
+        </w:rPr>
+        <w:instrText xml:space="preserve"> SEQ Img \* alphabetic </w:instrText>
+      </w:r>
+      <w:r>
+        <w:rPr>
+          <w:color w:val="000000" w:themeColor="text1"/>
+        </w:rPr>
+        <w:fldChar w:fldCharType="separate"/>
+      </w:r>
       <w:r>
         <w:rPr>
           <w:noProof/>
-          <w:lang w:val="es-MX"/>
-        </w:rPr>
-        <w:drawing>
-          <wp:inline distT="0" distB="0" distL="0" distR="0" wp14:anchorId="11C2FDD1" wp14:editId="0E574077">
-            <wp:extent cx="5612130" cy="3755390"/>
-            <wp:effectExtent l="0" t="0" r="7620" b="0"/>
-            <wp:docPr id="2032636885" name="Imagen 11"/>
-            <wp:cNvGraphicFramePr>
-              <a:graphicFrameLocks xmlns:a="http://schemas.openxmlformats.org/drawingml/2006/main" noChangeAspect="1"/>
-            </wp:cNvGraphicFramePr>
-            <a:graphic xmlns:a="http://schemas.openxmlformats.org/drawingml/2006/main">
-              <a:graphicData uri="http://schemas.openxmlformats.org/drawingml/2006/picture">
-                <pic:pic xmlns:pic="http://schemas.openxmlformats.org/drawingml/2006/picture">
-                  <pic:nvPicPr>
-                    <pic:cNvPr id="2032636885" name="Imagen 2032636885"/>
-                    <pic:cNvPicPr/>
-                  </pic:nvPicPr>
-                  <pic:blipFill>
-                    <a:blip r:embed="rId10" cstate="print">
-                      <a:extLst>
-                        <a:ext uri="{28A0092B-C50C-407E-A947-70E740481C1C}">
-                          <a14:useLocalDpi xmlns:a14="http://schemas.microsoft.com/office/drawing/2010/main" val="0"/>
-                        </a:ext>
-                        <a:ext uri="{837473B0-CC2E-450A-ABE3-18F120FF3D39}">
-                          <a1611:picAttrSrcUrl xmlns:a1611="http://schemas.microsoft.com/office/drawing/2016/11/main" r:id="rId11"/>
-                        </a:ext>
-                      </a:extLst>
-                    </a:blip>
-                    <a:stretch>
-                      <a:fillRect/>
-                    </a:stretch>
-                  </pic:blipFill>
-                  <pic:spPr>
-                    <a:xfrm>
-                      <a:off x="0" y="0"/>
-                      <a:ext cx="5612130" cy="3755390"/>
-                    </a:xfrm>
-                    <a:prstGeom prst="rect">
-                      <a:avLst/>
-                    </a:prstGeom>
-                  </pic:spPr>
-                </pic:pic>
-              </a:graphicData>
-            </a:graphic>
-          </wp:inline>
-        </w:drawing>
-      </w:r>
+          <w:color w:val="000000" w:themeColor="text1"/>
+        </w:rPr>
+        <w:t>a</w:t>
+      </w:r>
+      <w:r>
+        <w:rPr>
+          <w:color w:val="000000" w:themeColor="text1"/>
+        </w:rPr>
+        <w:fldChar w:fldCharType="end"/>
+      </w:r>
+      <w:r>
+        <w:rPr>
+          <w:color w:val="000000" w:themeColor="text1"/>
+        </w:rPr>
+        <w:t>Datos de Ejercicio 1</w:t>
+      </w:r>
+    </w:p>
+    <w:p>
+      <w:pPr>
+        <w:rPr>
+          <w:color w:val="000000" w:themeColor="text1"/>
+          <w:lang w:val="es-MX"/>
+        </w:rPr>
+      </w:pPr>
     </w:p>
     <w:p>
       <w:pPr>
         <w:spacing w:line="278" w:lineRule="auto"/>
         <w:rPr>
-          <w:b/>
-          <w:bCs/>
-          <w:lang w:val="es-MX"/>
-        </w:rPr>
-      </w:pPr>
-      <w:r>
-        <w:rPr>
-          <w:b/>
-          <w:bCs/>
-          <w:lang w:val="es-MX"/>
-        </w:rPr>
-        <w:br w:type="page"/>
-      </w:r>
-    </w:p>
-    <w:p>
-      <w:pPr>
-        <w:rPr>
-          <w:lang w:val="es-MX"/>
-        </w:rPr>
-      </w:pPr>
-      <w:r>
-        <w:rPr>
-          <w:b/>
-          <w:bCs/>
-          <w:lang w:val="es-MX"/>
+          <w:color w:val="000000" w:themeColor="text1"/>
+          <w:lang w:val="es-MX"/>
+        </w:rPr>
+      </w:pPr>
+      <w:r>
+        <w:rPr>
+          <w:color w:val="000000" w:themeColor="text1"/>
+          <w:lang w:val="es-MX"/>
+        </w:rPr>
+        <w:t xml:space="preserve"> Creación de la Estructura (CREATE TABLE): Se definió la tabla comida asegurando la limpieza previa con DROP TABLE IF EXISTS. </w:t>
+      </w:r>
+    </w:p>
+    <w:p>
+      <w:pPr>
+        <w:numPr>
+          <w:ilvl w:val="0"/>
+          <w:numId w:val="3"/>
+        </w:numPr>
+        <w:rPr>
+          <w:color w:val="000000" w:themeColor="text1"/>
+          <w:lang w:val="es-MX"/>
+        </w:rPr>
+      </w:pPr>
+      <w:r>
+        <w:rPr>
+          <w:color w:val="000000" w:themeColor="text1"/>
+          <w:lang w:val="es-MX"/>
+        </w:rPr>
+        <w:t xml:space="preserve">id_platillo: Clave primaria entera (INTEGER PRIMARY KEY). </w:t>
+      </w:r>
+    </w:p>
+    <w:p>
+      <w:pPr>
+        <w:numPr>
+          <w:ilvl w:val="0"/>
+          <w:numId w:val="3"/>
+        </w:numPr>
+        <w:rPr>
+          <w:color w:val="000000" w:themeColor="text1"/>
+          <w:lang w:val="es-MX"/>
+        </w:rPr>
+      </w:pPr>
+      <w:r>
+        <w:rPr>
+          <w:color w:val="000000" w:themeColor="text1"/>
+          <w:lang w:val="es-MX"/>
+        </w:rPr>
+        <w:t xml:space="preserve">nombre: Tipo texto obligatorio (TEXT NOT NULL). </w:t>
+      </w:r>
+    </w:p>
+    <w:p>
+      <w:pPr>
+        <w:numPr>
+          <w:ilvl w:val="0"/>
+          <w:numId w:val="3"/>
+        </w:numPr>
+        <w:rPr>
+          <w:color w:val="000000" w:themeColor="text1"/>
+          <w:lang w:val="es-MX"/>
+        </w:rPr>
+      </w:pPr>
+      <w:r>
+        <w:rPr>
+          <w:color w:val="000000" w:themeColor="text1"/>
+          <w:lang w:val="es-MX"/>
+        </w:rPr>
+        <w:t>categoria: Texto delimitado a 30 caracteres (</w:t>
+      </w:r>
+      <w:r>
+        <w:rPr>
+          <w:color w:val="000000" w:themeColor="text1"/>
+          <w:lang w:val="es-MX"/>
+        </w:rPr>
+        <w:t>TEXT (</w:t>
+      </w:r>
+      <w:r>
+        <w:rPr>
+          <w:color w:val="000000" w:themeColor="text1"/>
+          <w:lang w:val="es-MX"/>
+        </w:rPr>
+        <w:t xml:space="preserve">30)). </w:t>
+      </w:r>
+    </w:p>
+    <w:p>
+      <w:pPr>
+        <w:numPr>
+          <w:ilvl w:val="0"/>
+          <w:numId w:val="3"/>
+        </w:numPr>
+        <w:rPr>
+          <w:color w:val="000000" w:themeColor="text1"/>
+          <w:lang w:val="es-MX"/>
+        </w:rPr>
+      </w:pPr>
+      <w:r>
+        <w:rPr>
+          <w:color w:val="000000" w:themeColor="text1"/>
+          <w:lang w:val="es-MX"/>
+        </w:rPr>
+        <w:t>precio: Valor decimal numérico obligatorio (</w:t>
+      </w:r>
+      <w:r>
+        <w:rPr>
+          <w:color w:val="000000" w:themeColor="text1"/>
+          <w:lang w:val="es-MX"/>
+        </w:rPr>
+        <w:t>DECIMAL (</w:t>
+      </w:r>
+      <w:r>
+        <w:rPr>
+          <w:color w:val="000000" w:themeColor="text1"/>
+          <w:lang w:val="es-MX"/>
+        </w:rPr>
+        <w:t xml:space="preserve">6,2) NOT NULL). </w:t>
+      </w:r>
+    </w:p>
+    <w:p>
+      <w:pPr>
+        <w:numPr>
+          <w:ilvl w:val="0"/>
+          <w:numId w:val="3"/>
+        </w:numPr>
+        <w:rPr>
+          <w:color w:val="000000" w:themeColor="text1"/>
+          <w:lang w:val="es-MX"/>
+        </w:rPr>
+      </w:pPr>
+      <w:r>
+        <w:rPr>
+          <w:color w:val="000000" w:themeColor="text1"/>
+          <w:lang w:val="es-MX"/>
+        </w:rPr>
+        <w:t xml:space="preserve">disponible: Valor de tipo REAL para verificar la disponibilidad del platillo. </w:t>
+      </w:r>
+    </w:p>
+    <w:p>
+      <w:pPr>
+        <w:pStyle w:val="Prrafodelista"/>
+        <w:numPr>
+          <w:ilvl w:val="0"/>
+          <w:numId w:val="12"/>
+        </w:numPr>
+        <w:shd w:val="clear" w:color="auto" w:fill="282A2C"/>
+        <w:spacing w:after="0" w:line="285" w:lineRule="atLeast"/>
+        <w:rPr>
+          <w:rFonts w:ascii="Courier New" w:eastAsia="Times New Roman" w:hAnsi="Courier New" w:cs="Courier New"/>
+          <w:color w:val="D4D4D4"/>
+          <w:kern w:val="0"/>
+          <w:sz w:val="21"/>
+          <w:szCs w:val="21"/>
+          <w:lang w:val="en-US" w:eastAsia="es-MX"/>
+          <w14:ligatures w14:val="none"/>
+        </w:rPr>
+      </w:pPr>
+      <w:r>
+        <w:rPr>
+          <w:rFonts w:ascii="Courier New" w:eastAsia="Times New Roman" w:hAnsi="Courier New" w:cs="Courier New"/>
+          <w:color w:val="D4D4D4"/>
+          <w:kern w:val="0"/>
+          <w:sz w:val="21"/>
+          <w:szCs w:val="21"/>
+          <w:lang w:val="en-US" w:eastAsia="es-MX"/>
+          <w14:ligatures w14:val="none"/>
+        </w:rPr>
+        <w:t xml:space="preserve">cur.executescript </w:t>
+      </w:r>
+      <w:r>
+        <w:rPr>
+          <w:rFonts w:ascii="Courier New" w:eastAsia="Times New Roman" w:hAnsi="Courier New" w:cs="Courier New"/>
+          <w:color w:val="DCDCDC"/>
+          <w:kern w:val="0"/>
+          <w:sz w:val="21"/>
+          <w:szCs w:val="21"/>
+          <w:lang w:val="en-US" w:eastAsia="es-MX"/>
+          <w14:ligatures w14:val="none"/>
+        </w:rPr>
+        <w:t>(</w:t>
+      </w:r>
+      <w:r>
+        <w:rPr>
+          <w:rFonts w:ascii="Courier New" w:eastAsia="Times New Roman" w:hAnsi="Courier New" w:cs="Courier New"/>
+          <w:color w:val="CE9178"/>
+          <w:kern w:val="0"/>
+          <w:sz w:val="21"/>
+          <w:szCs w:val="21"/>
+          <w:lang w:val="en-US" w:eastAsia="es-MX"/>
+          <w14:ligatures w14:val="none"/>
+        </w:rPr>
+        <w:t>'''</w:t>
+      </w:r>
+    </w:p>
+    <w:p>
+      <w:pPr>
+        <w:pStyle w:val="Prrafodelista"/>
+        <w:numPr>
+          <w:ilvl w:val="0"/>
+          <w:numId w:val="12"/>
+        </w:numPr>
+        <w:shd w:val="clear" w:color="auto" w:fill="282A2C"/>
+        <w:spacing w:after="0" w:line="285" w:lineRule="atLeast"/>
+        <w:rPr>
+          <w:rFonts w:ascii="Courier New" w:eastAsia="Times New Roman" w:hAnsi="Courier New" w:cs="Courier New"/>
+          <w:color w:val="D4D4D4"/>
+          <w:kern w:val="0"/>
+          <w:sz w:val="21"/>
+          <w:szCs w:val="21"/>
+          <w:lang w:val="en-US" w:eastAsia="es-MX"/>
+          <w14:ligatures w14:val="none"/>
+        </w:rPr>
+      </w:pPr>
+      <w:r>
+        <w:rPr>
+          <w:rFonts w:ascii="Courier New" w:eastAsia="Times New Roman" w:hAnsi="Courier New" w:cs="Courier New"/>
+          <w:color w:val="CE9178"/>
+          <w:kern w:val="0"/>
+          <w:sz w:val="21"/>
+          <w:szCs w:val="21"/>
+          <w:lang w:val="en-US" w:eastAsia="es-MX"/>
+          <w14:ligatures w14:val="none"/>
+        </w:rPr>
+        <w:t>DROP TABLE IF EXISTS comida;</w:t>
+      </w:r>
+    </w:p>
+    <w:p>
+      <w:pPr>
+        <w:pStyle w:val="Prrafodelista"/>
+        <w:numPr>
+          <w:ilvl w:val="0"/>
+          <w:numId w:val="12"/>
+        </w:numPr>
+        <w:shd w:val="clear" w:color="auto" w:fill="282A2C"/>
+        <w:spacing w:after="0" w:line="285" w:lineRule="atLeast"/>
+        <w:rPr>
+          <w:rFonts w:ascii="Courier New" w:eastAsia="Times New Roman" w:hAnsi="Courier New" w:cs="Courier New"/>
+          <w:color w:val="D4D4D4"/>
+          <w:kern w:val="0"/>
+          <w:sz w:val="21"/>
+          <w:szCs w:val="21"/>
+          <w:lang w:val="en-US" w:eastAsia="es-MX"/>
+          <w14:ligatures w14:val="none"/>
+        </w:rPr>
+      </w:pPr>
+      <w:r>
+        <w:rPr>
+          <w:rFonts w:ascii="Courier New" w:eastAsia="Times New Roman" w:hAnsi="Courier New" w:cs="Courier New"/>
+          <w:color w:val="CE9178"/>
+          <w:kern w:val="0"/>
+          <w:sz w:val="21"/>
+          <w:szCs w:val="21"/>
+          <w:lang w:val="en-US" w:eastAsia="es-MX"/>
+          <w14:ligatures w14:val="none"/>
+        </w:rPr>
+        <w:t>CREATE TABLE comida(</w:t>
+      </w:r>
+    </w:p>
+    <w:p>
+      <w:pPr>
+        <w:pStyle w:val="Prrafodelista"/>
+        <w:numPr>
+          <w:ilvl w:val="0"/>
+          <w:numId w:val="12"/>
+        </w:numPr>
+        <w:shd w:val="clear" w:color="auto" w:fill="282A2C"/>
+        <w:spacing w:after="0" w:line="285" w:lineRule="atLeast"/>
+        <w:rPr>
+          <w:rFonts w:ascii="Courier New" w:eastAsia="Times New Roman" w:hAnsi="Courier New" w:cs="Courier New"/>
+          <w:color w:val="D4D4D4"/>
+          <w:kern w:val="0"/>
+          <w:sz w:val="21"/>
+          <w:szCs w:val="21"/>
+          <w:lang w:val="en-US" w:eastAsia="es-MX"/>
+          <w14:ligatures w14:val="none"/>
+        </w:rPr>
+      </w:pPr>
+      <w:r>
+        <w:rPr>
+          <w:rFonts w:ascii="Courier New" w:eastAsia="Times New Roman" w:hAnsi="Courier New" w:cs="Courier New"/>
+          <w:color w:val="CE9178"/>
+          <w:kern w:val="0"/>
+          <w:sz w:val="21"/>
+          <w:szCs w:val="21"/>
+          <w:lang w:val="en-US" w:eastAsia="es-MX"/>
+          <w14:ligatures w14:val="none"/>
+        </w:rPr>
+        <w:t>id_platillo INTEGER PRIMARY KEY,</w:t>
+      </w:r>
+    </w:p>
+    <w:p>
+      <w:pPr>
+        <w:pStyle w:val="Prrafodelista"/>
+        <w:numPr>
+          <w:ilvl w:val="0"/>
+          <w:numId w:val="12"/>
+        </w:numPr>
+        <w:shd w:val="clear" w:color="auto" w:fill="282A2C"/>
+        <w:spacing w:after="0" w:line="285" w:lineRule="atLeast"/>
+        <w:rPr>
+          <w:rFonts w:ascii="Courier New" w:eastAsia="Times New Roman" w:hAnsi="Courier New" w:cs="Courier New"/>
+          <w:color w:val="D4D4D4"/>
+          <w:kern w:val="0"/>
+          <w:sz w:val="21"/>
+          <w:szCs w:val="21"/>
+          <w:lang w:val="en-US" w:eastAsia="es-MX"/>
+          <w14:ligatures w14:val="none"/>
+        </w:rPr>
+      </w:pPr>
+      <w:r>
+        <w:rPr>
+          <w:rFonts w:ascii="Courier New" w:eastAsia="Times New Roman" w:hAnsi="Courier New" w:cs="Courier New"/>
+          <w:color w:val="CE9178"/>
+          <w:kern w:val="0"/>
+          <w:sz w:val="21"/>
+          <w:szCs w:val="21"/>
+          <w:lang w:val="en-US" w:eastAsia="es-MX"/>
+          <w14:ligatures w14:val="none"/>
+        </w:rPr>
+        <w:t>nombre TEXT NOT NULL,</w:t>
+      </w:r>
+    </w:p>
+    <w:p>
+      <w:pPr>
+        <w:pStyle w:val="Prrafodelista"/>
+        <w:numPr>
+          <w:ilvl w:val="0"/>
+          <w:numId w:val="12"/>
+        </w:numPr>
+        <w:shd w:val="clear" w:color="auto" w:fill="282A2C"/>
+        <w:spacing w:after="0" w:line="285" w:lineRule="atLeast"/>
+        <w:rPr>
+          <w:rFonts w:ascii="Courier New" w:eastAsia="Times New Roman" w:hAnsi="Courier New" w:cs="Courier New"/>
+          <w:color w:val="D4D4D4"/>
+          <w:kern w:val="0"/>
+          <w:sz w:val="21"/>
+          <w:szCs w:val="21"/>
+          <w:lang w:val="en-US" w:eastAsia="es-MX"/>
+          <w14:ligatures w14:val="none"/>
+        </w:rPr>
+      </w:pPr>
+      <w:r>
+        <w:rPr>
+          <w:rFonts w:ascii="Courier New" w:eastAsia="Times New Roman" w:hAnsi="Courier New" w:cs="Courier New"/>
+          <w:color w:val="CE9178"/>
+          <w:kern w:val="0"/>
+          <w:sz w:val="21"/>
+          <w:szCs w:val="21"/>
+          <w:lang w:val="en-US" w:eastAsia="es-MX"/>
+          <w14:ligatures w14:val="none"/>
+        </w:rPr>
+        <w:t>categoria TEXT(30),</w:t>
+      </w:r>
+    </w:p>
+    <w:p>
+      <w:pPr>
+        <w:pStyle w:val="Prrafodelista"/>
+        <w:numPr>
+          <w:ilvl w:val="0"/>
+          <w:numId w:val="12"/>
+        </w:numPr>
+        <w:shd w:val="clear" w:color="auto" w:fill="282A2C"/>
+        <w:spacing w:after="0" w:line="285" w:lineRule="atLeast"/>
+        <w:rPr>
+          <w:rFonts w:ascii="Courier New" w:eastAsia="Times New Roman" w:hAnsi="Courier New" w:cs="Courier New"/>
+          <w:color w:val="D4D4D4"/>
+          <w:kern w:val="0"/>
+          <w:sz w:val="21"/>
+          <w:szCs w:val="21"/>
+          <w:lang w:val="es-MX" w:eastAsia="es-MX"/>
+          <w14:ligatures w14:val="none"/>
+        </w:rPr>
+      </w:pPr>
+      <w:r>
+        <w:rPr>
+          <w:rFonts w:ascii="Courier New" w:eastAsia="Times New Roman" w:hAnsi="Courier New" w:cs="Courier New"/>
+          <w:color w:val="CE9178"/>
+          <w:kern w:val="0"/>
+          <w:sz w:val="21"/>
+          <w:szCs w:val="21"/>
+          <w:lang w:val="es-MX" w:eastAsia="es-MX"/>
+          <w14:ligatures w14:val="none"/>
+        </w:rPr>
+        <w:t>precio decimal (6,2) not null,</w:t>
+      </w:r>
+    </w:p>
+    <w:p>
+      <w:pPr>
+        <w:pStyle w:val="Prrafodelista"/>
+        <w:numPr>
+          <w:ilvl w:val="0"/>
+          <w:numId w:val="12"/>
+        </w:numPr>
+        <w:shd w:val="clear" w:color="auto" w:fill="282A2C"/>
+        <w:spacing w:after="0" w:line="285" w:lineRule="atLeast"/>
+        <w:rPr>
+          <w:rFonts w:ascii="Courier New" w:eastAsia="Times New Roman" w:hAnsi="Courier New" w:cs="Courier New"/>
+          <w:color w:val="D4D4D4"/>
+          <w:kern w:val="0"/>
+          <w:sz w:val="21"/>
+          <w:szCs w:val="21"/>
+          <w:lang w:val="es-MX" w:eastAsia="es-MX"/>
+          <w14:ligatures w14:val="none"/>
+        </w:rPr>
+      </w:pPr>
+      <w:r>
+        <w:rPr>
+          <w:rFonts w:ascii="Courier New" w:eastAsia="Times New Roman" w:hAnsi="Courier New" w:cs="Courier New"/>
+          <w:color w:val="CE9178"/>
+          <w:kern w:val="0"/>
+          <w:sz w:val="21"/>
+          <w:szCs w:val="21"/>
+          <w:lang w:val="es-MX" w:eastAsia="es-MX"/>
+          <w14:ligatures w14:val="none"/>
+        </w:rPr>
+        <w:t>disponible REAL);</w:t>
+      </w:r>
+    </w:p>
+    <w:p>
+      <w:pPr>
+        <w:pStyle w:val="Prrafodelista"/>
+        <w:numPr>
+          <w:ilvl w:val="0"/>
+          <w:numId w:val="12"/>
+        </w:numPr>
+        <w:shd w:val="clear" w:color="auto" w:fill="282A2C"/>
+        <w:spacing w:after="0" w:line="285" w:lineRule="atLeast"/>
+        <w:rPr>
+          <w:rFonts w:ascii="Courier New" w:eastAsia="Times New Roman" w:hAnsi="Courier New" w:cs="Courier New"/>
+          <w:color w:val="D4D4D4"/>
+          <w:kern w:val="0"/>
+          <w:sz w:val="21"/>
+          <w:szCs w:val="21"/>
+          <w:lang w:val="es-MX" w:eastAsia="es-MX"/>
+          <w14:ligatures w14:val="none"/>
+        </w:rPr>
+      </w:pPr>
+      <w:r>
+        <w:rPr>
+          <w:rFonts w:ascii="Courier New" w:eastAsia="Times New Roman" w:hAnsi="Courier New" w:cs="Courier New"/>
+          <w:color w:val="CE9178"/>
+          <w:kern w:val="0"/>
+          <w:sz w:val="21"/>
+          <w:szCs w:val="21"/>
+          <w:lang w:val="es-MX" w:eastAsia="es-MX"/>
+          <w14:ligatures w14:val="none"/>
+        </w:rPr>
+        <w:t>'''</w:t>
+      </w:r>
+      <w:r>
+        <w:rPr>
+          <w:rFonts w:ascii="Courier New" w:eastAsia="Times New Roman" w:hAnsi="Courier New" w:cs="Courier New"/>
+          <w:color w:val="DCDCDC"/>
+          <w:kern w:val="0"/>
+          <w:sz w:val="21"/>
+          <w:szCs w:val="21"/>
+          <w:lang w:val="es-MX" w:eastAsia="es-MX"/>
+          <w14:ligatures w14:val="none"/>
+        </w:rPr>
+        <w:t>)</w:t>
+      </w:r>
+    </w:p>
+    <w:p>
+      <w:pPr>
+        <w:pStyle w:val="Prrafodelista"/>
+        <w:numPr>
+          <w:ilvl w:val="0"/>
+          <w:numId w:val="12"/>
+        </w:numPr>
+        <w:shd w:val="clear" w:color="auto" w:fill="282A2C"/>
+        <w:spacing w:after="0" w:line="285" w:lineRule="atLeast"/>
+        <w:rPr>
+          <w:rFonts w:ascii="Courier New" w:eastAsia="Times New Roman" w:hAnsi="Courier New" w:cs="Courier New"/>
+          <w:color w:val="D4D4D4"/>
+          <w:kern w:val="0"/>
+          <w:sz w:val="21"/>
+          <w:szCs w:val="21"/>
+          <w:lang w:val="es-MX" w:eastAsia="es-MX"/>
+          <w14:ligatures w14:val="none"/>
+        </w:rPr>
+      </w:pPr>
+      <w:r>
+        <w:rPr>
+          <w:rFonts w:ascii="Courier New" w:eastAsia="Times New Roman" w:hAnsi="Courier New" w:cs="Courier New"/>
+          <w:color w:val="D4D4D4"/>
+          <w:kern w:val="0"/>
+          <w:sz w:val="21"/>
+          <w:szCs w:val="21"/>
+          <w:lang w:val="es-MX" w:eastAsia="es-MX"/>
+          <w14:ligatures w14:val="none"/>
+        </w:rPr>
+        <w:t>conn.commit</w:t>
+      </w:r>
+      <w:r>
+        <w:rPr>
+          <w:rFonts w:ascii="Courier New" w:eastAsia="Times New Roman" w:hAnsi="Courier New" w:cs="Courier New"/>
+          <w:color w:val="DCDCDC"/>
+          <w:kern w:val="0"/>
+          <w:sz w:val="21"/>
+          <w:szCs w:val="21"/>
+          <w:lang w:val="es-MX" w:eastAsia="es-MX"/>
+          <w14:ligatures w14:val="none"/>
+        </w:rPr>
+        <w:t>()</w:t>
+      </w:r>
+    </w:p>
+    <w:p>
+      <w:pPr>
+        <w:pStyle w:val="Prrafodelista"/>
+        <w:numPr>
+          <w:ilvl w:val="0"/>
+          <w:numId w:val="12"/>
+        </w:numPr>
+        <w:shd w:val="clear" w:color="auto" w:fill="282A2C"/>
+        <w:spacing w:after="0" w:line="285" w:lineRule="atLeast"/>
+        <w:rPr>
+          <w:rFonts w:ascii="Courier New" w:eastAsia="Times New Roman" w:hAnsi="Courier New" w:cs="Courier New"/>
+          <w:color w:val="D4D4D4"/>
+          <w:kern w:val="0"/>
+          <w:sz w:val="21"/>
+          <w:szCs w:val="21"/>
+          <w:lang w:val="es-MX" w:eastAsia="es-MX"/>
+          <w14:ligatures w14:val="none"/>
+        </w:rPr>
+      </w:pPr>
+      <w:r>
+        <w:rPr>
+          <w:rFonts w:ascii="Courier New" w:eastAsia="Times New Roman" w:hAnsi="Courier New" w:cs="Courier New"/>
+          <w:color w:val="DCDCAA"/>
+          <w:kern w:val="0"/>
+          <w:sz w:val="21"/>
+          <w:szCs w:val="21"/>
+          <w:lang w:val="es-MX" w:eastAsia="es-MX"/>
+          <w14:ligatures w14:val="none"/>
+        </w:rPr>
+        <w:t>print</w:t>
+      </w:r>
+      <w:r>
+        <w:rPr>
+          <w:rFonts w:ascii="Courier New" w:eastAsia="Times New Roman" w:hAnsi="Courier New" w:cs="Courier New"/>
+          <w:color w:val="DCDCDC"/>
+          <w:kern w:val="0"/>
+          <w:sz w:val="21"/>
+          <w:szCs w:val="21"/>
+          <w:lang w:val="es-MX" w:eastAsia="es-MX"/>
+          <w14:ligatures w14:val="none"/>
+        </w:rPr>
+        <w:t>(</w:t>
+      </w:r>
+      <w:r>
+        <w:rPr>
+          <w:rFonts w:ascii="Courier New" w:eastAsia="Times New Roman" w:hAnsi="Courier New" w:cs="Courier New"/>
+          <w:color w:val="CE9178"/>
+          <w:kern w:val="0"/>
+          <w:sz w:val="21"/>
+          <w:szCs w:val="21"/>
+          <w:lang w:val="es-MX" w:eastAsia="es-MX"/>
+          <w14:ligatures w14:val="none"/>
+        </w:rPr>
+        <w:t>"Tablas creada correctamente"</w:t>
+      </w:r>
+      <w:r>
+        <w:rPr>
+          <w:rFonts w:ascii="Courier New" w:eastAsia="Times New Roman" w:hAnsi="Courier New" w:cs="Courier New"/>
+          <w:color w:val="DCDCDC"/>
+          <w:kern w:val="0"/>
+          <w:sz w:val="21"/>
+          <w:szCs w:val="21"/>
+          <w:lang w:val="es-MX" w:eastAsia="es-MX"/>
+          <w14:ligatures w14:val="none"/>
+        </w:rPr>
+        <w:t>)</w:t>
+      </w:r>
+    </w:p>
+    <w:p>
+      <w:pPr>
+        <w:rPr>
+          <w:color w:val="000000" w:themeColor="text1"/>
+          <w:lang w:val="es-MX"/>
+        </w:rPr>
+      </w:pPr>
+    </w:p>
+    <w:p>
+      <w:pPr>
+        <w:rPr>
+          <w:color w:val="000000" w:themeColor="text1"/>
+          <w:lang w:val="es-MX"/>
+        </w:rPr>
+      </w:pPr>
+      <w:r>
+        <w:rPr>
+          <w:color w:val="000000" w:themeColor="text1"/>
+          <w:lang w:val="es-MX"/>
+        </w:rPr>
+        <w:t xml:space="preserve">Inserción de Datos (INSERT): Se insertaron dos registros iniciales: </w:t>
+      </w:r>
+    </w:p>
+    <w:p>
+      <w:pPr>
+        <w:numPr>
+          <w:ilvl w:val="0"/>
+          <w:numId w:val="4"/>
+        </w:numPr>
+        <w:rPr>
+          <w:color w:val="000000" w:themeColor="text1"/>
+          <w:lang w:val="es-MX"/>
+        </w:rPr>
+      </w:pPr>
+      <w:r>
+        <w:rPr>
+          <w:color w:val="000000" w:themeColor="text1"/>
+          <w:lang w:val="es-MX"/>
+        </w:rPr>
+        <w:t xml:space="preserve">1: Huevos con Jamón (Desayunos) - $55.90 - Disponible (TRUE). </w:t>
+      </w:r>
+    </w:p>
+    <w:p>
+      <w:pPr>
+        <w:numPr>
+          <w:ilvl w:val="0"/>
+          <w:numId w:val="4"/>
+        </w:numPr>
+        <w:rPr>
+          <w:color w:val="000000" w:themeColor="text1"/>
+          <w:lang w:val="es-MX"/>
+        </w:rPr>
+      </w:pPr>
+      <w:r>
+        <w:rPr>
+          <w:color w:val="000000" w:themeColor="text1"/>
+          <w:lang w:val="es-MX"/>
+        </w:rPr>
+        <w:t xml:space="preserve">2: Coctel de Camarón (Aperitivos) - $599.00 - Disponible (TRUE). </w:t>
+      </w:r>
+    </w:p>
+    <w:p>
+      <w:pPr>
+        <w:pStyle w:val="Prrafodelista"/>
+        <w:numPr>
+          <w:ilvl w:val="0"/>
+          <w:numId w:val="13"/>
+        </w:numPr>
+        <w:shd w:val="clear" w:color="auto" w:fill="282A2C"/>
+        <w:spacing w:after="0" w:line="285" w:lineRule="atLeast"/>
+        <w:rPr>
+          <w:rFonts w:ascii="Courier New" w:eastAsia="Times New Roman" w:hAnsi="Courier New" w:cs="Courier New"/>
+          <w:color w:val="D4D4D4"/>
+          <w:kern w:val="0"/>
+          <w:sz w:val="21"/>
+          <w:szCs w:val="21"/>
+          <w:lang w:val="es-MX" w:eastAsia="es-MX"/>
+          <w14:ligatures w14:val="none"/>
+        </w:rPr>
+      </w:pPr>
+      <w:r>
+        <w:rPr>
+          <w:rFonts w:ascii="Courier New" w:eastAsia="Times New Roman" w:hAnsi="Courier New" w:cs="Courier New"/>
+          <w:color w:val="82B76C"/>
+          <w:kern w:val="0"/>
+          <w:sz w:val="21"/>
+          <w:szCs w:val="21"/>
+          <w:lang w:val="es-MX" w:eastAsia="es-MX"/>
+          <w14:ligatures w14:val="none"/>
+        </w:rPr>
+        <w:t># INSERT: alta de departamentos</w:t>
+      </w:r>
+    </w:p>
+    <w:p>
+      <w:pPr>
+        <w:pStyle w:val="Prrafodelista"/>
+        <w:numPr>
+          <w:ilvl w:val="0"/>
+          <w:numId w:val="13"/>
+        </w:numPr>
+        <w:shd w:val="clear" w:color="auto" w:fill="282A2C"/>
+        <w:spacing w:after="0" w:line="285" w:lineRule="atLeast"/>
+        <w:rPr>
+          <w:rFonts w:ascii="Courier New" w:eastAsia="Times New Roman" w:hAnsi="Courier New" w:cs="Courier New"/>
+          <w:color w:val="D4D4D4"/>
+          <w:kern w:val="0"/>
+          <w:sz w:val="21"/>
+          <w:szCs w:val="21"/>
+          <w:lang w:val="es-MX" w:eastAsia="es-MX"/>
+          <w14:ligatures w14:val="none"/>
+        </w:rPr>
+      </w:pPr>
+      <w:r>
+        <w:rPr>
+          <w:rFonts w:ascii="Courier New" w:eastAsia="Times New Roman" w:hAnsi="Courier New" w:cs="Courier New"/>
+          <w:color w:val="D4D4D4"/>
+          <w:kern w:val="0"/>
+          <w:sz w:val="21"/>
+          <w:szCs w:val="21"/>
+          <w:lang w:val="es-MX" w:eastAsia="es-MX"/>
+          <w14:ligatures w14:val="none"/>
+        </w:rPr>
+        <w:t>run</w:t>
+      </w:r>
+      <w:r>
+        <w:rPr>
+          <w:rFonts w:ascii="Courier New" w:eastAsia="Times New Roman" w:hAnsi="Courier New" w:cs="Courier New"/>
+          <w:color w:val="DCDCDC"/>
+          <w:kern w:val="0"/>
+          <w:sz w:val="21"/>
+          <w:szCs w:val="21"/>
+          <w:lang w:val="es-MX" w:eastAsia="es-MX"/>
+          <w14:ligatures w14:val="none"/>
+        </w:rPr>
+        <w:t>(</w:t>
+      </w:r>
+      <w:r>
+        <w:rPr>
+          <w:rFonts w:ascii="Courier New" w:eastAsia="Times New Roman" w:hAnsi="Courier New" w:cs="Courier New"/>
+          <w:color w:val="CE9178"/>
+          <w:kern w:val="0"/>
+          <w:sz w:val="21"/>
+          <w:szCs w:val="21"/>
+          <w:lang w:val="es-MX" w:eastAsia="es-MX"/>
+          <w14:ligatures w14:val="none"/>
+        </w:rPr>
+        <w:t>"""</w:t>
+      </w:r>
+    </w:p>
+    <w:p>
+      <w:pPr>
+        <w:pStyle w:val="Prrafodelista"/>
+        <w:numPr>
+          <w:ilvl w:val="0"/>
+          <w:numId w:val="13"/>
+        </w:numPr>
+        <w:shd w:val="clear" w:color="auto" w:fill="282A2C"/>
+        <w:spacing w:after="0" w:line="285" w:lineRule="atLeast"/>
+        <w:rPr>
+          <w:rFonts w:ascii="Courier New" w:eastAsia="Times New Roman" w:hAnsi="Courier New" w:cs="Courier New"/>
+          <w:color w:val="D4D4D4"/>
+          <w:kern w:val="0"/>
+          <w:sz w:val="21"/>
+          <w:szCs w:val="21"/>
+          <w:lang w:val="es-MX" w:eastAsia="es-MX"/>
+          <w14:ligatures w14:val="none"/>
+        </w:rPr>
+      </w:pPr>
+      <w:r>
+        <w:rPr>
+          <w:rFonts w:ascii="Courier New" w:eastAsia="Times New Roman" w:hAnsi="Courier New" w:cs="Courier New"/>
+          <w:color w:val="CE9178"/>
+          <w:kern w:val="0"/>
+          <w:sz w:val="21"/>
+          <w:szCs w:val="21"/>
+          <w:lang w:val="es-MX" w:eastAsia="es-MX"/>
+          <w14:ligatures w14:val="none"/>
+        </w:rPr>
+        <w:t>insert into comida (id_platillo,nombre,categoria,precio,disponible) VALUES</w:t>
+      </w:r>
+    </w:p>
+    <w:p>
+      <w:pPr>
+        <w:pStyle w:val="Prrafodelista"/>
+        <w:numPr>
+          <w:ilvl w:val="0"/>
+          <w:numId w:val="13"/>
+        </w:numPr>
+        <w:shd w:val="clear" w:color="auto" w:fill="282A2C"/>
+        <w:spacing w:after="0" w:line="285" w:lineRule="atLeast"/>
+        <w:rPr>
+          <w:rFonts w:ascii="Courier New" w:eastAsia="Times New Roman" w:hAnsi="Courier New" w:cs="Courier New"/>
+          <w:color w:val="D4D4D4"/>
+          <w:kern w:val="0"/>
+          <w:sz w:val="21"/>
+          <w:szCs w:val="21"/>
+          <w:lang w:val="es-MX" w:eastAsia="es-MX"/>
+          <w14:ligatures w14:val="none"/>
+        </w:rPr>
+      </w:pPr>
+      <w:r>
+        <w:rPr>
+          <w:rFonts w:ascii="Courier New" w:eastAsia="Times New Roman" w:hAnsi="Courier New" w:cs="Courier New"/>
+          <w:color w:val="CE9178"/>
+          <w:kern w:val="0"/>
+          <w:sz w:val="21"/>
+          <w:szCs w:val="21"/>
+          <w:lang w:val="es-MX" w:eastAsia="es-MX"/>
+          <w14:ligatures w14:val="none"/>
+        </w:rPr>
+        <w:t>(1,'HUEVOS CON JAMON','DESAYUNOS',55.90,TRUE),</w:t>
+      </w:r>
+    </w:p>
+    <w:p>
+      <w:pPr>
+        <w:pStyle w:val="Prrafodelista"/>
+        <w:numPr>
+          <w:ilvl w:val="0"/>
+          <w:numId w:val="13"/>
+        </w:numPr>
+        <w:shd w:val="clear" w:color="auto" w:fill="282A2C"/>
+        <w:spacing w:after="0" w:line="285" w:lineRule="atLeast"/>
+        <w:rPr>
+          <w:rFonts w:ascii="Courier New" w:eastAsia="Times New Roman" w:hAnsi="Courier New" w:cs="Courier New"/>
+          <w:color w:val="D4D4D4"/>
+          <w:kern w:val="0"/>
+          <w:sz w:val="21"/>
+          <w:szCs w:val="21"/>
+          <w:lang w:val="es-MX" w:eastAsia="es-MX"/>
+          <w14:ligatures w14:val="none"/>
+        </w:rPr>
+      </w:pPr>
+      <w:r>
+        <w:rPr>
+          <w:rFonts w:ascii="Courier New" w:eastAsia="Times New Roman" w:hAnsi="Courier New" w:cs="Courier New"/>
+          <w:color w:val="CE9178"/>
+          <w:kern w:val="0"/>
+          <w:sz w:val="21"/>
+          <w:szCs w:val="21"/>
+          <w:lang w:val="es-MX" w:eastAsia="es-MX"/>
+          <w14:ligatures w14:val="none"/>
+        </w:rPr>
+        <w:t>(2,'COCTEL DE CAMARON','APERITIVOS',599,TRUE);"""</w:t>
+      </w:r>
+      <w:r>
+        <w:rPr>
+          <w:rFonts w:ascii="Courier New" w:eastAsia="Times New Roman" w:hAnsi="Courier New" w:cs="Courier New"/>
+          <w:color w:val="DCDCDC"/>
+          <w:kern w:val="0"/>
+          <w:sz w:val="21"/>
+          <w:szCs w:val="21"/>
+          <w:lang w:val="es-MX" w:eastAsia="es-MX"/>
+          <w14:ligatures w14:val="none"/>
+        </w:rPr>
+        <w:t>)</w:t>
+      </w:r>
+    </w:p>
+    <w:p>
+      <w:pPr>
+        <w:pStyle w:val="Prrafodelista"/>
+        <w:numPr>
+          <w:ilvl w:val="0"/>
+          <w:numId w:val="13"/>
+        </w:numPr>
+        <w:shd w:val="clear" w:color="auto" w:fill="282A2C"/>
+        <w:spacing w:after="0" w:line="285" w:lineRule="atLeast"/>
+        <w:rPr>
+          <w:rFonts w:ascii="Courier New" w:eastAsia="Times New Roman" w:hAnsi="Courier New" w:cs="Courier New"/>
+          <w:color w:val="D4D4D4"/>
+          <w:kern w:val="0"/>
+          <w:sz w:val="21"/>
+          <w:szCs w:val="21"/>
+          <w:lang w:val="es-MX" w:eastAsia="es-MX"/>
+          <w14:ligatures w14:val="none"/>
+        </w:rPr>
+      </w:pPr>
+    </w:p>
+    <w:p>
+      <w:pPr>
+        <w:pStyle w:val="Prrafodelista"/>
+        <w:numPr>
+          <w:ilvl w:val="0"/>
+          <w:numId w:val="13"/>
+        </w:numPr>
+        <w:shd w:val="clear" w:color="auto" w:fill="282A2C"/>
+        <w:spacing w:after="0" w:line="285" w:lineRule="atLeast"/>
+        <w:rPr>
+          <w:rFonts w:ascii="Courier New" w:eastAsia="Times New Roman" w:hAnsi="Courier New" w:cs="Courier New"/>
+          <w:color w:val="D4D4D4"/>
+          <w:kern w:val="0"/>
+          <w:sz w:val="21"/>
+          <w:szCs w:val="21"/>
+          <w:lang w:val="es-MX" w:eastAsia="es-MX"/>
+          <w14:ligatures w14:val="none"/>
+        </w:rPr>
+      </w:pPr>
+      <w:r>
+        <w:rPr>
+          <w:rFonts w:ascii="Courier New" w:eastAsia="Times New Roman" w:hAnsi="Courier New" w:cs="Courier New"/>
+          <w:color w:val="D4D4D4"/>
+          <w:kern w:val="0"/>
+          <w:sz w:val="21"/>
+          <w:szCs w:val="21"/>
+          <w:lang w:val="es-MX" w:eastAsia="es-MX"/>
+          <w14:ligatures w14:val="none"/>
+        </w:rPr>
+        <w:t>query</w:t>
+      </w:r>
+      <w:r>
+        <w:rPr>
+          <w:rFonts w:ascii="Courier New" w:eastAsia="Times New Roman" w:hAnsi="Courier New" w:cs="Courier New"/>
+          <w:color w:val="DCDCDC"/>
+          <w:kern w:val="0"/>
+          <w:sz w:val="21"/>
+          <w:szCs w:val="21"/>
+          <w:lang w:val="es-MX" w:eastAsia="es-MX"/>
+          <w14:ligatures w14:val="none"/>
+        </w:rPr>
+        <w:t>(</w:t>
+      </w:r>
+      <w:r>
+        <w:rPr>
+          <w:rFonts w:ascii="Courier New" w:eastAsia="Times New Roman" w:hAnsi="Courier New" w:cs="Courier New"/>
+          <w:color w:val="CE9178"/>
+          <w:kern w:val="0"/>
+          <w:sz w:val="21"/>
+          <w:szCs w:val="21"/>
+          <w:lang w:val="es-MX" w:eastAsia="es-MX"/>
+          <w14:ligatures w14:val="none"/>
+        </w:rPr>
+        <w:t>"SELECT * FROM comida"</w:t>
+      </w:r>
+      <w:r>
+        <w:rPr>
+          <w:rFonts w:ascii="Courier New" w:eastAsia="Times New Roman" w:hAnsi="Courier New" w:cs="Courier New"/>
+          <w:color w:val="DCDCDC"/>
+          <w:kern w:val="0"/>
+          <w:sz w:val="21"/>
+          <w:szCs w:val="21"/>
+          <w:lang w:val="es-MX" w:eastAsia="es-MX"/>
+          <w14:ligatures w14:val="none"/>
+        </w:rPr>
+        <w:t>)</w:t>
+      </w:r>
+    </w:p>
+    <w:p>
+      <w:pPr>
+        <w:rPr>
+          <w:color w:val="000000" w:themeColor="text1"/>
+          <w:lang w:val="es-MX"/>
+        </w:rPr>
+      </w:pPr>
+    </w:p>
+    <w:p>
+      <w:pPr>
+        <w:rPr>
+          <w:color w:val="000000" w:themeColor="text1"/>
+          <w:lang w:val="es-MX"/>
+        </w:rPr>
+      </w:pPr>
+      <w:r>
+        <w:rPr>
+          <w:color w:val="000000" w:themeColor="text1"/>
+          <w:lang w:val="es-MX"/>
+        </w:rPr>
+        <w:t xml:space="preserve">Actualización de Registros (UPDATE): Se modificó el precio de todos los platillos activos (disponible = TRUE) incrementando su costo mediante una fórmula aritmética. </w:t>
+      </w:r>
+    </w:p>
+    <w:p>
+      <w:pPr>
+        <w:pStyle w:val="Prrafodelista"/>
+        <w:numPr>
+          <w:ilvl w:val="0"/>
+          <w:numId w:val="14"/>
+        </w:numPr>
+        <w:shd w:val="clear" w:color="auto" w:fill="282A2C"/>
+        <w:spacing w:after="0" w:line="285" w:lineRule="atLeast"/>
+        <w:rPr>
+          <w:rFonts w:ascii="Courier New" w:eastAsia="Times New Roman" w:hAnsi="Courier New" w:cs="Courier New"/>
+          <w:color w:val="D4D4D4"/>
+          <w:kern w:val="0"/>
+          <w:sz w:val="21"/>
+          <w:szCs w:val="21"/>
+          <w:lang w:val="en-US" w:eastAsia="es-MX"/>
+          <w14:ligatures w14:val="none"/>
+        </w:rPr>
+      </w:pPr>
+      <w:r>
+        <w:rPr>
+          <w:rFonts w:ascii="Courier New" w:eastAsia="Times New Roman" w:hAnsi="Courier New" w:cs="Courier New"/>
+          <w:color w:val="82B76C"/>
+          <w:kern w:val="0"/>
+          <w:sz w:val="21"/>
+          <w:szCs w:val="21"/>
+          <w:lang w:val="en-US" w:eastAsia="es-MX"/>
+          <w14:ligatures w14:val="none"/>
+        </w:rPr>
+        <w:t># UPDATE</w:t>
+      </w:r>
+    </w:p>
+    <w:p>
+      <w:pPr>
+        <w:pStyle w:val="Prrafodelista"/>
+        <w:numPr>
+          <w:ilvl w:val="0"/>
+          <w:numId w:val="14"/>
+        </w:numPr>
+        <w:shd w:val="clear" w:color="auto" w:fill="282A2C"/>
+        <w:spacing w:after="0" w:line="285" w:lineRule="atLeast"/>
+        <w:rPr>
+          <w:rFonts w:ascii="Courier New" w:eastAsia="Times New Roman" w:hAnsi="Courier New" w:cs="Courier New"/>
+          <w:color w:val="D4D4D4"/>
+          <w:kern w:val="0"/>
+          <w:sz w:val="21"/>
+          <w:szCs w:val="21"/>
+          <w:lang w:val="en-US" w:eastAsia="es-MX"/>
+          <w14:ligatures w14:val="none"/>
+        </w:rPr>
+      </w:pPr>
+      <w:r>
+        <w:rPr>
+          <w:rFonts w:ascii="Courier New" w:eastAsia="Times New Roman" w:hAnsi="Courier New" w:cs="Courier New"/>
+          <w:color w:val="D4D4D4"/>
+          <w:kern w:val="0"/>
+          <w:sz w:val="21"/>
+          <w:szCs w:val="21"/>
+          <w:lang w:val="en-US" w:eastAsia="es-MX"/>
+          <w14:ligatures w14:val="none"/>
+        </w:rPr>
+        <w:t>run</w:t>
+      </w:r>
+      <w:r>
+        <w:rPr>
+          <w:rFonts w:ascii="Courier New" w:eastAsia="Times New Roman" w:hAnsi="Courier New" w:cs="Courier New"/>
+          <w:color w:val="DCDCDC"/>
+          <w:kern w:val="0"/>
+          <w:sz w:val="21"/>
+          <w:szCs w:val="21"/>
+          <w:lang w:val="en-US" w:eastAsia="es-MX"/>
+          <w14:ligatures w14:val="none"/>
+        </w:rPr>
+        <w:t>(</w:t>
+      </w:r>
+      <w:r>
+        <w:rPr>
+          <w:rFonts w:ascii="Courier New" w:eastAsia="Times New Roman" w:hAnsi="Courier New" w:cs="Courier New"/>
+          <w:color w:val="CE9178"/>
+          <w:kern w:val="0"/>
+          <w:sz w:val="21"/>
+          <w:szCs w:val="21"/>
+          <w:lang w:val="en-US" w:eastAsia="es-MX"/>
+          <w14:ligatures w14:val="none"/>
+        </w:rPr>
+        <w:t>"UPDATE comida SET precio = precio * +100.10 WHERE disponible = TRUE"</w:t>
+      </w:r>
+      <w:r>
+        <w:rPr>
+          <w:rFonts w:ascii="Courier New" w:eastAsia="Times New Roman" w:hAnsi="Courier New" w:cs="Courier New"/>
+          <w:color w:val="DCDCDC"/>
+          <w:kern w:val="0"/>
+          <w:sz w:val="21"/>
+          <w:szCs w:val="21"/>
+          <w:lang w:val="en-US" w:eastAsia="es-MX"/>
+          <w14:ligatures w14:val="none"/>
+        </w:rPr>
+        <w:t>)</w:t>
+      </w:r>
+    </w:p>
+    <w:p>
+      <w:pPr>
+        <w:pStyle w:val="Prrafodelista"/>
+        <w:numPr>
+          <w:ilvl w:val="0"/>
+          <w:numId w:val="14"/>
+        </w:numPr>
+        <w:shd w:val="clear" w:color="auto" w:fill="282A2C"/>
+        <w:spacing w:after="0" w:line="285" w:lineRule="atLeast"/>
+        <w:rPr>
+          <w:rFonts w:ascii="Courier New" w:eastAsia="Times New Roman" w:hAnsi="Courier New" w:cs="Courier New"/>
+          <w:color w:val="D4D4D4"/>
+          <w:kern w:val="0"/>
+          <w:sz w:val="21"/>
+          <w:szCs w:val="21"/>
+          <w:lang w:val="es-MX" w:eastAsia="es-MX"/>
+          <w14:ligatures w14:val="none"/>
+        </w:rPr>
+      </w:pPr>
+      <w:r>
+        <w:rPr>
+          <w:rFonts w:ascii="Courier New" w:eastAsia="Times New Roman" w:hAnsi="Courier New" w:cs="Courier New"/>
+          <w:color w:val="D4D4D4"/>
+          <w:kern w:val="0"/>
+          <w:sz w:val="21"/>
+          <w:szCs w:val="21"/>
+          <w:lang w:val="es-MX" w:eastAsia="es-MX"/>
+          <w14:ligatures w14:val="none"/>
         </w:rPr>
         <w:lastRenderedPageBreak/>
+        <w:t>query</w:t>
+      </w:r>
+      <w:r>
+        <w:rPr>
+          <w:rFonts w:ascii="Courier New" w:eastAsia="Times New Roman" w:hAnsi="Courier New" w:cs="Courier New"/>
+          <w:color w:val="DCDCDC"/>
+          <w:kern w:val="0"/>
+          <w:sz w:val="21"/>
+          <w:szCs w:val="21"/>
+          <w:lang w:val="es-MX" w:eastAsia="es-MX"/>
+          <w14:ligatures w14:val="none"/>
+        </w:rPr>
+        <w:t>(</w:t>
+      </w:r>
+      <w:r>
+        <w:rPr>
+          <w:rFonts w:ascii="Courier New" w:eastAsia="Times New Roman" w:hAnsi="Courier New" w:cs="Courier New"/>
+          <w:color w:val="CE9178"/>
+          <w:kern w:val="0"/>
+          <w:sz w:val="21"/>
+          <w:szCs w:val="21"/>
+          <w:lang w:val="es-MX" w:eastAsia="es-MX"/>
+          <w14:ligatures w14:val="none"/>
+        </w:rPr>
+        <w:t>"SELECT * FROM comida"</w:t>
+      </w:r>
+      <w:r>
+        <w:rPr>
+          <w:rFonts w:ascii="Courier New" w:eastAsia="Times New Roman" w:hAnsi="Courier New" w:cs="Courier New"/>
+          <w:color w:val="DCDCDC"/>
+          <w:kern w:val="0"/>
+          <w:sz w:val="21"/>
+          <w:szCs w:val="21"/>
+          <w:lang w:val="es-MX" w:eastAsia="es-MX"/>
+          <w14:ligatures w14:val="none"/>
+        </w:rPr>
+        <w:t>)</w:t>
+      </w:r>
+    </w:p>
+    <w:p>
+      <w:pPr>
+        <w:rPr>
+          <w:color w:val="000000" w:themeColor="text1"/>
+          <w:lang w:val="es-MX"/>
+        </w:rPr>
+      </w:pPr>
+    </w:p>
+    <w:p>
+      <w:pPr>
+        <w:rPr>
+          <w:color w:val="000000" w:themeColor="text1"/>
+          <w:lang w:val="es-MX"/>
+        </w:rPr>
+      </w:pPr>
+      <w:r>
+        <w:rPr>
+          <w:color w:val="000000" w:themeColor="text1"/>
+          <w:lang w:val="es-MX"/>
+        </w:rPr>
+        <w:t xml:space="preserve"> Eliminación de Registros (DELETE): Se ejecutó un borrado condicional especificando el valor exacto del precio a eliminar. </w:t>
+      </w:r>
+    </w:p>
+    <w:p>
+      <w:pPr>
+        <w:pStyle w:val="Prrafodelista"/>
+        <w:numPr>
+          <w:ilvl w:val="0"/>
+          <w:numId w:val="15"/>
+        </w:numPr>
+        <w:shd w:val="clear" w:color="auto" w:fill="282A2C"/>
+        <w:spacing w:after="0" w:line="285" w:lineRule="atLeast"/>
+        <w:rPr>
+          <w:rFonts w:ascii="Courier New" w:eastAsia="Times New Roman" w:hAnsi="Courier New" w:cs="Courier New"/>
+          <w:color w:val="D4D4D4"/>
+          <w:kern w:val="0"/>
+          <w:sz w:val="21"/>
+          <w:szCs w:val="21"/>
+          <w:lang w:val="en-US" w:eastAsia="es-MX"/>
+          <w14:ligatures w14:val="none"/>
+        </w:rPr>
+      </w:pPr>
+      <w:r>
+        <w:rPr>
+          <w:rFonts w:ascii="Courier New" w:eastAsia="Times New Roman" w:hAnsi="Courier New" w:cs="Courier New"/>
+          <w:color w:val="82B76C"/>
+          <w:kern w:val="0"/>
+          <w:sz w:val="21"/>
+          <w:szCs w:val="21"/>
+          <w:lang w:val="en-US" w:eastAsia="es-MX"/>
+          <w14:ligatures w14:val="none"/>
+        </w:rPr>
+        <w:t># DELETE</w:t>
+      </w:r>
+    </w:p>
+    <w:p>
+      <w:pPr>
+        <w:pStyle w:val="Prrafodelista"/>
+        <w:numPr>
+          <w:ilvl w:val="0"/>
+          <w:numId w:val="15"/>
+        </w:numPr>
+        <w:shd w:val="clear" w:color="auto" w:fill="282A2C"/>
+        <w:spacing w:after="0" w:line="285" w:lineRule="atLeast"/>
+        <w:rPr>
+          <w:rFonts w:ascii="Courier New" w:eastAsia="Times New Roman" w:hAnsi="Courier New" w:cs="Courier New"/>
+          <w:color w:val="D4D4D4"/>
+          <w:kern w:val="0"/>
+          <w:sz w:val="21"/>
+          <w:szCs w:val="21"/>
+          <w:lang w:val="en-US" w:eastAsia="es-MX"/>
+          <w14:ligatures w14:val="none"/>
+        </w:rPr>
+      </w:pPr>
+      <w:r>
+        <w:rPr>
+          <w:rFonts w:ascii="Courier New" w:eastAsia="Times New Roman" w:hAnsi="Courier New" w:cs="Courier New"/>
+          <w:color w:val="D4D4D4"/>
+          <w:kern w:val="0"/>
+          <w:sz w:val="21"/>
+          <w:szCs w:val="21"/>
+          <w:lang w:val="en-US" w:eastAsia="es-MX"/>
+          <w14:ligatures w14:val="none"/>
+        </w:rPr>
+        <w:t>run</w:t>
+      </w:r>
+      <w:r>
+        <w:rPr>
+          <w:rFonts w:ascii="Courier New" w:eastAsia="Times New Roman" w:hAnsi="Courier New" w:cs="Courier New"/>
+          <w:color w:val="DCDCDC"/>
+          <w:kern w:val="0"/>
+          <w:sz w:val="21"/>
+          <w:szCs w:val="21"/>
+          <w:lang w:val="en-US" w:eastAsia="es-MX"/>
+          <w14:ligatures w14:val="none"/>
+        </w:rPr>
+        <w:t>(</w:t>
+      </w:r>
+      <w:r>
+        <w:rPr>
+          <w:rFonts w:ascii="Courier New" w:eastAsia="Times New Roman" w:hAnsi="Courier New" w:cs="Courier New"/>
+          <w:color w:val="CE9178"/>
+          <w:kern w:val="0"/>
+          <w:sz w:val="21"/>
+          <w:szCs w:val="21"/>
+          <w:lang w:val="en-US" w:eastAsia="es-MX"/>
+          <w14:ligatures w14:val="none"/>
+        </w:rPr>
+        <w:t>"DELETE FROM comida WHERE precio = '117.390';"</w:t>
+      </w:r>
+      <w:r>
+        <w:rPr>
+          <w:rFonts w:ascii="Courier New" w:eastAsia="Times New Roman" w:hAnsi="Courier New" w:cs="Courier New"/>
+          <w:color w:val="DCDCDC"/>
+          <w:kern w:val="0"/>
+          <w:sz w:val="21"/>
+          <w:szCs w:val="21"/>
+          <w:lang w:val="en-US" w:eastAsia="es-MX"/>
+          <w14:ligatures w14:val="none"/>
+        </w:rPr>
+        <w:t>)</w:t>
+      </w:r>
+    </w:p>
+    <w:p>
+      <w:pPr>
+        <w:pStyle w:val="Prrafodelista"/>
+        <w:numPr>
+          <w:ilvl w:val="0"/>
+          <w:numId w:val="15"/>
+        </w:numPr>
+        <w:shd w:val="clear" w:color="auto" w:fill="282A2C"/>
+        <w:spacing w:after="0" w:line="285" w:lineRule="atLeast"/>
+        <w:rPr>
+          <w:rFonts w:ascii="Courier New" w:eastAsia="Times New Roman" w:hAnsi="Courier New" w:cs="Courier New"/>
+          <w:color w:val="D4D4D4"/>
+          <w:kern w:val="0"/>
+          <w:sz w:val="21"/>
+          <w:szCs w:val="21"/>
+          <w:lang w:val="es-MX" w:eastAsia="es-MX"/>
+          <w14:ligatures w14:val="none"/>
+        </w:rPr>
+      </w:pPr>
+      <w:r>
+        <w:rPr>
+          <w:rFonts w:ascii="Courier New" w:eastAsia="Times New Roman" w:hAnsi="Courier New" w:cs="Courier New"/>
+          <w:color w:val="D4D4D4"/>
+          <w:kern w:val="0"/>
+          <w:sz w:val="21"/>
+          <w:szCs w:val="21"/>
+          <w:lang w:val="es-MX" w:eastAsia="es-MX"/>
+          <w14:ligatures w14:val="none"/>
+        </w:rPr>
+        <w:t>query</w:t>
+      </w:r>
+      <w:r>
+        <w:rPr>
+          <w:rFonts w:ascii="Courier New" w:eastAsia="Times New Roman" w:hAnsi="Courier New" w:cs="Courier New"/>
+          <w:color w:val="DCDCDC"/>
+          <w:kern w:val="0"/>
+          <w:sz w:val="21"/>
+          <w:szCs w:val="21"/>
+          <w:lang w:val="es-MX" w:eastAsia="es-MX"/>
+          <w14:ligatures w14:val="none"/>
+        </w:rPr>
+        <w:t>(</w:t>
+      </w:r>
+      <w:r>
+        <w:rPr>
+          <w:rFonts w:ascii="Courier New" w:eastAsia="Times New Roman" w:hAnsi="Courier New" w:cs="Courier New"/>
+          <w:color w:val="CE9178"/>
+          <w:kern w:val="0"/>
+          <w:sz w:val="21"/>
+          <w:szCs w:val="21"/>
+          <w:lang w:val="es-MX" w:eastAsia="es-MX"/>
+          <w14:ligatures w14:val="none"/>
+        </w:rPr>
+        <w:t>"SELECT * FROM comida"</w:t>
+      </w:r>
+      <w:r>
+        <w:rPr>
+          <w:rFonts w:ascii="Courier New" w:eastAsia="Times New Roman" w:hAnsi="Courier New" w:cs="Courier New"/>
+          <w:color w:val="DCDCDC"/>
+          <w:kern w:val="0"/>
+          <w:sz w:val="21"/>
+          <w:szCs w:val="21"/>
+          <w:lang w:val="es-MX" w:eastAsia="es-MX"/>
+          <w14:ligatures w14:val="none"/>
+        </w:rPr>
+        <w:t>)</w:t>
+      </w:r>
+    </w:p>
+    <w:p>
+      <w:pPr>
+        <w:rPr>
+          <w:color w:val="000000" w:themeColor="text1"/>
+          <w:lang w:val="es-MX"/>
+        </w:rPr>
+      </w:pPr>
+    </w:p>
+    <w:p>
+      <w:pPr>
+        <w:rPr>
+          <w:color w:val="000000" w:themeColor="text1"/>
+          <w:lang w:val="es-MX"/>
+        </w:rPr>
+      </w:pPr>
+      <w:r>
+        <w:rPr>
+          <w:color w:val="000000" w:themeColor="text1"/>
+          <w:lang w:val="es-MX"/>
+        </w:rPr>
+        <w:t>Acontinuacion, se procedió a hacer lo mismo con las siguientes ejemplos:</w:t>
+      </w:r>
+    </w:p>
+    <w:p>
+      <w:pPr>
+        <w:pStyle w:val="Ttulo2"/>
+        <w:rPr>
+          <w:lang w:val="es-MX"/>
+        </w:rPr>
+      </w:pPr>
+      <w:bookmarkStart w:id="3" w:name="_Toc240489606"/>
+      <w:r>
+        <w:rPr>
+          <w:lang w:val="es-MX"/>
+        </w:rPr>
         <w:t xml:space="preserve">Ejemplo 2 — Escuela (tabla alumnos) </w:t>
       </w:r>
-      <w:proofErr w:type="gramStart"/>
-      <w:r>
-        <w:rPr>
-          <w:b/>
-          <w:bCs/>
-          <w:lang w:val="es-MX"/>
-        </w:rPr>
-        <w:t>( Realizar</w:t>
-      </w:r>
-      <w:proofErr w:type="gramEnd"/>
-      <w:r>
-        <w:rPr>
-          <w:b/>
-          <w:bCs/>
+      <w:r>
+        <w:rPr>
+          <w:lang w:val="es-MX"/>
+        </w:rPr>
+        <w:t>(Realizar</w:t>
+      </w:r>
+      <w:r>
+        <w:rPr>
           <w:lang w:val="es-MX"/>
         </w:rPr>
         <w:t xml:space="preserve"> CREATE, INSERT, UPDATE Y DELETE)</w:t>
       </w:r>
-    </w:p>
-    <w:p>
-      <w:pPr>
-        <w:rPr>
-          <w:lang w:val="es-MX"/>
-        </w:rPr>
-      </w:pPr>
-      <w:r>
-        <w:rPr>
+      <w:bookmarkEnd w:id="3"/>
+    </w:p>
+    <w:p>
+      <w:pPr>
+        <w:rPr>
+          <w:color w:val="000000" w:themeColor="text1"/>
+          <w:lang w:val="es-MX"/>
+        </w:rPr>
+      </w:pPr>
+      <w:r>
+        <w:rPr>
+          <w:color w:val="000000" w:themeColor="text1"/>
           <w:lang w:val="es-MX"/>
         </w:rPr>
         <w:t>Una escuela quiere registrar la información básica de sus alumnos.</w:t>
@@ -1796,13 +5274,15 @@
     </w:p>
     <w:p>
       <w:pPr>
-        <w:rPr>
-          <w:lang w:val="es-MX"/>
+        <w:keepNext/>
+        <w:rPr>
+          <w:color w:val="000000" w:themeColor="text1"/>
         </w:rPr>
       </w:pPr>
       <w:r>
         <w:rPr>
           <w:noProof/>
+          <w:color w:val="000000" w:themeColor="text1"/>
         </w:rPr>
         <w:drawing>
           <wp:inline distT="0" distB="0" distL="0" distR="0" wp14:anchorId="35355B87" wp14:editId="7E9E4F90">
@@ -1834,7 +5314,7 @@
                     </pic:cNvPicPr>
                   </pic:nvPicPr>
                   <pic:blipFill>
-                    <a:blip r:embed="rId12"/>
+                    <a:blip r:embed="rId13"/>
                     <a:stretch>
                       <a:fillRect/>
                     </a:stretch>
@@ -1857,7 +5337,60 @@
     </w:p>
     <w:p>
       <w:pPr>
-        <w:rPr>
+        <w:pStyle w:val="Descripcin"/>
+        <w:jc w:val="center"/>
+        <w:rPr>
+          <w:color w:val="000000" w:themeColor="text1"/>
+          <w:lang w:val="es-MX"/>
+        </w:rPr>
+      </w:pPr>
+      <w:r>
+        <w:rPr>
+          <w:color w:val="000000" w:themeColor="text1"/>
+          <w:lang w:val="es-MX"/>
+        </w:rPr>
+        <w:fldChar w:fldCharType="begin"/>
+      </w:r>
+      <w:r>
+        <w:rPr>
+          <w:color w:val="000000" w:themeColor="text1"/>
+          <w:lang w:val="es-MX"/>
+        </w:rPr>
+        <w:instrText xml:space="preserve"> SEQ Img \* alphabetic </w:instrText>
+      </w:r>
+      <w:r>
+        <w:rPr>
+          <w:color w:val="000000" w:themeColor="text1"/>
+          <w:lang w:val="es-MX"/>
+        </w:rPr>
+        <w:fldChar w:fldCharType="separate"/>
+      </w:r>
+      <w:r>
+        <w:rPr>
+          <w:noProof/>
+          <w:color w:val="000000" w:themeColor="text1"/>
+          <w:lang w:val="es-MX"/>
+        </w:rPr>
+        <w:t>b</w:t>
+      </w:r>
+      <w:r>
+        <w:rPr>
+          <w:color w:val="000000" w:themeColor="text1"/>
+          <w:lang w:val="es-MX"/>
+        </w:rPr>
+        <w:fldChar w:fldCharType="end"/>
+      </w:r>
+      <w:r>
+        <w:rPr>
+          <w:color w:val="000000" w:themeColor="text1"/>
+        </w:rPr>
+        <w:t xml:space="preserve"> Datos Ejercicio 2</w:t>
+      </w:r>
+    </w:p>
+    <w:p>
+      <w:pPr>
+        <w:rPr>
+          <w:color w:val="000000" w:themeColor="text1"/>
           <w:lang w:val="es-MX"/>
         </w:rPr>
       </w:pPr>
@@ -1866,62 +5399,288 @@
       <w:pPr>
         <w:spacing w:line="278" w:lineRule="auto"/>
         <w:rPr>
-          <w:b/>
-          <w:bCs/>
-          <w:lang w:val="es-MX"/>
-        </w:rPr>
-      </w:pPr>
-      <w:r>
-        <w:rPr>
-          <w:b/>
-          <w:bCs/>
+          <w:color w:val="000000" w:themeColor="text1"/>
+          <w:lang w:val="es-MX"/>
+        </w:rPr>
+      </w:pPr>
+      <w:r>
+        <w:rPr>
+          <w:color w:val="000000" w:themeColor="text1"/>
+          <w:lang w:val="es-MX"/>
+        </w:rPr>
+        <w:t xml:space="preserve">Creación de la Estructura (CREATE TABLE): Se creó la tabla alumnos con clave autoincremental: </w:t>
+      </w:r>
+    </w:p>
+    <w:p>
+      <w:pPr>
+        <w:numPr>
+          <w:ilvl w:val="0"/>
+          <w:numId w:val="5"/>
+        </w:numPr>
+        <w:rPr>
+          <w:color w:val="000000" w:themeColor="text1"/>
+          <w:lang w:val="es-MX"/>
+        </w:rPr>
+      </w:pPr>
+      <w:r>
+        <w:rPr>
+          <w:color w:val="000000" w:themeColor="text1"/>
+          <w:lang w:val="es-MX"/>
+        </w:rPr>
+        <w:t xml:space="preserve">id_Alumno: Clave primaria autoincremental (INTEGER PRIMARY KEY AUTOINCREMENT). </w:t>
+      </w:r>
+    </w:p>
+    <w:p>
+      <w:pPr>
+        <w:numPr>
+          <w:ilvl w:val="0"/>
+          <w:numId w:val="5"/>
+        </w:numPr>
+        <w:rPr>
+          <w:color w:val="000000" w:themeColor="text1"/>
+          <w:lang w:val="es-MX"/>
+        </w:rPr>
+      </w:pPr>
+      <w:r>
+        <w:rPr>
+          <w:color w:val="000000" w:themeColor="text1"/>
+          <w:lang w:val="es-MX"/>
+        </w:rPr>
+        <w:t>nombre: Cadena de texto obligatoria (</w:t>
+      </w:r>
+      <w:r>
+        <w:rPr>
+          <w:color w:val="000000" w:themeColor="text1"/>
+          <w:lang w:val="es-MX"/>
+        </w:rPr>
+        <w:t>VARCHAR (</w:t>
+      </w:r>
+      <w:r>
+        <w:rPr>
+          <w:color w:val="000000" w:themeColor="text1"/>
+          <w:lang w:val="es-MX"/>
+        </w:rPr>
+        <w:t xml:space="preserve">50) NOT NULL). </w:t>
+      </w:r>
+    </w:p>
+    <w:p>
+      <w:pPr>
+        <w:numPr>
+          <w:ilvl w:val="0"/>
+          <w:numId w:val="5"/>
+        </w:numPr>
+        <w:rPr>
+          <w:color w:val="000000" w:themeColor="text1"/>
+          <w:lang w:val="es-MX"/>
+        </w:rPr>
+      </w:pPr>
+      <w:r>
+        <w:rPr>
+          <w:color w:val="000000" w:themeColor="text1"/>
+          <w:lang w:val="es-MX"/>
+        </w:rPr>
+        <w:t>grado: Nivel del alumno (</w:t>
+      </w:r>
+      <w:r>
+        <w:rPr>
+          <w:color w:val="000000" w:themeColor="text1"/>
+          <w:lang w:val="es-MX"/>
+        </w:rPr>
+        <w:t>VARCHAR (</w:t>
+      </w:r>
+      <w:r>
+        <w:rPr>
+          <w:color w:val="000000" w:themeColor="text1"/>
+          <w:lang w:val="es-MX"/>
+        </w:rPr>
+        <w:t xml:space="preserve">10) NOT NULL). </w:t>
+      </w:r>
+    </w:p>
+    <w:p>
+      <w:pPr>
+        <w:numPr>
+          <w:ilvl w:val="0"/>
+          <w:numId w:val="5"/>
+        </w:numPr>
+        <w:rPr>
+          <w:color w:val="000000" w:themeColor="text1"/>
+          <w:lang w:val="es-MX"/>
+        </w:rPr>
+      </w:pPr>
+      <w:r>
+        <w:rPr>
+          <w:color w:val="000000" w:themeColor="text1"/>
+          <w:lang w:val="es-MX"/>
+        </w:rPr>
+        <w:t xml:space="preserve">edad: Valor entero (INT NOT NULL). </w:t>
+      </w:r>
+    </w:p>
+    <w:p>
+      <w:pPr>
+        <w:numPr>
+          <w:ilvl w:val="0"/>
+          <w:numId w:val="5"/>
+        </w:numPr>
+        <w:rPr>
+          <w:color w:val="000000" w:themeColor="text1"/>
+          <w:lang w:val="es-MX"/>
+        </w:rPr>
+      </w:pPr>
+      <w:r>
+        <w:rPr>
+          <w:color w:val="000000" w:themeColor="text1"/>
+          <w:lang w:val="es-MX"/>
+        </w:rPr>
+        <w:t>promedio: Valor decimal (</w:t>
+      </w:r>
+      <w:r>
+        <w:rPr>
+          <w:color w:val="000000" w:themeColor="text1"/>
+          <w:lang w:val="es-MX"/>
+        </w:rPr>
+        <w:t>DECIMAL (</w:t>
+      </w:r>
+      <w:r>
+        <w:rPr>
+          <w:color w:val="000000" w:themeColor="text1"/>
+          <w:lang w:val="es-MX"/>
+        </w:rPr>
+        <w:t xml:space="preserve">4,2) NOT NULL). </w:t>
+      </w:r>
+    </w:p>
+    <w:p>
+      <w:pPr>
+        <w:rPr>
+          <w:color w:val="000000" w:themeColor="text1"/>
+          <w:lang w:val="es-MX"/>
+        </w:rPr>
+      </w:pPr>
+      <w:r>
+        <w:rPr>
+          <w:color w:val="000000" w:themeColor="text1"/>
+          <w:lang w:val="es-MX"/>
+        </w:rPr>
+        <w:t xml:space="preserve">Inserción de Datos (INSERT): Se dieron de alta dos alumnos iniciales: </w:t>
+      </w:r>
+    </w:p>
+    <w:p>
+      <w:pPr>
+        <w:numPr>
+          <w:ilvl w:val="0"/>
+          <w:numId w:val="6"/>
+        </w:numPr>
+        <w:rPr>
+          <w:color w:val="000000" w:themeColor="text1"/>
+          <w:lang w:val="es-MX"/>
+        </w:rPr>
+      </w:pPr>
+      <w:r>
+        <w:rPr>
+          <w:color w:val="000000" w:themeColor="text1"/>
+          <w:lang w:val="es-MX"/>
+        </w:rPr>
+        <w:t xml:space="preserve">Gael: 4to grado, 20 años, promedio 89.5. </w:t>
+      </w:r>
+    </w:p>
+    <w:p>
+      <w:pPr>
+        <w:numPr>
+          <w:ilvl w:val="0"/>
+          <w:numId w:val="6"/>
+        </w:numPr>
+        <w:rPr>
+          <w:color w:val="000000" w:themeColor="text1"/>
+          <w:lang w:val="es-MX"/>
+        </w:rPr>
+      </w:pPr>
+      <w:r>
+        <w:rPr>
+          <w:color w:val="000000" w:themeColor="text1"/>
+          <w:lang w:val="es-MX"/>
+        </w:rPr>
+        <w:t xml:space="preserve">Hector: 5to grado, 85 años, promedio 20.0. </w:t>
+      </w:r>
+    </w:p>
+    <w:p>
+      <w:pPr>
+        <w:rPr>
+          <w:color w:val="000000" w:themeColor="text1"/>
+          <w:lang w:val="es-MX"/>
+        </w:rPr>
+      </w:pPr>
+      <w:r>
+        <w:rPr>
+          <w:color w:val="000000" w:themeColor="text1"/>
+          <w:lang w:val="es-MX"/>
+        </w:rPr>
+        <w:t xml:space="preserve">Actualización de Registros (UPDATE): Se aplicó un filtro para identificar a los alumnos con promedio menor o igual a 50 (promedio &lt;= 50), modificando su calificación al estado 'NA' (No Aprobado). </w:t>
+      </w:r>
+    </w:p>
+    <w:p>
+      <w:pPr>
+        <w:rPr>
+          <w:color w:val="000000" w:themeColor="text1"/>
+          <w:lang w:val="es-MX"/>
+        </w:rPr>
+      </w:pPr>
+      <w:r>
+        <w:rPr>
+          <w:color w:val="000000" w:themeColor="text1"/>
+          <w:lang w:val="es-MX"/>
+        </w:rPr>
+        <w:t xml:space="preserve">Eliminación de Registros (DELETE): Se eliminaron de la base de datos a los estudiantes clasificados con promedio 'NA'. </w:t>
+      </w:r>
+    </w:p>
+    <w:p>
+      <w:pPr>
+        <w:spacing w:line="278" w:lineRule="auto"/>
+        <w:rPr>
+          <w:color w:val="000000" w:themeColor="text1"/>
+          <w:lang w:val="es-MX"/>
+        </w:rPr>
+      </w:pPr>
+      <w:r>
+        <w:rPr>
+          <w:color w:val="000000" w:themeColor="text1"/>
           <w:lang w:val="es-MX"/>
         </w:rPr>
         <w:br w:type="page"/>
       </w:r>
-    </w:p>
-    <w:p>
-      <w:pPr>
-        <w:rPr>
-          <w:lang w:val="es-MX"/>
-        </w:rPr>
-      </w:pPr>
-      <w:r>
-        <w:rPr>
-          <w:b/>
-          <w:bCs/>
+      <w:bookmarkStart w:id="4" w:name="_Toc240489607"/>
+      <w:r>
+        <w:rPr>
+          <w:color w:val="000000" w:themeColor="text1"/>
           <w:lang w:val="es-MX"/>
         </w:rPr>
         <w:lastRenderedPageBreak/>
         <w:t xml:space="preserve">Ejemplo 3 — Tiendita escolar (tabla productos) </w:t>
       </w:r>
-      <w:proofErr w:type="gramStart"/>
-      <w:r>
-        <w:rPr>
-          <w:b/>
-          <w:bCs/>
-          <w:lang w:val="es-MX"/>
-        </w:rPr>
-        <w:t>( Realizar</w:t>
-      </w:r>
-      <w:proofErr w:type="gramEnd"/>
-      <w:r>
-        <w:rPr>
-          <w:b/>
-          <w:bCs/>
+      <w:r>
+        <w:rPr>
+          <w:color w:val="000000" w:themeColor="text1"/>
+          <w:lang w:val="es-MX"/>
+        </w:rPr>
+        <w:t>(Realizar</w:t>
+      </w:r>
+      <w:r>
+        <w:rPr>
+          <w:color w:val="000000" w:themeColor="text1"/>
           <w:lang w:val="es-MX"/>
         </w:rPr>
         <w:t xml:space="preserve"> CREATE, INSERT, UPDATE Y DELETE)</w:t>
       </w:r>
-    </w:p>
-    <w:p>
-      <w:pPr>
-        <w:rPr>
-          <w:lang w:val="es-MX"/>
-        </w:rPr>
-      </w:pPr>
-      <w:r>
-        <w:rPr>
+      <w:bookmarkEnd w:id="4"/>
+    </w:p>
+    <w:p>
+      <w:pPr>
+        <w:rPr>
+          <w:color w:val="000000" w:themeColor="text1"/>
+          <w:lang w:val="es-MX"/>
+        </w:rPr>
+      </w:pPr>
+      <w:r>
+        <w:rPr>
+          <w:color w:val="000000" w:themeColor="text1"/>
           <w:lang w:val="es-MX"/>
         </w:rPr>
         <w:t>La tiendita de la escuela necesita llevar el control de los productos que vende.</w:t>
@@ -1929,13 +5688,15 @@
     </w:p>
     <w:p>
       <w:pPr>
-        <w:rPr>
-          <w:lang w:val="es-MX"/>
+        <w:keepNext/>
+        <w:rPr>
+          <w:color w:val="000000" w:themeColor="text1"/>
         </w:rPr>
       </w:pPr>
       <w:r>
         <w:rPr>
           <w:noProof/>
+          <w:color w:val="000000" w:themeColor="text1"/>
         </w:rPr>
         <w:drawing>
           <wp:inline distT="0" distB="0" distL="0" distR="0" wp14:anchorId="4B00FD62" wp14:editId="25915FE7">
@@ -1967,7 +5728,7 @@
                     </pic:cNvPicPr>
                   </pic:nvPicPr>
                   <pic:blipFill>
-                    <a:blip r:embed="rId13"/>
+                    <a:blip r:embed="rId14"/>
                     <a:stretch>
                       <a:fillRect/>
                     </a:stretch>
@@ -1988,6 +5749,411 @@
         </w:drawing>
       </w:r>
     </w:p>
+    <w:p>
+      <w:pPr>
+        <w:pStyle w:val="Descripcin"/>
+        <w:jc w:val="center"/>
+        <w:rPr>
+          <w:color w:val="000000" w:themeColor="text1"/>
+          <w:lang w:val="es-MX"/>
+        </w:rPr>
+      </w:pPr>
+      <w:r>
+        <w:rPr>
+          <w:color w:val="000000" w:themeColor="text1"/>
+          <w:lang w:val="es-MX"/>
+        </w:rPr>
+        <w:fldChar w:fldCharType="begin"/>
+      </w:r>
+      <w:r>
+        <w:rPr>
+          <w:color w:val="000000" w:themeColor="text1"/>
+          <w:lang w:val="es-MX"/>
+        </w:rPr>
+        <w:instrText xml:space="preserve"> SEQ Img \* alphabetic </w:instrText>
+      </w:r>
+      <w:r>
+        <w:rPr>
+          <w:color w:val="000000" w:themeColor="text1"/>
+          <w:lang w:val="es-MX"/>
+        </w:rPr>
+        <w:fldChar w:fldCharType="separate"/>
+      </w:r>
+      <w:r>
+        <w:rPr>
+          <w:noProof/>
+          <w:color w:val="000000" w:themeColor="text1"/>
+          <w:lang w:val="es-MX"/>
+        </w:rPr>
+        <w:t>c</w:t>
+      </w:r>
+      <w:r>
+        <w:rPr>
+          <w:color w:val="000000" w:themeColor="text1"/>
+          <w:lang w:val="es-MX"/>
+        </w:rPr>
+        <w:fldChar w:fldCharType="end"/>
+      </w:r>
+      <w:r>
+        <w:rPr>
+          <w:color w:val="000000" w:themeColor="text1"/>
+        </w:rPr>
+        <w:t xml:space="preserve"> Datos Ejercicio 3</w:t>
+      </w:r>
+    </w:p>
+    <w:p>
+      <w:pPr>
+        <w:rPr>
+          <w:color w:val="000000" w:themeColor="text1"/>
+          <w:lang w:val="es-MX"/>
+        </w:rPr>
+      </w:pPr>
+      <w:r>
+        <w:rPr>
+          <w:color w:val="000000" w:themeColor="text1"/>
+          <w:lang w:val="es-MX"/>
+        </w:rPr>
+        <w:t xml:space="preserve">Creación de la Estructura (CREATE TABLE): Se diseñó la tabla productos: </w:t>
+      </w:r>
+    </w:p>
+    <w:p>
+      <w:pPr>
+        <w:numPr>
+          <w:ilvl w:val="0"/>
+          <w:numId w:val="7"/>
+        </w:numPr>
+        <w:rPr>
+          <w:color w:val="000000" w:themeColor="text1"/>
+          <w:lang w:val="es-MX"/>
+        </w:rPr>
+      </w:pPr>
+      <w:r>
+        <w:rPr>
+          <w:color w:val="000000" w:themeColor="text1"/>
+          <w:lang w:val="es-MX"/>
+        </w:rPr>
+        <w:t xml:space="preserve">id_producto: Identificador único autoincremental (INTEGER PRIMARY KEY AUTOINCREMENT). </w:t>
+      </w:r>
+    </w:p>
+    <w:p>
+      <w:pPr>
+        <w:numPr>
+          <w:ilvl w:val="0"/>
+          <w:numId w:val="7"/>
+        </w:numPr>
+        <w:rPr>
+          <w:color w:val="000000" w:themeColor="text1"/>
+          <w:lang w:val="es-MX"/>
+        </w:rPr>
+      </w:pPr>
+      <w:r>
+        <w:rPr>
+          <w:color w:val="000000" w:themeColor="text1"/>
+          <w:lang w:val="es-MX"/>
+        </w:rPr>
+        <w:t>nombre: Nombre del producto (</w:t>
+      </w:r>
+      <w:r>
+        <w:rPr>
+          <w:color w:val="000000" w:themeColor="text1"/>
+          <w:lang w:val="es-MX"/>
+        </w:rPr>
+        <w:t>VARCHAR (</w:t>
+      </w:r>
+      <w:r>
+        <w:rPr>
+          <w:color w:val="000000" w:themeColor="text1"/>
+          <w:lang w:val="es-MX"/>
+        </w:rPr>
+        <w:t xml:space="preserve">50) NOT NULL). </w:t>
+      </w:r>
+    </w:p>
+    <w:p>
+      <w:pPr>
+        <w:numPr>
+          <w:ilvl w:val="0"/>
+          <w:numId w:val="7"/>
+        </w:numPr>
+        <w:rPr>
+          <w:color w:val="000000" w:themeColor="text1"/>
+          <w:lang w:val="es-MX"/>
+        </w:rPr>
+      </w:pPr>
+      <w:r>
+        <w:rPr>
+          <w:color w:val="000000" w:themeColor="text1"/>
+          <w:lang w:val="es-MX"/>
+        </w:rPr>
+        <w:t>tipo: Categoría del producto (</w:t>
+      </w:r>
+      <w:r>
+        <w:rPr>
+          <w:color w:val="000000" w:themeColor="text1"/>
+          <w:lang w:val="es-MX"/>
+        </w:rPr>
+        <w:t>VARCHAR (</w:t>
+      </w:r>
+      <w:r>
+        <w:rPr>
+          <w:color w:val="000000" w:themeColor="text1"/>
+          <w:lang w:val="es-MX"/>
+        </w:rPr>
+        <w:t xml:space="preserve">30) NOT NULL). </w:t>
+      </w:r>
+    </w:p>
+    <w:p>
+      <w:pPr>
+        <w:numPr>
+          <w:ilvl w:val="0"/>
+          <w:numId w:val="7"/>
+        </w:numPr>
+        <w:rPr>
+          <w:color w:val="000000" w:themeColor="text1"/>
+          <w:lang w:val="es-MX"/>
+        </w:rPr>
+      </w:pPr>
+      <w:r>
+        <w:rPr>
+          <w:color w:val="000000" w:themeColor="text1"/>
+          <w:lang w:val="es-MX"/>
+        </w:rPr>
+        <w:t>precio: Costo unitario (</w:t>
+      </w:r>
+      <w:r>
+        <w:rPr>
+          <w:color w:val="000000" w:themeColor="text1"/>
+          <w:lang w:val="es-MX"/>
+        </w:rPr>
+        <w:t>DECIMAL (</w:t>
+      </w:r>
+      <w:r>
+        <w:rPr>
+          <w:color w:val="000000" w:themeColor="text1"/>
+          <w:lang w:val="es-MX"/>
+        </w:rPr>
+        <w:t xml:space="preserve">6,2) NOT NULL). </w:t>
+      </w:r>
+    </w:p>
+    <w:p>
+      <w:pPr>
+        <w:numPr>
+          <w:ilvl w:val="0"/>
+          <w:numId w:val="7"/>
+        </w:numPr>
+        <w:rPr>
+          <w:color w:val="000000" w:themeColor="text1"/>
+          <w:lang w:val="es-MX"/>
+        </w:rPr>
+      </w:pPr>
+      <w:r>
+        <w:rPr>
+          <w:color w:val="000000" w:themeColor="text1"/>
+          <w:lang w:val="es-MX"/>
+        </w:rPr>
+        <w:t xml:space="preserve">cantidad: Inventario disponible (INT NOT NULL). </w:t>
+      </w:r>
+    </w:p>
+    <w:p>
+      <w:pPr>
+        <w:rPr>
+          <w:color w:val="000000" w:themeColor="text1"/>
+          <w:lang w:val="es-MX"/>
+        </w:rPr>
+      </w:pPr>
+      <w:r>
+        <w:rPr>
+          <w:color w:val="000000" w:themeColor="text1"/>
+          <w:lang w:val="es-MX"/>
+        </w:rPr>
+        <w:t xml:space="preserve">Inserción de Datos (INSERT): Se insertó un producto inicial correspondiente a la categoría de 'jugos' ("Jugo de Naranja"). </w:t>
+      </w:r>
+    </w:p>
+    <w:p>
+      <w:pPr>
+        <w:rPr>
+          <w:color w:val="000000" w:themeColor="text1"/>
+          <w:lang w:val="es-MX"/>
+        </w:rPr>
+      </w:pPr>
+      <w:r>
+        <w:rPr>
+          <w:color w:val="000000" w:themeColor="text1"/>
+          <w:lang w:val="es-MX"/>
+        </w:rPr>
+        <w:t xml:space="preserve">Actualización de Registros (UPDATE): Se aplicó un descuento del 11% (multiplicando el precio por 0.89) a todos los productos cuyo costo era menor o igual a 70 (precio &lt;= 70). </w:t>
+      </w:r>
+    </w:p>
+    <w:p>
+      <w:pPr>
+        <w:rPr>
+          <w:color w:val="000000" w:themeColor="text1"/>
+          <w:lang w:val="es-MX"/>
+        </w:rPr>
+      </w:pPr>
+      <w:r>
+        <w:rPr>
+          <w:color w:val="000000" w:themeColor="text1"/>
+          <w:lang w:val="es-MX"/>
+        </w:rPr>
+        <w:t xml:space="preserve">Eliminación de Registros (DELETE): Se realizó un borrado masivo por categoría, eliminando los registros cuyo tipo corresponde a 'jugos'. </w:t>
+      </w:r>
+    </w:p>
+    <w:p>
+      <w:pPr>
+        <w:rPr>
+          <w:color w:val="000000" w:themeColor="text1"/>
+          <w:lang w:val="es-MX"/>
+        </w:rPr>
+      </w:pPr>
+    </w:p>
+    <w:p>
+      <w:pPr>
+        <w:rPr>
+          <w:color w:val="000000" w:themeColor="text1"/>
+          <w:lang w:val="es-MX"/>
+        </w:rPr>
+      </w:pPr>
+    </w:p>
+    <w:p>
+      <w:pPr>
+        <w:pStyle w:val="Ttulo3"/>
+        <w:rPr>
+          <w:lang w:val="es-MX"/>
+        </w:rPr>
+      </w:pPr>
+      <w:r>
+        <w:rPr>
+          <w:lang w:val="es-MX"/>
+        </w:rPr>
+        <w:br w:type="page"/>
+      </w:r>
+      <w:bookmarkStart w:id="5" w:name="_Toc240489608"/>
+      <w:r>
+        <w:rPr>
+          <w:lang w:val="es-MX"/>
+        </w:rPr>
+        <w:lastRenderedPageBreak/>
+        <w:t>Conclusión</w:t>
+      </w:r>
+      <w:bookmarkEnd w:id="5"/>
+    </w:p>
+    <w:p>
+      <w:pPr>
+        <w:spacing w:line="278" w:lineRule="auto"/>
+        <w:rPr>
+          <w:color w:val="000000" w:themeColor="text1"/>
+          <w:lang w:val="es-MX"/>
+        </w:rPr>
+      </w:pPr>
+      <w:r>
+        <w:rPr>
+          <w:color w:val="000000" w:themeColor="text1"/>
+          <w:lang w:val="es-MX"/>
+        </w:rPr>
+        <w:t xml:space="preserve">La realización de esta práctica permitió consolidar los conocimientos teóricos del lenguaje SQL mediante su aplicación directa en el entorno interactivo de Python. </w:t>
+      </w:r>
+    </w:p>
+    <w:p>
+      <w:pPr>
+        <w:spacing w:line="278" w:lineRule="auto"/>
+        <w:rPr>
+          <w:color w:val="000000" w:themeColor="text1"/>
+          <w:lang w:val="es-MX"/>
+        </w:rPr>
+      </w:pPr>
+      <w:r>
+        <w:rPr>
+          <w:color w:val="000000" w:themeColor="text1"/>
+          <w:lang w:val="es-MX"/>
+        </w:rPr>
+        <w:t>Entre los aprendizajes más relevantes se destacan:</w:t>
+      </w:r>
+    </w:p>
+    <w:p>
+      <w:pPr>
+        <w:numPr>
+          <w:ilvl w:val="0"/>
+          <w:numId w:val="8"/>
+        </w:numPr>
+        <w:spacing w:line="278" w:lineRule="auto"/>
+        <w:rPr>
+          <w:color w:val="000000" w:themeColor="text1"/>
+          <w:lang w:val="es-MX"/>
+        </w:rPr>
+      </w:pPr>
+      <w:r>
+        <w:rPr>
+          <w:color w:val="000000" w:themeColor="text1"/>
+          <w:lang w:val="es-MX"/>
+        </w:rPr>
+        <w:t xml:space="preserve">Integridad Referencial y Estructura: La correcta definición de tipos de datos (INTEGER, VARCHAR, DECIMAL) y restricciones (NOT NULL, PRIMARY KEY) previene la entrada de datos corruptos o inconsistentes. </w:t>
+      </w:r>
+    </w:p>
+    <w:p>
+      <w:pPr>
+        <w:numPr>
+          <w:ilvl w:val="0"/>
+          <w:numId w:val="8"/>
+        </w:numPr>
+        <w:spacing w:line="278" w:lineRule="auto"/>
+        <w:rPr>
+          <w:color w:val="000000" w:themeColor="text1"/>
+          <w:lang w:val="es-MX"/>
+        </w:rPr>
+      </w:pPr>
+      <w:r>
+        <w:rPr>
+          <w:color w:val="000000" w:themeColor="text1"/>
+          <w:lang w:val="es-MX"/>
+        </w:rPr>
+        <w:t xml:space="preserve">Importancia de la Cláusula WHERE: Se comprobó que tanto en operaciones de modificación (UPDATE) como de borrado (DELETE), el uso preciso de condiciones evita modificaciones accidentales en registros no deseados. </w:t>
+      </w:r>
+    </w:p>
+    <w:p>
+      <w:pPr>
+        <w:numPr>
+          <w:ilvl w:val="0"/>
+          <w:numId w:val="8"/>
+        </w:numPr>
+        <w:spacing w:line="278" w:lineRule="auto"/>
+        <w:rPr>
+          <w:color w:val="000000" w:themeColor="text1"/>
+          <w:lang w:val="es-MX"/>
+        </w:rPr>
+      </w:pPr>
+      <w:r>
+        <w:rPr>
+          <w:color w:val="000000" w:themeColor="text1"/>
+          <w:lang w:val="es-MX"/>
+        </w:rPr>
+        <w:t xml:space="preserve">Automatización con Python: La integración de sqlite3 con pandas ofrece una combinación potente para el análisis de datos, permitiendo procesar sentencias SQL y visualizar sus resultados de manera estructurada y profesional. </w:t>
+      </w:r>
+    </w:p>
+    <w:p>
+      <w:pPr>
+        <w:spacing w:line="278" w:lineRule="auto"/>
+        <w:rPr>
+          <w:color w:val="000000" w:themeColor="text1"/>
+          <w:lang w:val="es-MX"/>
+        </w:rPr>
+      </w:pPr>
+      <w:r>
+        <w:rPr>
+          <w:color w:val="000000" w:themeColor="text1"/>
+          <w:lang w:val="es-MX"/>
+        </w:rPr>
+        <w:t>En conclusión, la práctica cumplió con éxito el objetivo de manipular datos relacionales, sentando las bases indispensables para el diseño de bases de datos más complejas en proyectos de software o análisis de datos</w:t>
+      </w:r>
+    </w:p>
+    <w:p>
+      <w:pPr>
+        <w:spacing w:line="278" w:lineRule="auto"/>
+        <w:rPr>
+          <w:color w:val="000000" w:themeColor="text1"/>
+          <w:lang w:val="es-MX"/>
+        </w:rPr>
+      </w:pPr>
+    </w:p>
     <w:sectPr>
       <w:pgSz w:w="12240" w:h="15840" w:code="1"/>
       <w:pgMar w:top="1417" w:right="1701" w:bottom="1417" w:left="1701" w:header="709" w:footer="709" w:gutter="0"/>
@@ -2057,6 +6223,2255 @@
     </w:p>
   </w:footnote>
 </w:footnotes>
+</file>
+
+<file path=word/numbering.xml><?xml version="1.0" encoding="utf-8"?>
+<w:numbering xmlns:wpc="http://schemas.microsoft.com/office/word/2010/wordprocessingCanvas" xmlns:cx="http://schemas.microsoft.com/office/drawing/2014/chartex" xmlns:cx1="http://schemas.microsoft.com/office/drawing/2015/9/8/chartex" xmlns:cx2="http://schemas.microsoft.com/office/drawing/2015/10/21/chartex" xmlns:cx3="http://schemas.microsoft.com/office/drawing/2016/5/9/chartex" xmlns:cx4="http://schemas.microsoft.com/office/drawing/2016/5/10/chartex" xmlns:cx5="http://schemas.microsoft.com/office/drawing/2016/5/11/chartex" xmlns:cx6="http://schemas.microsoft.com/office/drawing/2016/5/12/chartex" xmlns:cx7="http://schemas.microsoft.com/office/drawing/2016/5/13/chartex" xmlns:cx8="http://schemas.microsoft.com/office/drawing/2016/5/14/chartex" xmlns:mc="http://schemas.openxmlformats.org/markup-compatibility/2006" xmlns:aink="http://schemas.microsoft.com/office/drawing/2016/ink" xmlns:am3d="http://schemas.microsoft.com/office/drawing/2017/model3d" xmlns:o="urn:schemas-microsoft-com:office:office" xmlns:oel="http://schemas.microsoft.com/office/2019/extlst" xmlns:r="http://schemas.openxmlformats.org/officeDocument/2006/relationships" xmlns:m="http://schemas.openxmlformats.org/officeDocument/2006/math" xmlns:v="urn:schemas-microsoft-com:vml" xmlns:wp14="http://schemas.microsoft.com/office/word/2010/wordprocessingDrawing" xmlns:wp="http://schemas.openxmlformats.org/drawingml/2006/wordprocessingDrawing" xmlns:w10="urn:schemas-microsoft-com:office:word" xmlns:w="http://schemas.openxmlformats.org/wordprocessingml/2006/main" xmlns:w14="http://schemas.microsoft.com/office/word/2010/wordml" xmlns:w15="http://schemas.microsoft.com/office/word/2012/wordml" xmlns:w16cex="http://schemas.microsoft.com/office/word/2018/wordml/cex" xmlns:w16cid="http://schemas.microsoft.com/office/word/2016/wordml/cid" xmlns:w16="http://schemas.microsoft.com/office/word/2018/wordml" xmlns:w16du="http://schemas.microsoft.com/office/word/2023/wordml/word16du" xmlns:w16sdtdh="http://schemas.microsoft.com/office/word/2020/wordml/sdtdatahash" xmlns:w16sdtfl="http://schemas.microsoft.com/office/word/2024/wordml/sdtformatlock" xmlns:w16se="http://schemas.microsoft.com/office/word/2015/wordml/symex" xmlns:wpg="http://schemas.microsoft.com/office/word/2010/wordprocessingGroup" xmlns:wpi="http://schemas.microsoft.com/office/word/2010/wordprocessingInk" xmlns:wne="http://schemas.microsoft.com/office/word/2006/wordml" xmlns:wps="http://schemas.microsoft.com/office/word/2010/wordprocessingShape" mc:Ignorable="w14 w15 w16se w16cid w16 w16cex w16sdtdh w16sdtfl w16du wp14">
+  <w:abstractNum w:abstractNumId="0" w15:restartNumberingAfterBreak="0">
+    <w:nsid w:val="03CB43F9"/>
+    <w:multiLevelType w:val="multilevel"/>
+    <w:tmpl w:val="E83E1D36"/>
+    <w:lvl w:ilvl="0">
+      <w:start w:val="1"/>
+      <w:numFmt w:val="decimal"/>
+      <w:lvlText w:val="%1."/>
+      <w:lvlJc w:val="left"/>
+      <w:pPr>
+        <w:tabs>
+          <w:tab w:val="num" w:pos="360"/>
+        </w:tabs>
+        <w:ind w:left="360" w:hanging="360"/>
+      </w:pPr>
+      <w:rPr>
+        <w:rFonts w:hint="default"/>
+        <w:sz w:val="20"/>
+      </w:rPr>
+    </w:lvl>
+    <w:lvl w:ilvl="1" w:tentative="1">
+      <w:start w:val="1"/>
+      <w:numFmt w:val="bullet"/>
+      <w:lvlText w:val="o"/>
+      <w:lvlJc w:val="left"/>
+      <w:pPr>
+        <w:tabs>
+          <w:tab w:val="num" w:pos="1440"/>
+        </w:tabs>
+        <w:ind w:left="1440" w:hanging="360"/>
+      </w:pPr>
+      <w:rPr>
+        <w:rFonts w:ascii="Courier New" w:hAnsi="Courier New" w:hint="default"/>
+        <w:sz w:val="20"/>
+      </w:rPr>
+    </w:lvl>
+    <w:lvl w:ilvl="2" w:tentative="1">
+      <w:start w:val="1"/>
+      <w:numFmt w:val="bullet"/>
+      <w:lvlText w:val=""/>
+      <w:lvlJc w:val="left"/>
+      <w:pPr>
+        <w:tabs>
+          <w:tab w:val="num" w:pos="2160"/>
+        </w:tabs>
+        <w:ind w:left="2160" w:hanging="360"/>
+      </w:pPr>
+      <w:rPr>
+        <w:rFonts w:ascii="Wingdings" w:hAnsi="Wingdings" w:hint="default"/>
+        <w:sz w:val="20"/>
+      </w:rPr>
+    </w:lvl>
+    <w:lvl w:ilvl="3" w:tentative="1">
+      <w:start w:val="1"/>
+      <w:numFmt w:val="bullet"/>
+      <w:lvlText w:val=""/>
+      <w:lvlJc w:val="left"/>
+      <w:pPr>
+        <w:tabs>
+          <w:tab w:val="num" w:pos="2880"/>
+        </w:tabs>
+        <w:ind w:left="2880" w:hanging="360"/>
+      </w:pPr>
+      <w:rPr>
+        <w:rFonts w:ascii="Wingdings" w:hAnsi="Wingdings" w:hint="default"/>
+        <w:sz w:val="20"/>
+      </w:rPr>
+    </w:lvl>
+    <w:lvl w:ilvl="4" w:tentative="1">
+      <w:start w:val="1"/>
+      <w:numFmt w:val="bullet"/>
+      <w:lvlText w:val=""/>
+      <w:lvlJc w:val="left"/>
+      <w:pPr>
+        <w:tabs>
+          <w:tab w:val="num" w:pos="3600"/>
+        </w:tabs>
+        <w:ind w:left="3600" w:hanging="360"/>
+      </w:pPr>
+      <w:rPr>
+        <w:rFonts w:ascii="Wingdings" w:hAnsi="Wingdings" w:hint="default"/>
+        <w:sz w:val="20"/>
+      </w:rPr>
+    </w:lvl>
+    <w:lvl w:ilvl="5" w:tentative="1">
+      <w:start w:val="1"/>
+      <w:numFmt w:val="bullet"/>
+      <w:lvlText w:val=""/>
+      <w:lvlJc w:val="left"/>
+      <w:pPr>
+        <w:tabs>
+          <w:tab w:val="num" w:pos="4320"/>
+        </w:tabs>
+        <w:ind w:left="4320" w:hanging="360"/>
+      </w:pPr>
+      <w:rPr>
+        <w:rFonts w:ascii="Wingdings" w:hAnsi="Wingdings" w:hint="default"/>
+        <w:sz w:val="20"/>
+      </w:rPr>
+    </w:lvl>
+    <w:lvl w:ilvl="6" w:tentative="1">
+      <w:start w:val="1"/>
+      <w:numFmt w:val="bullet"/>
+      <w:lvlText w:val=""/>
+      <w:lvlJc w:val="left"/>
+      <w:pPr>
+        <w:tabs>
+          <w:tab w:val="num" w:pos="5040"/>
+        </w:tabs>
+        <w:ind w:left="5040" w:hanging="360"/>
+      </w:pPr>
+      <w:rPr>
+        <w:rFonts w:ascii="Wingdings" w:hAnsi="Wingdings" w:hint="default"/>
+        <w:sz w:val="20"/>
+      </w:rPr>
+    </w:lvl>
+    <w:lvl w:ilvl="7" w:tentative="1">
+      <w:start w:val="1"/>
+      <w:numFmt w:val="bullet"/>
+      <w:lvlText w:val=""/>
+      <w:lvlJc w:val="left"/>
+      <w:pPr>
+        <w:tabs>
+          <w:tab w:val="num" w:pos="5760"/>
+        </w:tabs>
+        <w:ind w:left="5760" w:hanging="360"/>
+      </w:pPr>
+      <w:rPr>
+        <w:rFonts w:ascii="Wingdings" w:hAnsi="Wingdings" w:hint="default"/>
+        <w:sz w:val="20"/>
+      </w:rPr>
+    </w:lvl>
+    <w:lvl w:ilvl="8" w:tentative="1">
+      <w:start w:val="1"/>
+      <w:numFmt w:val="bullet"/>
+      <w:lvlText w:val=""/>
+      <w:lvlJc w:val="left"/>
+      <w:pPr>
+        <w:tabs>
+          <w:tab w:val="num" w:pos="6480"/>
+        </w:tabs>
+        <w:ind w:left="6480" w:hanging="360"/>
+      </w:pPr>
+      <w:rPr>
+        <w:rFonts w:ascii="Wingdings" w:hAnsi="Wingdings" w:hint="default"/>
+        <w:sz w:val="20"/>
+      </w:rPr>
+    </w:lvl>
+  </w:abstractNum>
+  <w:abstractNum w:abstractNumId="1" w15:restartNumberingAfterBreak="0">
+    <w:nsid w:val="099F56D8"/>
+    <w:multiLevelType w:val="multilevel"/>
+    <w:tmpl w:val="E83E1D36"/>
+    <w:lvl w:ilvl="0">
+      <w:start w:val="1"/>
+      <w:numFmt w:val="decimal"/>
+      <w:lvlText w:val="%1."/>
+      <w:lvlJc w:val="left"/>
+      <w:pPr>
+        <w:tabs>
+          <w:tab w:val="num" w:pos="360"/>
+        </w:tabs>
+        <w:ind w:left="360" w:hanging="360"/>
+      </w:pPr>
+      <w:rPr>
+        <w:rFonts w:hint="default"/>
+        <w:sz w:val="20"/>
+      </w:rPr>
+    </w:lvl>
+    <w:lvl w:ilvl="1" w:tentative="1">
+      <w:start w:val="1"/>
+      <w:numFmt w:val="bullet"/>
+      <w:lvlText w:val="o"/>
+      <w:lvlJc w:val="left"/>
+      <w:pPr>
+        <w:tabs>
+          <w:tab w:val="num" w:pos="1080"/>
+        </w:tabs>
+        <w:ind w:left="1080" w:hanging="360"/>
+      </w:pPr>
+      <w:rPr>
+        <w:rFonts w:ascii="Courier New" w:hAnsi="Courier New" w:hint="default"/>
+        <w:sz w:val="20"/>
+      </w:rPr>
+    </w:lvl>
+    <w:lvl w:ilvl="2" w:tentative="1">
+      <w:start w:val="1"/>
+      <w:numFmt w:val="bullet"/>
+      <w:lvlText w:val=""/>
+      <w:lvlJc w:val="left"/>
+      <w:pPr>
+        <w:tabs>
+          <w:tab w:val="num" w:pos="1800"/>
+        </w:tabs>
+        <w:ind w:left="1800" w:hanging="360"/>
+      </w:pPr>
+      <w:rPr>
+        <w:rFonts w:ascii="Wingdings" w:hAnsi="Wingdings" w:hint="default"/>
+        <w:sz w:val="20"/>
+      </w:rPr>
+    </w:lvl>
+    <w:lvl w:ilvl="3" w:tentative="1">
+      <w:start w:val="1"/>
+      <w:numFmt w:val="bullet"/>
+      <w:lvlText w:val=""/>
+      <w:lvlJc w:val="left"/>
+      <w:pPr>
+        <w:tabs>
+          <w:tab w:val="num" w:pos="2520"/>
+        </w:tabs>
+        <w:ind w:left="2520" w:hanging="360"/>
+      </w:pPr>
+      <w:rPr>
+        <w:rFonts w:ascii="Wingdings" w:hAnsi="Wingdings" w:hint="default"/>
+        <w:sz w:val="20"/>
+      </w:rPr>
+    </w:lvl>
+    <w:lvl w:ilvl="4" w:tentative="1">
+      <w:start w:val="1"/>
+      <w:numFmt w:val="bullet"/>
+      <w:lvlText w:val=""/>
+      <w:lvlJc w:val="left"/>
+      <w:pPr>
+        <w:tabs>
+          <w:tab w:val="num" w:pos="3240"/>
+        </w:tabs>
+        <w:ind w:left="3240" w:hanging="360"/>
+      </w:pPr>
+      <w:rPr>
+        <w:rFonts w:ascii="Wingdings" w:hAnsi="Wingdings" w:hint="default"/>
+        <w:sz w:val="20"/>
+      </w:rPr>
+    </w:lvl>
+    <w:lvl w:ilvl="5" w:tentative="1">
+      <w:start w:val="1"/>
+      <w:numFmt w:val="bullet"/>
+      <w:lvlText w:val=""/>
+      <w:lvlJc w:val="left"/>
+      <w:pPr>
+        <w:tabs>
+          <w:tab w:val="num" w:pos="3960"/>
+        </w:tabs>
+        <w:ind w:left="3960" w:hanging="360"/>
+      </w:pPr>
+      <w:rPr>
+        <w:rFonts w:ascii="Wingdings" w:hAnsi="Wingdings" w:hint="default"/>
+        <w:sz w:val="20"/>
+      </w:rPr>
+    </w:lvl>
+    <w:lvl w:ilvl="6" w:tentative="1">
+      <w:start w:val="1"/>
+      <w:numFmt w:val="bullet"/>
+      <w:lvlText w:val=""/>
+      <w:lvlJc w:val="left"/>
+      <w:pPr>
+        <w:tabs>
+          <w:tab w:val="num" w:pos="4680"/>
+        </w:tabs>
+        <w:ind w:left="4680" w:hanging="360"/>
+      </w:pPr>
+      <w:rPr>
+        <w:rFonts w:ascii="Wingdings" w:hAnsi="Wingdings" w:hint="default"/>
+        <w:sz w:val="20"/>
+      </w:rPr>
+    </w:lvl>
+    <w:lvl w:ilvl="7" w:tentative="1">
+      <w:start w:val="1"/>
+      <w:numFmt w:val="bullet"/>
+      <w:lvlText w:val=""/>
+      <w:lvlJc w:val="left"/>
+      <w:pPr>
+        <w:tabs>
+          <w:tab w:val="num" w:pos="5400"/>
+        </w:tabs>
+        <w:ind w:left="5400" w:hanging="360"/>
+      </w:pPr>
+      <w:rPr>
+        <w:rFonts w:ascii="Wingdings" w:hAnsi="Wingdings" w:hint="default"/>
+        <w:sz w:val="20"/>
+      </w:rPr>
+    </w:lvl>
+    <w:lvl w:ilvl="8" w:tentative="1">
+      <w:start w:val="1"/>
+      <w:numFmt w:val="bullet"/>
+      <w:lvlText w:val=""/>
+      <w:lvlJc w:val="left"/>
+      <w:pPr>
+        <w:tabs>
+          <w:tab w:val="num" w:pos="6120"/>
+        </w:tabs>
+        <w:ind w:left="6120" w:hanging="360"/>
+      </w:pPr>
+      <w:rPr>
+        <w:rFonts w:ascii="Wingdings" w:hAnsi="Wingdings" w:hint="default"/>
+        <w:sz w:val="20"/>
+      </w:rPr>
+    </w:lvl>
+  </w:abstractNum>
+  <w:abstractNum w:abstractNumId="2" w15:restartNumberingAfterBreak="0">
+    <w:nsid w:val="0A1C01C2"/>
+    <w:multiLevelType w:val="multilevel"/>
+    <w:tmpl w:val="3A82F6EA"/>
+    <w:lvl w:ilvl="0">
+      <w:start w:val="1"/>
+      <w:numFmt w:val="bullet"/>
+      <w:lvlText w:val=""/>
+      <w:lvlJc w:val="left"/>
+      <w:pPr>
+        <w:tabs>
+          <w:tab w:val="num" w:pos="720"/>
+        </w:tabs>
+        <w:ind w:left="720" w:hanging="360"/>
+      </w:pPr>
+      <w:rPr>
+        <w:rFonts w:ascii="Symbol" w:hAnsi="Symbol" w:hint="default"/>
+        <w:sz w:val="20"/>
+      </w:rPr>
+    </w:lvl>
+    <w:lvl w:ilvl="1" w:tentative="1">
+      <w:start w:val="1"/>
+      <w:numFmt w:val="bullet"/>
+      <w:lvlText w:val="o"/>
+      <w:lvlJc w:val="left"/>
+      <w:pPr>
+        <w:tabs>
+          <w:tab w:val="num" w:pos="1440"/>
+        </w:tabs>
+        <w:ind w:left="1440" w:hanging="360"/>
+      </w:pPr>
+      <w:rPr>
+        <w:rFonts w:ascii="Courier New" w:hAnsi="Courier New" w:hint="default"/>
+        <w:sz w:val="20"/>
+      </w:rPr>
+    </w:lvl>
+    <w:lvl w:ilvl="2" w:tentative="1">
+      <w:start w:val="1"/>
+      <w:numFmt w:val="bullet"/>
+      <w:lvlText w:val=""/>
+      <w:lvlJc w:val="left"/>
+      <w:pPr>
+        <w:tabs>
+          <w:tab w:val="num" w:pos="2160"/>
+        </w:tabs>
+        <w:ind w:left="2160" w:hanging="360"/>
+      </w:pPr>
+      <w:rPr>
+        <w:rFonts w:ascii="Wingdings" w:hAnsi="Wingdings" w:hint="default"/>
+        <w:sz w:val="20"/>
+      </w:rPr>
+    </w:lvl>
+    <w:lvl w:ilvl="3" w:tentative="1">
+      <w:start w:val="1"/>
+      <w:numFmt w:val="bullet"/>
+      <w:lvlText w:val=""/>
+      <w:lvlJc w:val="left"/>
+      <w:pPr>
+        <w:tabs>
+          <w:tab w:val="num" w:pos="2880"/>
+        </w:tabs>
+        <w:ind w:left="2880" w:hanging="360"/>
+      </w:pPr>
+      <w:rPr>
+        <w:rFonts w:ascii="Wingdings" w:hAnsi="Wingdings" w:hint="default"/>
+        <w:sz w:val="20"/>
+      </w:rPr>
+    </w:lvl>
+    <w:lvl w:ilvl="4" w:tentative="1">
+      <w:start w:val="1"/>
+      <w:numFmt w:val="bullet"/>
+      <w:lvlText w:val=""/>
+      <w:lvlJc w:val="left"/>
+      <w:pPr>
+        <w:tabs>
+          <w:tab w:val="num" w:pos="3600"/>
+        </w:tabs>
+        <w:ind w:left="3600" w:hanging="360"/>
+      </w:pPr>
+      <w:rPr>
+        <w:rFonts w:ascii="Wingdings" w:hAnsi="Wingdings" w:hint="default"/>
+        <w:sz w:val="20"/>
+      </w:rPr>
+    </w:lvl>
+    <w:lvl w:ilvl="5" w:tentative="1">
+      <w:start w:val="1"/>
+      <w:numFmt w:val="bullet"/>
+      <w:lvlText w:val=""/>
+      <w:lvlJc w:val="left"/>
+      <w:pPr>
+        <w:tabs>
+          <w:tab w:val="num" w:pos="4320"/>
+        </w:tabs>
+        <w:ind w:left="4320" w:hanging="360"/>
+      </w:pPr>
+      <w:rPr>
+        <w:rFonts w:ascii="Wingdings" w:hAnsi="Wingdings" w:hint="default"/>
+        <w:sz w:val="20"/>
+      </w:rPr>
+    </w:lvl>
+    <w:lvl w:ilvl="6" w:tentative="1">
+      <w:start w:val="1"/>
+      <w:numFmt w:val="bullet"/>
+      <w:lvlText w:val=""/>
+      <w:lvlJc w:val="left"/>
+      <w:pPr>
+        <w:tabs>
+          <w:tab w:val="num" w:pos="5040"/>
+        </w:tabs>
+        <w:ind w:left="5040" w:hanging="360"/>
+      </w:pPr>
+      <w:rPr>
+        <w:rFonts w:ascii="Wingdings" w:hAnsi="Wingdings" w:hint="default"/>
+        <w:sz w:val="20"/>
+      </w:rPr>
+    </w:lvl>
+    <w:lvl w:ilvl="7" w:tentative="1">
+      <w:start w:val="1"/>
+      <w:numFmt w:val="bullet"/>
+      <w:lvlText w:val=""/>
+      <w:lvlJc w:val="left"/>
+      <w:pPr>
+        <w:tabs>
+          <w:tab w:val="num" w:pos="5760"/>
+        </w:tabs>
+        <w:ind w:left="5760" w:hanging="360"/>
+      </w:pPr>
+      <w:rPr>
+        <w:rFonts w:ascii="Wingdings" w:hAnsi="Wingdings" w:hint="default"/>
+        <w:sz w:val="20"/>
+      </w:rPr>
+    </w:lvl>
+    <w:lvl w:ilvl="8" w:tentative="1">
+      <w:start w:val="1"/>
+      <w:numFmt w:val="bullet"/>
+      <w:lvlText w:val=""/>
+      <w:lvlJc w:val="left"/>
+      <w:pPr>
+        <w:tabs>
+          <w:tab w:val="num" w:pos="6480"/>
+        </w:tabs>
+        <w:ind w:left="6480" w:hanging="360"/>
+      </w:pPr>
+      <w:rPr>
+        <w:rFonts w:ascii="Wingdings" w:hAnsi="Wingdings" w:hint="default"/>
+        <w:sz w:val="20"/>
+      </w:rPr>
+    </w:lvl>
+  </w:abstractNum>
+  <w:abstractNum w:abstractNumId="3" w15:restartNumberingAfterBreak="0">
+    <w:nsid w:val="0B306B56"/>
+    <w:multiLevelType w:val="multilevel"/>
+    <w:tmpl w:val="3D4E365E"/>
+    <w:lvl w:ilvl="0">
+      <w:start w:val="1"/>
+      <w:numFmt w:val="bullet"/>
+      <w:lvlText w:val=""/>
+      <w:lvlJc w:val="left"/>
+      <w:pPr>
+        <w:tabs>
+          <w:tab w:val="num" w:pos="720"/>
+        </w:tabs>
+        <w:ind w:left="720" w:hanging="360"/>
+      </w:pPr>
+      <w:rPr>
+        <w:rFonts w:ascii="Symbol" w:hAnsi="Symbol" w:hint="default"/>
+        <w:sz w:val="20"/>
+      </w:rPr>
+    </w:lvl>
+    <w:lvl w:ilvl="1" w:tentative="1">
+      <w:start w:val="1"/>
+      <w:numFmt w:val="bullet"/>
+      <w:lvlText w:val="o"/>
+      <w:lvlJc w:val="left"/>
+      <w:pPr>
+        <w:tabs>
+          <w:tab w:val="num" w:pos="1440"/>
+        </w:tabs>
+        <w:ind w:left="1440" w:hanging="360"/>
+      </w:pPr>
+      <w:rPr>
+        <w:rFonts w:ascii="Courier New" w:hAnsi="Courier New" w:hint="default"/>
+        <w:sz w:val="20"/>
+      </w:rPr>
+    </w:lvl>
+    <w:lvl w:ilvl="2" w:tentative="1">
+      <w:start w:val="1"/>
+      <w:numFmt w:val="bullet"/>
+      <w:lvlText w:val=""/>
+      <w:lvlJc w:val="left"/>
+      <w:pPr>
+        <w:tabs>
+          <w:tab w:val="num" w:pos="2160"/>
+        </w:tabs>
+        <w:ind w:left="2160" w:hanging="360"/>
+      </w:pPr>
+      <w:rPr>
+        <w:rFonts w:ascii="Wingdings" w:hAnsi="Wingdings" w:hint="default"/>
+        <w:sz w:val="20"/>
+      </w:rPr>
+    </w:lvl>
+    <w:lvl w:ilvl="3" w:tentative="1">
+      <w:start w:val="1"/>
+      <w:numFmt w:val="bullet"/>
+      <w:lvlText w:val=""/>
+      <w:lvlJc w:val="left"/>
+      <w:pPr>
+        <w:tabs>
+          <w:tab w:val="num" w:pos="2880"/>
+        </w:tabs>
+        <w:ind w:left="2880" w:hanging="360"/>
+      </w:pPr>
+      <w:rPr>
+        <w:rFonts w:ascii="Wingdings" w:hAnsi="Wingdings" w:hint="default"/>
+        <w:sz w:val="20"/>
+      </w:rPr>
+    </w:lvl>
+    <w:lvl w:ilvl="4" w:tentative="1">
+      <w:start w:val="1"/>
+      <w:numFmt w:val="bullet"/>
+      <w:lvlText w:val=""/>
+      <w:lvlJc w:val="left"/>
+      <w:pPr>
+        <w:tabs>
+          <w:tab w:val="num" w:pos="3600"/>
+        </w:tabs>
+        <w:ind w:left="3600" w:hanging="360"/>
+      </w:pPr>
+      <w:rPr>
+        <w:rFonts w:ascii="Wingdings" w:hAnsi="Wingdings" w:hint="default"/>
+        <w:sz w:val="20"/>
+      </w:rPr>
+    </w:lvl>
+    <w:lvl w:ilvl="5" w:tentative="1">
+      <w:start w:val="1"/>
+      <w:numFmt w:val="bullet"/>
+      <w:lvlText w:val=""/>
+      <w:lvlJc w:val="left"/>
+      <w:pPr>
+        <w:tabs>
+          <w:tab w:val="num" w:pos="4320"/>
+        </w:tabs>
+        <w:ind w:left="4320" w:hanging="360"/>
+      </w:pPr>
+      <w:rPr>
+        <w:rFonts w:ascii="Wingdings" w:hAnsi="Wingdings" w:hint="default"/>
+        <w:sz w:val="20"/>
+      </w:rPr>
+    </w:lvl>
+    <w:lvl w:ilvl="6" w:tentative="1">
+      <w:start w:val="1"/>
+      <w:numFmt w:val="bullet"/>
+      <w:lvlText w:val=""/>
+      <w:lvlJc w:val="left"/>
+      <w:pPr>
+        <w:tabs>
+          <w:tab w:val="num" w:pos="5040"/>
+        </w:tabs>
+        <w:ind w:left="5040" w:hanging="360"/>
+      </w:pPr>
+      <w:rPr>
+        <w:rFonts w:ascii="Wingdings" w:hAnsi="Wingdings" w:hint="default"/>
+        <w:sz w:val="20"/>
+      </w:rPr>
+    </w:lvl>
+    <w:lvl w:ilvl="7" w:tentative="1">
+      <w:start w:val="1"/>
+      <w:numFmt w:val="bullet"/>
+      <w:lvlText w:val=""/>
+      <w:lvlJc w:val="left"/>
+      <w:pPr>
+        <w:tabs>
+          <w:tab w:val="num" w:pos="5760"/>
+        </w:tabs>
+        <w:ind w:left="5760" w:hanging="360"/>
+      </w:pPr>
+      <w:rPr>
+        <w:rFonts w:ascii="Wingdings" w:hAnsi="Wingdings" w:hint="default"/>
+        <w:sz w:val="20"/>
+      </w:rPr>
+    </w:lvl>
+    <w:lvl w:ilvl="8" w:tentative="1">
+      <w:start w:val="1"/>
+      <w:numFmt w:val="bullet"/>
+      <w:lvlText w:val=""/>
+      <w:lvlJc w:val="left"/>
+      <w:pPr>
+        <w:tabs>
+          <w:tab w:val="num" w:pos="6480"/>
+        </w:tabs>
+        <w:ind w:left="6480" w:hanging="360"/>
+      </w:pPr>
+      <w:rPr>
+        <w:rFonts w:ascii="Wingdings" w:hAnsi="Wingdings" w:hint="default"/>
+        <w:sz w:val="20"/>
+      </w:rPr>
+    </w:lvl>
+  </w:abstractNum>
+  <w:abstractNum w:abstractNumId="4" w15:restartNumberingAfterBreak="0">
+    <w:nsid w:val="14F647D3"/>
+    <w:multiLevelType w:val="multilevel"/>
+    <w:tmpl w:val="436611C2"/>
+    <w:lvl w:ilvl="0">
+      <w:start w:val="1"/>
+      <w:numFmt w:val="bullet"/>
+      <w:lvlText w:val=""/>
+      <w:lvlJc w:val="left"/>
+      <w:pPr>
+        <w:tabs>
+          <w:tab w:val="num" w:pos="720"/>
+        </w:tabs>
+        <w:ind w:left="720" w:hanging="360"/>
+      </w:pPr>
+      <w:rPr>
+        <w:rFonts w:ascii="Symbol" w:hAnsi="Symbol" w:hint="default"/>
+        <w:sz w:val="20"/>
+      </w:rPr>
+    </w:lvl>
+    <w:lvl w:ilvl="1" w:tentative="1">
+      <w:start w:val="1"/>
+      <w:numFmt w:val="bullet"/>
+      <w:lvlText w:val="o"/>
+      <w:lvlJc w:val="left"/>
+      <w:pPr>
+        <w:tabs>
+          <w:tab w:val="num" w:pos="1440"/>
+        </w:tabs>
+        <w:ind w:left="1440" w:hanging="360"/>
+      </w:pPr>
+      <w:rPr>
+        <w:rFonts w:ascii="Courier New" w:hAnsi="Courier New" w:hint="default"/>
+        <w:sz w:val="20"/>
+      </w:rPr>
+    </w:lvl>
+    <w:lvl w:ilvl="2" w:tentative="1">
+      <w:start w:val="1"/>
+      <w:numFmt w:val="bullet"/>
+      <w:lvlText w:val=""/>
+      <w:lvlJc w:val="left"/>
+      <w:pPr>
+        <w:tabs>
+          <w:tab w:val="num" w:pos="2160"/>
+        </w:tabs>
+        <w:ind w:left="2160" w:hanging="360"/>
+      </w:pPr>
+      <w:rPr>
+        <w:rFonts w:ascii="Wingdings" w:hAnsi="Wingdings" w:hint="default"/>
+        <w:sz w:val="20"/>
+      </w:rPr>
+    </w:lvl>
+    <w:lvl w:ilvl="3" w:tentative="1">
+      <w:start w:val="1"/>
+      <w:numFmt w:val="bullet"/>
+      <w:lvlText w:val=""/>
+      <w:lvlJc w:val="left"/>
+      <w:pPr>
+        <w:tabs>
+          <w:tab w:val="num" w:pos="2880"/>
+        </w:tabs>
+        <w:ind w:left="2880" w:hanging="360"/>
+      </w:pPr>
+      <w:rPr>
+        <w:rFonts w:ascii="Wingdings" w:hAnsi="Wingdings" w:hint="default"/>
+        <w:sz w:val="20"/>
+      </w:rPr>
+    </w:lvl>
+    <w:lvl w:ilvl="4" w:tentative="1">
+      <w:start w:val="1"/>
+      <w:numFmt w:val="bullet"/>
+      <w:lvlText w:val=""/>
+      <w:lvlJc w:val="left"/>
+      <w:pPr>
+        <w:tabs>
+          <w:tab w:val="num" w:pos="3600"/>
+        </w:tabs>
+        <w:ind w:left="3600" w:hanging="360"/>
+      </w:pPr>
+      <w:rPr>
+        <w:rFonts w:ascii="Wingdings" w:hAnsi="Wingdings" w:hint="default"/>
+        <w:sz w:val="20"/>
+      </w:rPr>
+    </w:lvl>
+    <w:lvl w:ilvl="5" w:tentative="1">
+      <w:start w:val="1"/>
+      <w:numFmt w:val="bullet"/>
+      <w:lvlText w:val=""/>
+      <w:lvlJc w:val="left"/>
+      <w:pPr>
+        <w:tabs>
+          <w:tab w:val="num" w:pos="4320"/>
+        </w:tabs>
+        <w:ind w:left="4320" w:hanging="360"/>
+      </w:pPr>
+      <w:rPr>
+        <w:rFonts w:ascii="Wingdings" w:hAnsi="Wingdings" w:hint="default"/>
+        <w:sz w:val="20"/>
+      </w:rPr>
+    </w:lvl>
+    <w:lvl w:ilvl="6" w:tentative="1">
+      <w:start w:val="1"/>
+      <w:numFmt w:val="bullet"/>
+      <w:lvlText w:val=""/>
+      <w:lvlJc w:val="left"/>
+      <w:pPr>
+        <w:tabs>
+          <w:tab w:val="num" w:pos="5040"/>
+        </w:tabs>
+        <w:ind w:left="5040" w:hanging="360"/>
+      </w:pPr>
+      <w:rPr>
+        <w:rFonts w:ascii="Wingdings" w:hAnsi="Wingdings" w:hint="default"/>
+        <w:sz w:val="20"/>
+      </w:rPr>
+    </w:lvl>
+    <w:lvl w:ilvl="7" w:tentative="1">
+      <w:start w:val="1"/>
+      <w:numFmt w:val="bullet"/>
+      <w:lvlText w:val=""/>
+      <w:lvlJc w:val="left"/>
+      <w:pPr>
+        <w:tabs>
+          <w:tab w:val="num" w:pos="5760"/>
+        </w:tabs>
+        <w:ind w:left="5760" w:hanging="360"/>
+      </w:pPr>
+      <w:rPr>
+        <w:rFonts w:ascii="Wingdings" w:hAnsi="Wingdings" w:hint="default"/>
+        <w:sz w:val="20"/>
+      </w:rPr>
+    </w:lvl>
+    <w:lvl w:ilvl="8" w:tentative="1">
+      <w:start w:val="1"/>
+      <w:numFmt w:val="bullet"/>
+      <w:lvlText w:val=""/>
+      <w:lvlJc w:val="left"/>
+      <w:pPr>
+        <w:tabs>
+          <w:tab w:val="num" w:pos="6480"/>
+        </w:tabs>
+        <w:ind w:left="6480" w:hanging="360"/>
+      </w:pPr>
+      <w:rPr>
+        <w:rFonts w:ascii="Wingdings" w:hAnsi="Wingdings" w:hint="default"/>
+        <w:sz w:val="20"/>
+      </w:rPr>
+    </w:lvl>
+  </w:abstractNum>
+  <w:abstractNum w:abstractNumId="5" w15:restartNumberingAfterBreak="0">
+    <w:nsid w:val="24AD29BF"/>
+    <w:multiLevelType w:val="multilevel"/>
+    <w:tmpl w:val="E83E1D36"/>
+    <w:lvl w:ilvl="0">
+      <w:start w:val="1"/>
+      <w:numFmt w:val="decimal"/>
+      <w:lvlText w:val="%1."/>
+      <w:lvlJc w:val="left"/>
+      <w:pPr>
+        <w:tabs>
+          <w:tab w:val="num" w:pos="360"/>
+        </w:tabs>
+        <w:ind w:left="360" w:hanging="360"/>
+      </w:pPr>
+      <w:rPr>
+        <w:rFonts w:hint="default"/>
+        <w:sz w:val="20"/>
+      </w:rPr>
+    </w:lvl>
+    <w:lvl w:ilvl="1" w:tentative="1">
+      <w:start w:val="1"/>
+      <w:numFmt w:val="bullet"/>
+      <w:lvlText w:val="o"/>
+      <w:lvlJc w:val="left"/>
+      <w:pPr>
+        <w:tabs>
+          <w:tab w:val="num" w:pos="1440"/>
+        </w:tabs>
+        <w:ind w:left="1440" w:hanging="360"/>
+      </w:pPr>
+      <w:rPr>
+        <w:rFonts w:ascii="Courier New" w:hAnsi="Courier New" w:hint="default"/>
+        <w:sz w:val="20"/>
+      </w:rPr>
+    </w:lvl>
+    <w:lvl w:ilvl="2" w:tentative="1">
+      <w:start w:val="1"/>
+      <w:numFmt w:val="bullet"/>
+      <w:lvlText w:val=""/>
+      <w:lvlJc w:val="left"/>
+      <w:pPr>
+        <w:tabs>
+          <w:tab w:val="num" w:pos="2160"/>
+        </w:tabs>
+        <w:ind w:left="2160" w:hanging="360"/>
+      </w:pPr>
+      <w:rPr>
+        <w:rFonts w:ascii="Wingdings" w:hAnsi="Wingdings" w:hint="default"/>
+        <w:sz w:val="20"/>
+      </w:rPr>
+    </w:lvl>
+    <w:lvl w:ilvl="3" w:tentative="1">
+      <w:start w:val="1"/>
+      <w:numFmt w:val="bullet"/>
+      <w:lvlText w:val=""/>
+      <w:lvlJc w:val="left"/>
+      <w:pPr>
+        <w:tabs>
+          <w:tab w:val="num" w:pos="2880"/>
+        </w:tabs>
+        <w:ind w:left="2880" w:hanging="360"/>
+      </w:pPr>
+      <w:rPr>
+        <w:rFonts w:ascii="Wingdings" w:hAnsi="Wingdings" w:hint="default"/>
+        <w:sz w:val="20"/>
+      </w:rPr>
+    </w:lvl>
+    <w:lvl w:ilvl="4" w:tentative="1">
+      <w:start w:val="1"/>
+      <w:numFmt w:val="bullet"/>
+      <w:lvlText w:val=""/>
+      <w:lvlJc w:val="left"/>
+      <w:pPr>
+        <w:tabs>
+          <w:tab w:val="num" w:pos="3600"/>
+        </w:tabs>
+        <w:ind w:left="3600" w:hanging="360"/>
+      </w:pPr>
+      <w:rPr>
+        <w:rFonts w:ascii="Wingdings" w:hAnsi="Wingdings" w:hint="default"/>
+        <w:sz w:val="20"/>
+      </w:rPr>
+    </w:lvl>
+    <w:lvl w:ilvl="5" w:tentative="1">
+      <w:start w:val="1"/>
+      <w:numFmt w:val="bullet"/>
+      <w:lvlText w:val=""/>
+      <w:lvlJc w:val="left"/>
+      <w:pPr>
+        <w:tabs>
+          <w:tab w:val="num" w:pos="4320"/>
+        </w:tabs>
+        <w:ind w:left="4320" w:hanging="360"/>
+      </w:pPr>
+      <w:rPr>
+        <w:rFonts w:ascii="Wingdings" w:hAnsi="Wingdings" w:hint="default"/>
+        <w:sz w:val="20"/>
+      </w:rPr>
+    </w:lvl>
+    <w:lvl w:ilvl="6" w:tentative="1">
+      <w:start w:val="1"/>
+      <w:numFmt w:val="bullet"/>
+      <w:lvlText w:val=""/>
+      <w:lvlJc w:val="left"/>
+      <w:pPr>
+        <w:tabs>
+          <w:tab w:val="num" w:pos="5040"/>
+        </w:tabs>
+        <w:ind w:left="5040" w:hanging="360"/>
+      </w:pPr>
+      <w:rPr>
+        <w:rFonts w:ascii="Wingdings" w:hAnsi="Wingdings" w:hint="default"/>
+        <w:sz w:val="20"/>
+      </w:rPr>
+    </w:lvl>
+    <w:lvl w:ilvl="7" w:tentative="1">
+      <w:start w:val="1"/>
+      <w:numFmt w:val="bullet"/>
+      <w:lvlText w:val=""/>
+      <w:lvlJc w:val="left"/>
+      <w:pPr>
+        <w:tabs>
+          <w:tab w:val="num" w:pos="5760"/>
+        </w:tabs>
+        <w:ind w:left="5760" w:hanging="360"/>
+      </w:pPr>
+      <w:rPr>
+        <w:rFonts w:ascii="Wingdings" w:hAnsi="Wingdings" w:hint="default"/>
+        <w:sz w:val="20"/>
+      </w:rPr>
+    </w:lvl>
+    <w:lvl w:ilvl="8" w:tentative="1">
+      <w:start w:val="1"/>
+      <w:numFmt w:val="bullet"/>
+      <w:lvlText w:val=""/>
+      <w:lvlJc w:val="left"/>
+      <w:pPr>
+        <w:tabs>
+          <w:tab w:val="num" w:pos="6480"/>
+        </w:tabs>
+        <w:ind w:left="6480" w:hanging="360"/>
+      </w:pPr>
+      <w:rPr>
+        <w:rFonts w:ascii="Wingdings" w:hAnsi="Wingdings" w:hint="default"/>
+        <w:sz w:val="20"/>
+      </w:rPr>
+    </w:lvl>
+  </w:abstractNum>
+  <w:abstractNum w:abstractNumId="6" w15:restartNumberingAfterBreak="0">
+    <w:nsid w:val="27BA3363"/>
+    <w:multiLevelType w:val="multilevel"/>
+    <w:tmpl w:val="E83E1D36"/>
+    <w:lvl w:ilvl="0">
+      <w:start w:val="1"/>
+      <w:numFmt w:val="decimal"/>
+      <w:lvlText w:val="%1."/>
+      <w:lvlJc w:val="left"/>
+      <w:pPr>
+        <w:tabs>
+          <w:tab w:val="num" w:pos="360"/>
+        </w:tabs>
+        <w:ind w:left="360" w:hanging="360"/>
+      </w:pPr>
+      <w:rPr>
+        <w:rFonts w:hint="default"/>
+        <w:sz w:val="20"/>
+      </w:rPr>
+    </w:lvl>
+    <w:lvl w:ilvl="1" w:tentative="1">
+      <w:start w:val="1"/>
+      <w:numFmt w:val="bullet"/>
+      <w:lvlText w:val="o"/>
+      <w:lvlJc w:val="left"/>
+      <w:pPr>
+        <w:tabs>
+          <w:tab w:val="num" w:pos="1080"/>
+        </w:tabs>
+        <w:ind w:left="1080" w:hanging="360"/>
+      </w:pPr>
+      <w:rPr>
+        <w:rFonts w:ascii="Courier New" w:hAnsi="Courier New" w:hint="default"/>
+        <w:sz w:val="20"/>
+      </w:rPr>
+    </w:lvl>
+    <w:lvl w:ilvl="2" w:tentative="1">
+      <w:start w:val="1"/>
+      <w:numFmt w:val="bullet"/>
+      <w:lvlText w:val=""/>
+      <w:lvlJc w:val="left"/>
+      <w:pPr>
+        <w:tabs>
+          <w:tab w:val="num" w:pos="1800"/>
+        </w:tabs>
+        <w:ind w:left="1800" w:hanging="360"/>
+      </w:pPr>
+      <w:rPr>
+        <w:rFonts w:ascii="Wingdings" w:hAnsi="Wingdings" w:hint="default"/>
+        <w:sz w:val="20"/>
+      </w:rPr>
+    </w:lvl>
+    <w:lvl w:ilvl="3" w:tentative="1">
+      <w:start w:val="1"/>
+      <w:numFmt w:val="bullet"/>
+      <w:lvlText w:val=""/>
+      <w:lvlJc w:val="left"/>
+      <w:pPr>
+        <w:tabs>
+          <w:tab w:val="num" w:pos="2520"/>
+        </w:tabs>
+        <w:ind w:left="2520" w:hanging="360"/>
+      </w:pPr>
+      <w:rPr>
+        <w:rFonts w:ascii="Wingdings" w:hAnsi="Wingdings" w:hint="default"/>
+        <w:sz w:val="20"/>
+      </w:rPr>
+    </w:lvl>
+    <w:lvl w:ilvl="4" w:tentative="1">
+      <w:start w:val="1"/>
+      <w:numFmt w:val="bullet"/>
+      <w:lvlText w:val=""/>
+      <w:lvlJc w:val="left"/>
+      <w:pPr>
+        <w:tabs>
+          <w:tab w:val="num" w:pos="3240"/>
+        </w:tabs>
+        <w:ind w:left="3240" w:hanging="360"/>
+      </w:pPr>
+      <w:rPr>
+        <w:rFonts w:ascii="Wingdings" w:hAnsi="Wingdings" w:hint="default"/>
+        <w:sz w:val="20"/>
+      </w:rPr>
+    </w:lvl>
+    <w:lvl w:ilvl="5" w:tentative="1">
+      <w:start w:val="1"/>
+      <w:numFmt w:val="bullet"/>
+      <w:lvlText w:val=""/>
+      <w:lvlJc w:val="left"/>
+      <w:pPr>
+        <w:tabs>
+          <w:tab w:val="num" w:pos="3960"/>
+        </w:tabs>
+        <w:ind w:left="3960" w:hanging="360"/>
+      </w:pPr>
+      <w:rPr>
+        <w:rFonts w:ascii="Wingdings" w:hAnsi="Wingdings" w:hint="default"/>
+        <w:sz w:val="20"/>
+      </w:rPr>
+    </w:lvl>
+    <w:lvl w:ilvl="6" w:tentative="1">
+      <w:start w:val="1"/>
+      <w:numFmt w:val="bullet"/>
+      <w:lvlText w:val=""/>
+      <w:lvlJc w:val="left"/>
+      <w:pPr>
+        <w:tabs>
+          <w:tab w:val="num" w:pos="4680"/>
+        </w:tabs>
+        <w:ind w:left="4680" w:hanging="360"/>
+      </w:pPr>
+      <w:rPr>
+        <w:rFonts w:ascii="Wingdings" w:hAnsi="Wingdings" w:hint="default"/>
+        <w:sz w:val="20"/>
+      </w:rPr>
+    </w:lvl>
+    <w:lvl w:ilvl="7" w:tentative="1">
+      <w:start w:val="1"/>
+      <w:numFmt w:val="bullet"/>
+      <w:lvlText w:val=""/>
+      <w:lvlJc w:val="left"/>
+      <w:pPr>
+        <w:tabs>
+          <w:tab w:val="num" w:pos="5400"/>
+        </w:tabs>
+        <w:ind w:left="5400" w:hanging="360"/>
+      </w:pPr>
+      <w:rPr>
+        <w:rFonts w:ascii="Wingdings" w:hAnsi="Wingdings" w:hint="default"/>
+        <w:sz w:val="20"/>
+      </w:rPr>
+    </w:lvl>
+    <w:lvl w:ilvl="8" w:tentative="1">
+      <w:start w:val="1"/>
+      <w:numFmt w:val="bullet"/>
+      <w:lvlText w:val=""/>
+      <w:lvlJc w:val="left"/>
+      <w:pPr>
+        <w:tabs>
+          <w:tab w:val="num" w:pos="6120"/>
+        </w:tabs>
+        <w:ind w:left="6120" w:hanging="360"/>
+      </w:pPr>
+      <w:rPr>
+        <w:rFonts w:ascii="Wingdings" w:hAnsi="Wingdings" w:hint="default"/>
+        <w:sz w:val="20"/>
+      </w:rPr>
+    </w:lvl>
+  </w:abstractNum>
+  <w:abstractNum w:abstractNumId="7" w15:restartNumberingAfterBreak="0">
+    <w:nsid w:val="4A876EA7"/>
+    <w:multiLevelType w:val="multilevel"/>
+    <w:tmpl w:val="8EBA0B00"/>
+    <w:lvl w:ilvl="0">
+      <w:start w:val="1"/>
+      <w:numFmt w:val="decimal"/>
+      <w:lvlText w:val="%1."/>
+      <w:lvlJc w:val="left"/>
+      <w:pPr>
+        <w:tabs>
+          <w:tab w:val="num" w:pos="720"/>
+        </w:tabs>
+        <w:ind w:left="720" w:hanging="360"/>
+      </w:pPr>
+    </w:lvl>
+    <w:lvl w:ilvl="1" w:tentative="1">
+      <w:start w:val="1"/>
+      <w:numFmt w:val="decimal"/>
+      <w:lvlText w:val="%2."/>
+      <w:lvlJc w:val="left"/>
+      <w:pPr>
+        <w:tabs>
+          <w:tab w:val="num" w:pos="1440"/>
+        </w:tabs>
+        <w:ind w:left="1440" w:hanging="360"/>
+      </w:pPr>
+    </w:lvl>
+    <w:lvl w:ilvl="2" w:tentative="1">
+      <w:start w:val="1"/>
+      <w:numFmt w:val="decimal"/>
+      <w:lvlText w:val="%3."/>
+      <w:lvlJc w:val="left"/>
+      <w:pPr>
+        <w:tabs>
+          <w:tab w:val="num" w:pos="2160"/>
+        </w:tabs>
+        <w:ind w:left="2160" w:hanging="360"/>
+      </w:pPr>
+    </w:lvl>
+    <w:lvl w:ilvl="3" w:tentative="1">
+      <w:start w:val="1"/>
+      <w:numFmt w:val="decimal"/>
+      <w:lvlText w:val="%4."/>
+      <w:lvlJc w:val="left"/>
+      <w:pPr>
+        <w:tabs>
+          <w:tab w:val="num" w:pos="2880"/>
+        </w:tabs>
+        <w:ind w:left="2880" w:hanging="360"/>
+      </w:pPr>
+    </w:lvl>
+    <w:lvl w:ilvl="4" w:tentative="1">
+      <w:start w:val="1"/>
+      <w:numFmt w:val="decimal"/>
+      <w:lvlText w:val="%5."/>
+      <w:lvlJc w:val="left"/>
+      <w:pPr>
+        <w:tabs>
+          <w:tab w:val="num" w:pos="3600"/>
+        </w:tabs>
+        <w:ind w:left="3600" w:hanging="360"/>
+      </w:pPr>
+    </w:lvl>
+    <w:lvl w:ilvl="5" w:tentative="1">
+      <w:start w:val="1"/>
+      <w:numFmt w:val="decimal"/>
+      <w:lvlText w:val="%6."/>
+      <w:lvlJc w:val="left"/>
+      <w:pPr>
+        <w:tabs>
+          <w:tab w:val="num" w:pos="4320"/>
+        </w:tabs>
+        <w:ind w:left="4320" w:hanging="360"/>
+      </w:pPr>
+    </w:lvl>
+    <w:lvl w:ilvl="6" w:tentative="1">
+      <w:start w:val="1"/>
+      <w:numFmt w:val="decimal"/>
+      <w:lvlText w:val="%7."/>
+      <w:lvlJc w:val="left"/>
+      <w:pPr>
+        <w:tabs>
+          <w:tab w:val="num" w:pos="5040"/>
+        </w:tabs>
+        <w:ind w:left="5040" w:hanging="360"/>
+      </w:pPr>
+    </w:lvl>
+    <w:lvl w:ilvl="7" w:tentative="1">
+      <w:start w:val="1"/>
+      <w:numFmt w:val="decimal"/>
+      <w:lvlText w:val="%8."/>
+      <w:lvlJc w:val="left"/>
+      <w:pPr>
+        <w:tabs>
+          <w:tab w:val="num" w:pos="5760"/>
+        </w:tabs>
+        <w:ind w:left="5760" w:hanging="360"/>
+      </w:pPr>
+    </w:lvl>
+    <w:lvl w:ilvl="8" w:tentative="1">
+      <w:start w:val="1"/>
+      <w:numFmt w:val="decimal"/>
+      <w:lvlText w:val="%9."/>
+      <w:lvlJc w:val="left"/>
+      <w:pPr>
+        <w:tabs>
+          <w:tab w:val="num" w:pos="6480"/>
+        </w:tabs>
+        <w:ind w:left="6480" w:hanging="360"/>
+      </w:pPr>
+    </w:lvl>
+  </w:abstractNum>
+  <w:abstractNum w:abstractNumId="8" w15:restartNumberingAfterBreak="0">
+    <w:nsid w:val="4D3413B9"/>
+    <w:multiLevelType w:val="multilevel"/>
+    <w:tmpl w:val="E83E1D36"/>
+    <w:lvl w:ilvl="0">
+      <w:start w:val="1"/>
+      <w:numFmt w:val="decimal"/>
+      <w:lvlText w:val="%1."/>
+      <w:lvlJc w:val="left"/>
+      <w:pPr>
+        <w:tabs>
+          <w:tab w:val="num" w:pos="360"/>
+        </w:tabs>
+        <w:ind w:left="360" w:hanging="360"/>
+      </w:pPr>
+      <w:rPr>
+        <w:rFonts w:hint="default"/>
+        <w:sz w:val="20"/>
+      </w:rPr>
+    </w:lvl>
+    <w:lvl w:ilvl="1" w:tentative="1">
+      <w:start w:val="1"/>
+      <w:numFmt w:val="bullet"/>
+      <w:lvlText w:val="o"/>
+      <w:lvlJc w:val="left"/>
+      <w:pPr>
+        <w:tabs>
+          <w:tab w:val="num" w:pos="1440"/>
+        </w:tabs>
+        <w:ind w:left="1440" w:hanging="360"/>
+      </w:pPr>
+      <w:rPr>
+        <w:rFonts w:ascii="Courier New" w:hAnsi="Courier New" w:hint="default"/>
+        <w:sz w:val="20"/>
+      </w:rPr>
+    </w:lvl>
+    <w:lvl w:ilvl="2" w:tentative="1">
+      <w:start w:val="1"/>
+      <w:numFmt w:val="bullet"/>
+      <w:lvlText w:val=""/>
+      <w:lvlJc w:val="left"/>
+      <w:pPr>
+        <w:tabs>
+          <w:tab w:val="num" w:pos="2160"/>
+        </w:tabs>
+        <w:ind w:left="2160" w:hanging="360"/>
+      </w:pPr>
+      <w:rPr>
+        <w:rFonts w:ascii="Wingdings" w:hAnsi="Wingdings" w:hint="default"/>
+        <w:sz w:val="20"/>
+      </w:rPr>
+    </w:lvl>
+    <w:lvl w:ilvl="3" w:tentative="1">
+      <w:start w:val="1"/>
+      <w:numFmt w:val="bullet"/>
+      <w:lvlText w:val=""/>
+      <w:lvlJc w:val="left"/>
+      <w:pPr>
+        <w:tabs>
+          <w:tab w:val="num" w:pos="2880"/>
+        </w:tabs>
+        <w:ind w:left="2880" w:hanging="360"/>
+      </w:pPr>
+      <w:rPr>
+        <w:rFonts w:ascii="Wingdings" w:hAnsi="Wingdings" w:hint="default"/>
+        <w:sz w:val="20"/>
+      </w:rPr>
+    </w:lvl>
+    <w:lvl w:ilvl="4" w:tentative="1">
+      <w:start w:val="1"/>
+      <w:numFmt w:val="bullet"/>
+      <w:lvlText w:val=""/>
+      <w:lvlJc w:val="left"/>
+      <w:pPr>
+        <w:tabs>
+          <w:tab w:val="num" w:pos="3600"/>
+        </w:tabs>
+        <w:ind w:left="3600" w:hanging="360"/>
+      </w:pPr>
+      <w:rPr>
+        <w:rFonts w:ascii="Wingdings" w:hAnsi="Wingdings" w:hint="default"/>
+        <w:sz w:val="20"/>
+      </w:rPr>
+    </w:lvl>
+    <w:lvl w:ilvl="5" w:tentative="1">
+      <w:start w:val="1"/>
+      <w:numFmt w:val="bullet"/>
+      <w:lvlText w:val=""/>
+      <w:lvlJc w:val="left"/>
+      <w:pPr>
+        <w:tabs>
+          <w:tab w:val="num" w:pos="4320"/>
+        </w:tabs>
+        <w:ind w:left="4320" w:hanging="360"/>
+      </w:pPr>
+      <w:rPr>
+        <w:rFonts w:ascii="Wingdings" w:hAnsi="Wingdings" w:hint="default"/>
+        <w:sz w:val="20"/>
+      </w:rPr>
+    </w:lvl>
+    <w:lvl w:ilvl="6" w:tentative="1">
+      <w:start w:val="1"/>
+      <w:numFmt w:val="bullet"/>
+      <w:lvlText w:val=""/>
+      <w:lvlJc w:val="left"/>
+      <w:pPr>
+        <w:tabs>
+          <w:tab w:val="num" w:pos="5040"/>
+        </w:tabs>
+        <w:ind w:left="5040" w:hanging="360"/>
+      </w:pPr>
+      <w:rPr>
+        <w:rFonts w:ascii="Wingdings" w:hAnsi="Wingdings" w:hint="default"/>
+        <w:sz w:val="20"/>
+      </w:rPr>
+    </w:lvl>
+    <w:lvl w:ilvl="7" w:tentative="1">
+      <w:start w:val="1"/>
+      <w:numFmt w:val="bullet"/>
+      <w:lvlText w:val=""/>
+      <w:lvlJc w:val="left"/>
+      <w:pPr>
+        <w:tabs>
+          <w:tab w:val="num" w:pos="5760"/>
+        </w:tabs>
+        <w:ind w:left="5760" w:hanging="360"/>
+      </w:pPr>
+      <w:rPr>
+        <w:rFonts w:ascii="Wingdings" w:hAnsi="Wingdings" w:hint="default"/>
+        <w:sz w:val="20"/>
+      </w:rPr>
+    </w:lvl>
+    <w:lvl w:ilvl="8" w:tentative="1">
+      <w:start w:val="1"/>
+      <w:numFmt w:val="bullet"/>
+      <w:lvlText w:val=""/>
+      <w:lvlJc w:val="left"/>
+      <w:pPr>
+        <w:tabs>
+          <w:tab w:val="num" w:pos="6480"/>
+        </w:tabs>
+        <w:ind w:left="6480" w:hanging="360"/>
+      </w:pPr>
+      <w:rPr>
+        <w:rFonts w:ascii="Wingdings" w:hAnsi="Wingdings" w:hint="default"/>
+        <w:sz w:val="20"/>
+      </w:rPr>
+    </w:lvl>
+  </w:abstractNum>
+  <w:abstractNum w:abstractNumId="9" w15:restartNumberingAfterBreak="0">
+    <w:nsid w:val="51782FB4"/>
+    <w:multiLevelType w:val="multilevel"/>
+    <w:tmpl w:val="8A14AFF8"/>
+    <w:lvl w:ilvl="0">
+      <w:start w:val="1"/>
+      <w:numFmt w:val="bullet"/>
+      <w:lvlText w:val=""/>
+      <w:lvlJc w:val="left"/>
+      <w:pPr>
+        <w:tabs>
+          <w:tab w:val="num" w:pos="720"/>
+        </w:tabs>
+        <w:ind w:left="720" w:hanging="360"/>
+      </w:pPr>
+      <w:rPr>
+        <w:rFonts w:ascii="Symbol" w:hAnsi="Symbol" w:hint="default"/>
+        <w:sz w:val="20"/>
+      </w:rPr>
+    </w:lvl>
+    <w:lvl w:ilvl="1" w:tentative="1">
+      <w:start w:val="1"/>
+      <w:numFmt w:val="bullet"/>
+      <w:lvlText w:val="o"/>
+      <w:lvlJc w:val="left"/>
+      <w:pPr>
+        <w:tabs>
+          <w:tab w:val="num" w:pos="1440"/>
+        </w:tabs>
+        <w:ind w:left="1440" w:hanging="360"/>
+      </w:pPr>
+      <w:rPr>
+        <w:rFonts w:ascii="Courier New" w:hAnsi="Courier New" w:hint="default"/>
+        <w:sz w:val="20"/>
+      </w:rPr>
+    </w:lvl>
+    <w:lvl w:ilvl="2" w:tentative="1">
+      <w:start w:val="1"/>
+      <w:numFmt w:val="bullet"/>
+      <w:lvlText w:val=""/>
+      <w:lvlJc w:val="left"/>
+      <w:pPr>
+        <w:tabs>
+          <w:tab w:val="num" w:pos="2160"/>
+        </w:tabs>
+        <w:ind w:left="2160" w:hanging="360"/>
+      </w:pPr>
+      <w:rPr>
+        <w:rFonts w:ascii="Wingdings" w:hAnsi="Wingdings" w:hint="default"/>
+        <w:sz w:val="20"/>
+      </w:rPr>
+    </w:lvl>
+    <w:lvl w:ilvl="3" w:tentative="1">
+      <w:start w:val="1"/>
+      <w:numFmt w:val="bullet"/>
+      <w:lvlText w:val=""/>
+      <w:lvlJc w:val="left"/>
+      <w:pPr>
+        <w:tabs>
+          <w:tab w:val="num" w:pos="2880"/>
+        </w:tabs>
+        <w:ind w:left="2880" w:hanging="360"/>
+      </w:pPr>
+      <w:rPr>
+        <w:rFonts w:ascii="Wingdings" w:hAnsi="Wingdings" w:hint="default"/>
+        <w:sz w:val="20"/>
+      </w:rPr>
+    </w:lvl>
+    <w:lvl w:ilvl="4" w:tentative="1">
+      <w:start w:val="1"/>
+      <w:numFmt w:val="bullet"/>
+      <w:lvlText w:val=""/>
+      <w:lvlJc w:val="left"/>
+      <w:pPr>
+        <w:tabs>
+          <w:tab w:val="num" w:pos="3600"/>
+        </w:tabs>
+        <w:ind w:left="3600" w:hanging="360"/>
+      </w:pPr>
+      <w:rPr>
+        <w:rFonts w:ascii="Wingdings" w:hAnsi="Wingdings" w:hint="default"/>
+        <w:sz w:val="20"/>
+      </w:rPr>
+    </w:lvl>
+    <w:lvl w:ilvl="5" w:tentative="1">
+      <w:start w:val="1"/>
+      <w:numFmt w:val="bullet"/>
+      <w:lvlText w:val=""/>
+      <w:lvlJc w:val="left"/>
+      <w:pPr>
+        <w:tabs>
+          <w:tab w:val="num" w:pos="4320"/>
+        </w:tabs>
+        <w:ind w:left="4320" w:hanging="360"/>
+      </w:pPr>
+      <w:rPr>
+        <w:rFonts w:ascii="Wingdings" w:hAnsi="Wingdings" w:hint="default"/>
+        <w:sz w:val="20"/>
+      </w:rPr>
+    </w:lvl>
+    <w:lvl w:ilvl="6" w:tentative="1">
+      <w:start w:val="1"/>
+      <w:numFmt w:val="bullet"/>
+      <w:lvlText w:val=""/>
+      <w:lvlJc w:val="left"/>
+      <w:pPr>
+        <w:tabs>
+          <w:tab w:val="num" w:pos="5040"/>
+        </w:tabs>
+        <w:ind w:left="5040" w:hanging="360"/>
+      </w:pPr>
+      <w:rPr>
+        <w:rFonts w:ascii="Wingdings" w:hAnsi="Wingdings" w:hint="default"/>
+        <w:sz w:val="20"/>
+      </w:rPr>
+    </w:lvl>
+    <w:lvl w:ilvl="7" w:tentative="1">
+      <w:start w:val="1"/>
+      <w:numFmt w:val="bullet"/>
+      <w:lvlText w:val=""/>
+      <w:lvlJc w:val="left"/>
+      <w:pPr>
+        <w:tabs>
+          <w:tab w:val="num" w:pos="5760"/>
+        </w:tabs>
+        <w:ind w:left="5760" w:hanging="360"/>
+      </w:pPr>
+      <w:rPr>
+        <w:rFonts w:ascii="Wingdings" w:hAnsi="Wingdings" w:hint="default"/>
+        <w:sz w:val="20"/>
+      </w:rPr>
+    </w:lvl>
+    <w:lvl w:ilvl="8" w:tentative="1">
+      <w:start w:val="1"/>
+      <w:numFmt w:val="bullet"/>
+      <w:lvlText w:val=""/>
+      <w:lvlJc w:val="left"/>
+      <w:pPr>
+        <w:tabs>
+          <w:tab w:val="num" w:pos="6480"/>
+        </w:tabs>
+        <w:ind w:left="6480" w:hanging="360"/>
+      </w:pPr>
+      <w:rPr>
+        <w:rFonts w:ascii="Wingdings" w:hAnsi="Wingdings" w:hint="default"/>
+        <w:sz w:val="20"/>
+      </w:rPr>
+    </w:lvl>
+  </w:abstractNum>
+  <w:abstractNum w:abstractNumId="10" w15:restartNumberingAfterBreak="0">
+    <w:nsid w:val="5B8A0524"/>
+    <w:multiLevelType w:val="multilevel"/>
+    <w:tmpl w:val="B694DC0C"/>
+    <w:lvl w:ilvl="0">
+      <w:start w:val="1"/>
+      <w:numFmt w:val="bullet"/>
+      <w:lvlText w:val=""/>
+      <w:lvlJc w:val="left"/>
+      <w:pPr>
+        <w:tabs>
+          <w:tab w:val="num" w:pos="720"/>
+        </w:tabs>
+        <w:ind w:left="720" w:hanging="360"/>
+      </w:pPr>
+      <w:rPr>
+        <w:rFonts w:ascii="Symbol" w:hAnsi="Symbol" w:hint="default"/>
+        <w:sz w:val="20"/>
+      </w:rPr>
+    </w:lvl>
+    <w:lvl w:ilvl="1" w:tentative="1">
+      <w:start w:val="1"/>
+      <w:numFmt w:val="bullet"/>
+      <w:lvlText w:val="o"/>
+      <w:lvlJc w:val="left"/>
+      <w:pPr>
+        <w:tabs>
+          <w:tab w:val="num" w:pos="1440"/>
+        </w:tabs>
+        <w:ind w:left="1440" w:hanging="360"/>
+      </w:pPr>
+      <w:rPr>
+        <w:rFonts w:ascii="Courier New" w:hAnsi="Courier New" w:hint="default"/>
+        <w:sz w:val="20"/>
+      </w:rPr>
+    </w:lvl>
+    <w:lvl w:ilvl="2" w:tentative="1">
+      <w:start w:val="1"/>
+      <w:numFmt w:val="bullet"/>
+      <w:lvlText w:val=""/>
+      <w:lvlJc w:val="left"/>
+      <w:pPr>
+        <w:tabs>
+          <w:tab w:val="num" w:pos="2160"/>
+        </w:tabs>
+        <w:ind w:left="2160" w:hanging="360"/>
+      </w:pPr>
+      <w:rPr>
+        <w:rFonts w:ascii="Wingdings" w:hAnsi="Wingdings" w:hint="default"/>
+        <w:sz w:val="20"/>
+      </w:rPr>
+    </w:lvl>
+    <w:lvl w:ilvl="3" w:tentative="1">
+      <w:start w:val="1"/>
+      <w:numFmt w:val="bullet"/>
+      <w:lvlText w:val=""/>
+      <w:lvlJc w:val="left"/>
+      <w:pPr>
+        <w:tabs>
+          <w:tab w:val="num" w:pos="2880"/>
+        </w:tabs>
+        <w:ind w:left="2880" w:hanging="360"/>
+      </w:pPr>
+      <w:rPr>
+        <w:rFonts w:ascii="Wingdings" w:hAnsi="Wingdings" w:hint="default"/>
+        <w:sz w:val="20"/>
+      </w:rPr>
+    </w:lvl>
+    <w:lvl w:ilvl="4" w:tentative="1">
+      <w:start w:val="1"/>
+      <w:numFmt w:val="bullet"/>
+      <w:lvlText w:val=""/>
+      <w:lvlJc w:val="left"/>
+      <w:pPr>
+        <w:tabs>
+          <w:tab w:val="num" w:pos="3600"/>
+        </w:tabs>
+        <w:ind w:left="3600" w:hanging="360"/>
+      </w:pPr>
+      <w:rPr>
+        <w:rFonts w:ascii="Wingdings" w:hAnsi="Wingdings" w:hint="default"/>
+        <w:sz w:val="20"/>
+      </w:rPr>
+    </w:lvl>
+    <w:lvl w:ilvl="5" w:tentative="1">
+      <w:start w:val="1"/>
+      <w:numFmt w:val="bullet"/>
+      <w:lvlText w:val=""/>
+      <w:lvlJc w:val="left"/>
+      <w:pPr>
+        <w:tabs>
+          <w:tab w:val="num" w:pos="4320"/>
+        </w:tabs>
+        <w:ind w:left="4320" w:hanging="360"/>
+      </w:pPr>
+      <w:rPr>
+        <w:rFonts w:ascii="Wingdings" w:hAnsi="Wingdings" w:hint="default"/>
+        <w:sz w:val="20"/>
+      </w:rPr>
+    </w:lvl>
+    <w:lvl w:ilvl="6" w:tentative="1">
+      <w:start w:val="1"/>
+      <w:numFmt w:val="bullet"/>
+      <w:lvlText w:val=""/>
+      <w:lvlJc w:val="left"/>
+      <w:pPr>
+        <w:tabs>
+          <w:tab w:val="num" w:pos="5040"/>
+        </w:tabs>
+        <w:ind w:left="5040" w:hanging="360"/>
+      </w:pPr>
+      <w:rPr>
+        <w:rFonts w:ascii="Wingdings" w:hAnsi="Wingdings" w:hint="default"/>
+        <w:sz w:val="20"/>
+      </w:rPr>
+    </w:lvl>
+    <w:lvl w:ilvl="7" w:tentative="1">
+      <w:start w:val="1"/>
+      <w:numFmt w:val="bullet"/>
+      <w:lvlText w:val=""/>
+      <w:lvlJc w:val="left"/>
+      <w:pPr>
+        <w:tabs>
+          <w:tab w:val="num" w:pos="5760"/>
+        </w:tabs>
+        <w:ind w:left="5760" w:hanging="360"/>
+      </w:pPr>
+      <w:rPr>
+        <w:rFonts w:ascii="Wingdings" w:hAnsi="Wingdings" w:hint="default"/>
+        <w:sz w:val="20"/>
+      </w:rPr>
+    </w:lvl>
+    <w:lvl w:ilvl="8" w:tentative="1">
+      <w:start w:val="1"/>
+      <w:numFmt w:val="bullet"/>
+      <w:lvlText w:val=""/>
+      <w:lvlJc w:val="left"/>
+      <w:pPr>
+        <w:tabs>
+          <w:tab w:val="num" w:pos="6480"/>
+        </w:tabs>
+        <w:ind w:left="6480" w:hanging="360"/>
+      </w:pPr>
+      <w:rPr>
+        <w:rFonts w:ascii="Wingdings" w:hAnsi="Wingdings" w:hint="default"/>
+        <w:sz w:val="20"/>
+      </w:rPr>
+    </w:lvl>
+  </w:abstractNum>
+  <w:abstractNum w:abstractNumId="11" w15:restartNumberingAfterBreak="0">
+    <w:nsid w:val="643F1052"/>
+    <w:multiLevelType w:val="multilevel"/>
+    <w:tmpl w:val="87DA1CB6"/>
+    <w:lvl w:ilvl="0">
+      <w:start w:val="1"/>
+      <w:numFmt w:val="bullet"/>
+      <w:lvlText w:val=""/>
+      <w:lvlJc w:val="left"/>
+      <w:pPr>
+        <w:tabs>
+          <w:tab w:val="num" w:pos="720"/>
+        </w:tabs>
+        <w:ind w:left="720" w:hanging="360"/>
+      </w:pPr>
+      <w:rPr>
+        <w:rFonts w:ascii="Symbol" w:hAnsi="Symbol" w:hint="default"/>
+        <w:sz w:val="20"/>
+      </w:rPr>
+    </w:lvl>
+    <w:lvl w:ilvl="1" w:tentative="1">
+      <w:start w:val="1"/>
+      <w:numFmt w:val="bullet"/>
+      <w:lvlText w:val="o"/>
+      <w:lvlJc w:val="left"/>
+      <w:pPr>
+        <w:tabs>
+          <w:tab w:val="num" w:pos="1440"/>
+        </w:tabs>
+        <w:ind w:left="1440" w:hanging="360"/>
+      </w:pPr>
+      <w:rPr>
+        <w:rFonts w:ascii="Courier New" w:hAnsi="Courier New" w:hint="default"/>
+        <w:sz w:val="20"/>
+      </w:rPr>
+    </w:lvl>
+    <w:lvl w:ilvl="2" w:tentative="1">
+      <w:start w:val="1"/>
+      <w:numFmt w:val="bullet"/>
+      <w:lvlText w:val=""/>
+      <w:lvlJc w:val="left"/>
+      <w:pPr>
+        <w:tabs>
+          <w:tab w:val="num" w:pos="2160"/>
+        </w:tabs>
+        <w:ind w:left="2160" w:hanging="360"/>
+      </w:pPr>
+      <w:rPr>
+        <w:rFonts w:ascii="Wingdings" w:hAnsi="Wingdings" w:hint="default"/>
+        <w:sz w:val="20"/>
+      </w:rPr>
+    </w:lvl>
+    <w:lvl w:ilvl="3" w:tentative="1">
+      <w:start w:val="1"/>
+      <w:numFmt w:val="bullet"/>
+      <w:lvlText w:val=""/>
+      <w:lvlJc w:val="left"/>
+      <w:pPr>
+        <w:tabs>
+          <w:tab w:val="num" w:pos="2880"/>
+        </w:tabs>
+        <w:ind w:left="2880" w:hanging="360"/>
+      </w:pPr>
+      <w:rPr>
+        <w:rFonts w:ascii="Wingdings" w:hAnsi="Wingdings" w:hint="default"/>
+        <w:sz w:val="20"/>
+      </w:rPr>
+    </w:lvl>
+    <w:lvl w:ilvl="4" w:tentative="1">
+      <w:start w:val="1"/>
+      <w:numFmt w:val="bullet"/>
+      <w:lvlText w:val=""/>
+      <w:lvlJc w:val="left"/>
+      <w:pPr>
+        <w:tabs>
+          <w:tab w:val="num" w:pos="3600"/>
+        </w:tabs>
+        <w:ind w:left="3600" w:hanging="360"/>
+      </w:pPr>
+      <w:rPr>
+        <w:rFonts w:ascii="Wingdings" w:hAnsi="Wingdings" w:hint="default"/>
+        <w:sz w:val="20"/>
+      </w:rPr>
+    </w:lvl>
+    <w:lvl w:ilvl="5" w:tentative="1">
+      <w:start w:val="1"/>
+      <w:numFmt w:val="bullet"/>
+      <w:lvlText w:val=""/>
+      <w:lvlJc w:val="left"/>
+      <w:pPr>
+        <w:tabs>
+          <w:tab w:val="num" w:pos="4320"/>
+        </w:tabs>
+        <w:ind w:left="4320" w:hanging="360"/>
+      </w:pPr>
+      <w:rPr>
+        <w:rFonts w:ascii="Wingdings" w:hAnsi="Wingdings" w:hint="default"/>
+        <w:sz w:val="20"/>
+      </w:rPr>
+    </w:lvl>
+    <w:lvl w:ilvl="6" w:tentative="1">
+      <w:start w:val="1"/>
+      <w:numFmt w:val="bullet"/>
+      <w:lvlText w:val=""/>
+      <w:lvlJc w:val="left"/>
+      <w:pPr>
+        <w:tabs>
+          <w:tab w:val="num" w:pos="5040"/>
+        </w:tabs>
+        <w:ind w:left="5040" w:hanging="360"/>
+      </w:pPr>
+      <w:rPr>
+        <w:rFonts w:ascii="Wingdings" w:hAnsi="Wingdings" w:hint="default"/>
+        <w:sz w:val="20"/>
+      </w:rPr>
+    </w:lvl>
+    <w:lvl w:ilvl="7" w:tentative="1">
+      <w:start w:val="1"/>
+      <w:numFmt w:val="bullet"/>
+      <w:lvlText w:val=""/>
+      <w:lvlJc w:val="left"/>
+      <w:pPr>
+        <w:tabs>
+          <w:tab w:val="num" w:pos="5760"/>
+        </w:tabs>
+        <w:ind w:left="5760" w:hanging="360"/>
+      </w:pPr>
+      <w:rPr>
+        <w:rFonts w:ascii="Wingdings" w:hAnsi="Wingdings" w:hint="default"/>
+        <w:sz w:val="20"/>
+      </w:rPr>
+    </w:lvl>
+    <w:lvl w:ilvl="8" w:tentative="1">
+      <w:start w:val="1"/>
+      <w:numFmt w:val="bullet"/>
+      <w:lvlText w:val=""/>
+      <w:lvlJc w:val="left"/>
+      <w:pPr>
+        <w:tabs>
+          <w:tab w:val="num" w:pos="6480"/>
+        </w:tabs>
+        <w:ind w:left="6480" w:hanging="360"/>
+      </w:pPr>
+      <w:rPr>
+        <w:rFonts w:ascii="Wingdings" w:hAnsi="Wingdings" w:hint="default"/>
+        <w:sz w:val="20"/>
+      </w:rPr>
+    </w:lvl>
+  </w:abstractNum>
+  <w:abstractNum w:abstractNumId="12" w15:restartNumberingAfterBreak="0">
+    <w:nsid w:val="6B154307"/>
+    <w:multiLevelType w:val="multilevel"/>
+    <w:tmpl w:val="467C6D84"/>
+    <w:lvl w:ilvl="0">
+      <w:start w:val="1"/>
+      <w:numFmt w:val="bullet"/>
+      <w:lvlText w:val=""/>
+      <w:lvlJc w:val="left"/>
+      <w:pPr>
+        <w:tabs>
+          <w:tab w:val="num" w:pos="720"/>
+        </w:tabs>
+        <w:ind w:left="720" w:hanging="360"/>
+      </w:pPr>
+      <w:rPr>
+        <w:rFonts w:ascii="Symbol" w:hAnsi="Symbol" w:hint="default"/>
+        <w:sz w:val="20"/>
+      </w:rPr>
+    </w:lvl>
+    <w:lvl w:ilvl="1" w:tentative="1">
+      <w:start w:val="1"/>
+      <w:numFmt w:val="bullet"/>
+      <w:lvlText w:val="o"/>
+      <w:lvlJc w:val="left"/>
+      <w:pPr>
+        <w:tabs>
+          <w:tab w:val="num" w:pos="1440"/>
+        </w:tabs>
+        <w:ind w:left="1440" w:hanging="360"/>
+      </w:pPr>
+      <w:rPr>
+        <w:rFonts w:ascii="Courier New" w:hAnsi="Courier New" w:hint="default"/>
+        <w:sz w:val="20"/>
+      </w:rPr>
+    </w:lvl>
+    <w:lvl w:ilvl="2" w:tentative="1">
+      <w:start w:val="1"/>
+      <w:numFmt w:val="bullet"/>
+      <w:lvlText w:val=""/>
+      <w:lvlJc w:val="left"/>
+      <w:pPr>
+        <w:tabs>
+          <w:tab w:val="num" w:pos="2160"/>
+        </w:tabs>
+        <w:ind w:left="2160" w:hanging="360"/>
+      </w:pPr>
+      <w:rPr>
+        <w:rFonts w:ascii="Wingdings" w:hAnsi="Wingdings" w:hint="default"/>
+        <w:sz w:val="20"/>
+      </w:rPr>
+    </w:lvl>
+    <w:lvl w:ilvl="3" w:tentative="1">
+      <w:start w:val="1"/>
+      <w:numFmt w:val="bullet"/>
+      <w:lvlText w:val=""/>
+      <w:lvlJc w:val="left"/>
+      <w:pPr>
+        <w:tabs>
+          <w:tab w:val="num" w:pos="2880"/>
+        </w:tabs>
+        <w:ind w:left="2880" w:hanging="360"/>
+      </w:pPr>
+      <w:rPr>
+        <w:rFonts w:ascii="Wingdings" w:hAnsi="Wingdings" w:hint="default"/>
+        <w:sz w:val="20"/>
+      </w:rPr>
+    </w:lvl>
+    <w:lvl w:ilvl="4" w:tentative="1">
+      <w:start w:val="1"/>
+      <w:numFmt w:val="bullet"/>
+      <w:lvlText w:val=""/>
+      <w:lvlJc w:val="left"/>
+      <w:pPr>
+        <w:tabs>
+          <w:tab w:val="num" w:pos="3600"/>
+        </w:tabs>
+        <w:ind w:left="3600" w:hanging="360"/>
+      </w:pPr>
+      <w:rPr>
+        <w:rFonts w:ascii="Wingdings" w:hAnsi="Wingdings" w:hint="default"/>
+        <w:sz w:val="20"/>
+      </w:rPr>
+    </w:lvl>
+    <w:lvl w:ilvl="5" w:tentative="1">
+      <w:start w:val="1"/>
+      <w:numFmt w:val="bullet"/>
+      <w:lvlText w:val=""/>
+      <w:lvlJc w:val="left"/>
+      <w:pPr>
+        <w:tabs>
+          <w:tab w:val="num" w:pos="4320"/>
+        </w:tabs>
+        <w:ind w:left="4320" w:hanging="360"/>
+      </w:pPr>
+      <w:rPr>
+        <w:rFonts w:ascii="Wingdings" w:hAnsi="Wingdings" w:hint="default"/>
+        <w:sz w:val="20"/>
+      </w:rPr>
+    </w:lvl>
+    <w:lvl w:ilvl="6" w:tentative="1">
+      <w:start w:val="1"/>
+      <w:numFmt w:val="bullet"/>
+      <w:lvlText w:val=""/>
+      <w:lvlJc w:val="left"/>
+      <w:pPr>
+        <w:tabs>
+          <w:tab w:val="num" w:pos="5040"/>
+        </w:tabs>
+        <w:ind w:left="5040" w:hanging="360"/>
+      </w:pPr>
+      <w:rPr>
+        <w:rFonts w:ascii="Wingdings" w:hAnsi="Wingdings" w:hint="default"/>
+        <w:sz w:val="20"/>
+      </w:rPr>
+    </w:lvl>
+    <w:lvl w:ilvl="7" w:tentative="1">
+      <w:start w:val="1"/>
+      <w:numFmt w:val="bullet"/>
+      <w:lvlText w:val=""/>
+      <w:lvlJc w:val="left"/>
+      <w:pPr>
+        <w:tabs>
+          <w:tab w:val="num" w:pos="5760"/>
+        </w:tabs>
+        <w:ind w:left="5760" w:hanging="360"/>
+      </w:pPr>
+      <w:rPr>
+        <w:rFonts w:ascii="Wingdings" w:hAnsi="Wingdings" w:hint="default"/>
+        <w:sz w:val="20"/>
+      </w:rPr>
+    </w:lvl>
+    <w:lvl w:ilvl="8" w:tentative="1">
+      <w:start w:val="1"/>
+      <w:numFmt w:val="bullet"/>
+      <w:lvlText w:val=""/>
+      <w:lvlJc w:val="left"/>
+      <w:pPr>
+        <w:tabs>
+          <w:tab w:val="num" w:pos="6480"/>
+        </w:tabs>
+        <w:ind w:left="6480" w:hanging="360"/>
+      </w:pPr>
+      <w:rPr>
+        <w:rFonts w:ascii="Wingdings" w:hAnsi="Wingdings" w:hint="default"/>
+        <w:sz w:val="20"/>
+      </w:rPr>
+    </w:lvl>
+  </w:abstractNum>
+  <w:abstractNum w:abstractNumId="13" w15:restartNumberingAfterBreak="0">
+    <w:nsid w:val="7C330F82"/>
+    <w:multiLevelType w:val="multilevel"/>
+    <w:tmpl w:val="1EE48C26"/>
+    <w:lvl w:ilvl="0">
+      <w:start w:val="1"/>
+      <w:numFmt w:val="bullet"/>
+      <w:lvlText w:val=""/>
+      <w:lvlJc w:val="left"/>
+      <w:pPr>
+        <w:tabs>
+          <w:tab w:val="num" w:pos="720"/>
+        </w:tabs>
+        <w:ind w:left="720" w:hanging="360"/>
+      </w:pPr>
+      <w:rPr>
+        <w:rFonts w:ascii="Symbol" w:hAnsi="Symbol" w:hint="default"/>
+        <w:sz w:val="20"/>
+      </w:rPr>
+    </w:lvl>
+    <w:lvl w:ilvl="1" w:tentative="1">
+      <w:start w:val="1"/>
+      <w:numFmt w:val="bullet"/>
+      <w:lvlText w:val="o"/>
+      <w:lvlJc w:val="left"/>
+      <w:pPr>
+        <w:tabs>
+          <w:tab w:val="num" w:pos="1440"/>
+        </w:tabs>
+        <w:ind w:left="1440" w:hanging="360"/>
+      </w:pPr>
+      <w:rPr>
+        <w:rFonts w:ascii="Courier New" w:hAnsi="Courier New" w:hint="default"/>
+        <w:sz w:val="20"/>
+      </w:rPr>
+    </w:lvl>
+    <w:lvl w:ilvl="2" w:tentative="1">
+      <w:start w:val="1"/>
+      <w:numFmt w:val="bullet"/>
+      <w:lvlText w:val=""/>
+      <w:lvlJc w:val="left"/>
+      <w:pPr>
+        <w:tabs>
+          <w:tab w:val="num" w:pos="2160"/>
+        </w:tabs>
+        <w:ind w:left="2160" w:hanging="360"/>
+      </w:pPr>
+      <w:rPr>
+        <w:rFonts w:ascii="Wingdings" w:hAnsi="Wingdings" w:hint="default"/>
+        <w:sz w:val="20"/>
+      </w:rPr>
+    </w:lvl>
+    <w:lvl w:ilvl="3" w:tentative="1">
+      <w:start w:val="1"/>
+      <w:numFmt w:val="bullet"/>
+      <w:lvlText w:val=""/>
+      <w:lvlJc w:val="left"/>
+      <w:pPr>
+        <w:tabs>
+          <w:tab w:val="num" w:pos="2880"/>
+        </w:tabs>
+        <w:ind w:left="2880" w:hanging="360"/>
+      </w:pPr>
+      <w:rPr>
+        <w:rFonts w:ascii="Wingdings" w:hAnsi="Wingdings" w:hint="default"/>
+        <w:sz w:val="20"/>
+      </w:rPr>
+    </w:lvl>
+    <w:lvl w:ilvl="4" w:tentative="1">
+      <w:start w:val="1"/>
+      <w:numFmt w:val="bullet"/>
+      <w:lvlText w:val=""/>
+      <w:lvlJc w:val="left"/>
+      <w:pPr>
+        <w:tabs>
+          <w:tab w:val="num" w:pos="3600"/>
+        </w:tabs>
+        <w:ind w:left="3600" w:hanging="360"/>
+      </w:pPr>
+      <w:rPr>
+        <w:rFonts w:ascii="Wingdings" w:hAnsi="Wingdings" w:hint="default"/>
+        <w:sz w:val="20"/>
+      </w:rPr>
+    </w:lvl>
+    <w:lvl w:ilvl="5" w:tentative="1">
+      <w:start w:val="1"/>
+      <w:numFmt w:val="bullet"/>
+      <w:lvlText w:val=""/>
+      <w:lvlJc w:val="left"/>
+      <w:pPr>
+        <w:tabs>
+          <w:tab w:val="num" w:pos="4320"/>
+        </w:tabs>
+        <w:ind w:left="4320" w:hanging="360"/>
+      </w:pPr>
+      <w:rPr>
+        <w:rFonts w:ascii="Wingdings" w:hAnsi="Wingdings" w:hint="default"/>
+        <w:sz w:val="20"/>
+      </w:rPr>
+    </w:lvl>
+    <w:lvl w:ilvl="6" w:tentative="1">
+      <w:start w:val="1"/>
+      <w:numFmt w:val="bullet"/>
+      <w:lvlText w:val=""/>
+      <w:lvlJc w:val="left"/>
+      <w:pPr>
+        <w:tabs>
+          <w:tab w:val="num" w:pos="5040"/>
+        </w:tabs>
+        <w:ind w:left="5040" w:hanging="360"/>
+      </w:pPr>
+      <w:rPr>
+        <w:rFonts w:ascii="Wingdings" w:hAnsi="Wingdings" w:hint="default"/>
+        <w:sz w:val="20"/>
+      </w:rPr>
+    </w:lvl>
+    <w:lvl w:ilvl="7" w:tentative="1">
+      <w:start w:val="1"/>
+      <w:numFmt w:val="bullet"/>
+      <w:lvlText w:val=""/>
+      <w:lvlJc w:val="left"/>
+      <w:pPr>
+        <w:tabs>
+          <w:tab w:val="num" w:pos="5760"/>
+        </w:tabs>
+        <w:ind w:left="5760" w:hanging="360"/>
+      </w:pPr>
+      <w:rPr>
+        <w:rFonts w:ascii="Wingdings" w:hAnsi="Wingdings" w:hint="default"/>
+        <w:sz w:val="20"/>
+      </w:rPr>
+    </w:lvl>
+    <w:lvl w:ilvl="8" w:tentative="1">
+      <w:start w:val="1"/>
+      <w:numFmt w:val="bullet"/>
+      <w:lvlText w:val=""/>
+      <w:lvlJc w:val="left"/>
+      <w:pPr>
+        <w:tabs>
+          <w:tab w:val="num" w:pos="6480"/>
+        </w:tabs>
+        <w:ind w:left="6480" w:hanging="360"/>
+      </w:pPr>
+      <w:rPr>
+        <w:rFonts w:ascii="Wingdings" w:hAnsi="Wingdings" w:hint="default"/>
+        <w:sz w:val="20"/>
+      </w:rPr>
+    </w:lvl>
+  </w:abstractNum>
+  <w:abstractNum w:abstractNumId="14" w15:restartNumberingAfterBreak="0">
+    <w:nsid w:val="7CCC638C"/>
+    <w:multiLevelType w:val="multilevel"/>
+    <w:tmpl w:val="83B41972"/>
+    <w:lvl w:ilvl="0">
+      <w:start w:val="1"/>
+      <w:numFmt w:val="bullet"/>
+      <w:lvlText w:val=""/>
+      <w:lvlJc w:val="left"/>
+      <w:pPr>
+        <w:tabs>
+          <w:tab w:val="num" w:pos="720"/>
+        </w:tabs>
+        <w:ind w:left="720" w:hanging="360"/>
+      </w:pPr>
+      <w:rPr>
+        <w:rFonts w:ascii="Symbol" w:hAnsi="Symbol" w:hint="default"/>
+        <w:sz w:val="20"/>
+      </w:rPr>
+    </w:lvl>
+    <w:lvl w:ilvl="1" w:tentative="1">
+      <w:start w:val="1"/>
+      <w:numFmt w:val="bullet"/>
+      <w:lvlText w:val="o"/>
+      <w:lvlJc w:val="left"/>
+      <w:pPr>
+        <w:tabs>
+          <w:tab w:val="num" w:pos="1440"/>
+        </w:tabs>
+        <w:ind w:left="1440" w:hanging="360"/>
+      </w:pPr>
+      <w:rPr>
+        <w:rFonts w:ascii="Courier New" w:hAnsi="Courier New" w:hint="default"/>
+        <w:sz w:val="20"/>
+      </w:rPr>
+    </w:lvl>
+    <w:lvl w:ilvl="2" w:tentative="1">
+      <w:start w:val="1"/>
+      <w:numFmt w:val="bullet"/>
+      <w:lvlText w:val=""/>
+      <w:lvlJc w:val="left"/>
+      <w:pPr>
+        <w:tabs>
+          <w:tab w:val="num" w:pos="2160"/>
+        </w:tabs>
+        <w:ind w:left="2160" w:hanging="360"/>
+      </w:pPr>
+      <w:rPr>
+        <w:rFonts w:ascii="Wingdings" w:hAnsi="Wingdings" w:hint="default"/>
+        <w:sz w:val="20"/>
+      </w:rPr>
+    </w:lvl>
+    <w:lvl w:ilvl="3" w:tentative="1">
+      <w:start w:val="1"/>
+      <w:numFmt w:val="bullet"/>
+      <w:lvlText w:val=""/>
+      <w:lvlJc w:val="left"/>
+      <w:pPr>
+        <w:tabs>
+          <w:tab w:val="num" w:pos="2880"/>
+        </w:tabs>
+        <w:ind w:left="2880" w:hanging="360"/>
+      </w:pPr>
+      <w:rPr>
+        <w:rFonts w:ascii="Wingdings" w:hAnsi="Wingdings" w:hint="default"/>
+        <w:sz w:val="20"/>
+      </w:rPr>
+    </w:lvl>
+    <w:lvl w:ilvl="4" w:tentative="1">
+      <w:start w:val="1"/>
+      <w:numFmt w:val="bullet"/>
+      <w:lvlText w:val=""/>
+      <w:lvlJc w:val="left"/>
+      <w:pPr>
+        <w:tabs>
+          <w:tab w:val="num" w:pos="3600"/>
+        </w:tabs>
+        <w:ind w:left="3600" w:hanging="360"/>
+      </w:pPr>
+      <w:rPr>
+        <w:rFonts w:ascii="Wingdings" w:hAnsi="Wingdings" w:hint="default"/>
+        <w:sz w:val="20"/>
+      </w:rPr>
+    </w:lvl>
+    <w:lvl w:ilvl="5" w:tentative="1">
+      <w:start w:val="1"/>
+      <w:numFmt w:val="bullet"/>
+      <w:lvlText w:val=""/>
+      <w:lvlJc w:val="left"/>
+      <w:pPr>
+        <w:tabs>
+          <w:tab w:val="num" w:pos="4320"/>
+        </w:tabs>
+        <w:ind w:left="4320" w:hanging="360"/>
+      </w:pPr>
+      <w:rPr>
+        <w:rFonts w:ascii="Wingdings" w:hAnsi="Wingdings" w:hint="default"/>
+        <w:sz w:val="20"/>
+      </w:rPr>
+    </w:lvl>
+    <w:lvl w:ilvl="6" w:tentative="1">
+      <w:start w:val="1"/>
+      <w:numFmt w:val="bullet"/>
+      <w:lvlText w:val=""/>
+      <w:lvlJc w:val="left"/>
+      <w:pPr>
+        <w:tabs>
+          <w:tab w:val="num" w:pos="5040"/>
+        </w:tabs>
+        <w:ind w:left="5040" w:hanging="360"/>
+      </w:pPr>
+      <w:rPr>
+        <w:rFonts w:ascii="Wingdings" w:hAnsi="Wingdings" w:hint="default"/>
+        <w:sz w:val="20"/>
+      </w:rPr>
+    </w:lvl>
+    <w:lvl w:ilvl="7" w:tentative="1">
+      <w:start w:val="1"/>
+      <w:numFmt w:val="bullet"/>
+      <w:lvlText w:val=""/>
+      <w:lvlJc w:val="left"/>
+      <w:pPr>
+        <w:tabs>
+          <w:tab w:val="num" w:pos="5760"/>
+        </w:tabs>
+        <w:ind w:left="5760" w:hanging="360"/>
+      </w:pPr>
+      <w:rPr>
+        <w:rFonts w:ascii="Wingdings" w:hAnsi="Wingdings" w:hint="default"/>
+        <w:sz w:val="20"/>
+      </w:rPr>
+    </w:lvl>
+    <w:lvl w:ilvl="8" w:tentative="1">
+      <w:start w:val="1"/>
+      <w:numFmt w:val="bullet"/>
+      <w:lvlText w:val=""/>
+      <w:lvlJc w:val="left"/>
+      <w:pPr>
+        <w:tabs>
+          <w:tab w:val="num" w:pos="6480"/>
+        </w:tabs>
+        <w:ind w:left="6480" w:hanging="360"/>
+      </w:pPr>
+      <w:rPr>
+        <w:rFonts w:ascii="Wingdings" w:hAnsi="Wingdings" w:hint="default"/>
+        <w:sz w:val="20"/>
+      </w:rPr>
+    </w:lvl>
+  </w:abstractNum>
+  <w:num w:numId="1" w16cid:durableId="1880774219">
+    <w:abstractNumId w:val="11"/>
+  </w:num>
+  <w:num w:numId="2" w16cid:durableId="1442452801">
+    <w:abstractNumId w:val="4"/>
+  </w:num>
+  <w:num w:numId="3" w16cid:durableId="699015823">
+    <w:abstractNumId w:val="9"/>
+  </w:num>
+  <w:num w:numId="4" w16cid:durableId="274019505">
+    <w:abstractNumId w:val="13"/>
+  </w:num>
+  <w:num w:numId="5" w16cid:durableId="750784082">
+    <w:abstractNumId w:val="10"/>
+  </w:num>
+  <w:num w:numId="6" w16cid:durableId="142242525">
+    <w:abstractNumId w:val="2"/>
+  </w:num>
+  <w:num w:numId="7" w16cid:durableId="64499665">
+    <w:abstractNumId w:val="3"/>
+  </w:num>
+  <w:num w:numId="8" w16cid:durableId="1010794078">
+    <w:abstractNumId w:val="7"/>
+  </w:num>
+  <w:num w:numId="9" w16cid:durableId="1844198333">
+    <w:abstractNumId w:val="12"/>
+  </w:num>
+  <w:num w:numId="10" w16cid:durableId="1345202681">
+    <w:abstractNumId w:val="14"/>
+  </w:num>
+  <w:num w:numId="11" w16cid:durableId="998342330">
+    <w:abstractNumId w:val="5"/>
+  </w:num>
+  <w:num w:numId="12" w16cid:durableId="364334232">
+    <w:abstractNumId w:val="6"/>
+  </w:num>
+  <w:num w:numId="13" w16cid:durableId="1336030945">
+    <w:abstractNumId w:val="1"/>
+  </w:num>
+  <w:num w:numId="14" w16cid:durableId="114062023">
+    <w:abstractNumId w:val="0"/>
+  </w:num>
+  <w:num w:numId="15" w16cid:durableId="795441442">
+    <w:abstractNumId w:val="8"/>
+  </w:num>
+</w:numbering>
 </file>
 
 <file path=word/styles.xml><?xml version="1.0" encoding="utf-8"?>
@@ -2671,7 +9086,6 @@
   <w:style w:type="character" w:default="1" w:styleId="Fuentedeprrafopredeter">
     <w:name w:val="Default Paragraph Font"/>
     <w:uiPriority w:val="1"/>
-    <w:semiHidden/>
     <w:unhideWhenUsed/>
   </w:style>
   <w:style w:type="table" w:default="1" w:styleId="Tablanormal">
@@ -3065,6 +9479,108 @@
       <w:szCs w:val="22"/>
     </w:rPr>
   </w:style>
+  <w:style w:type="paragraph" w:styleId="Descripcin">
+    <w:name w:val="caption"/>
+    <w:basedOn w:val="Normal"/>
+    <w:next w:val="Normal"/>
+    <w:uiPriority w:val="35"/>
+    <w:unhideWhenUsed/>
+    <w:qFormat/>
+    <w:rsid w:val="00CC35C8"/>
+    <w:pPr>
+      <w:spacing w:after="200" w:line="240" w:lineRule="auto"/>
+    </w:pPr>
+    <w:rPr>
+      <w:i/>
+      <w:iCs/>
+      <w:color w:val="0E2841" w:themeColor="text2"/>
+      <w:sz w:val="18"/>
+      <w:szCs w:val="18"/>
+    </w:rPr>
+  </w:style>
+  <w:style w:type="paragraph" w:styleId="TtuloTDC">
+    <w:name w:val="TOC Heading"/>
+    <w:basedOn w:val="Ttulo1"/>
+    <w:next w:val="Normal"/>
+    <w:uiPriority w:val="39"/>
+    <w:unhideWhenUsed/>
+    <w:qFormat/>
+    <w:rsid w:val="00E80E4D"/>
+    <w:pPr>
+      <w:spacing w:before="240" w:after="0"/>
+      <w:outlineLvl w:val="9"/>
+    </w:pPr>
+    <w:rPr>
+      <w:rFonts w:asciiTheme="majorHAnsi" w:hAnsiTheme="majorHAnsi"/>
+      <w:color w:val="0F4761" w:themeColor="accent1" w:themeShade="BF"/>
+      <w:kern w:val="0"/>
+      <w:sz w:val="32"/>
+      <w:szCs w:val="32"/>
+      <w:lang w:val="es-MX" w:eastAsia="es-MX"/>
+      <w14:ligatures w14:val="none"/>
+    </w:rPr>
+  </w:style>
+  <w:style w:type="paragraph" w:styleId="TDC1">
+    <w:name w:val="toc 1"/>
+    <w:basedOn w:val="Normal"/>
+    <w:next w:val="Normal"/>
+    <w:autoRedefine/>
+    <w:uiPriority w:val="39"/>
+    <w:unhideWhenUsed/>
+    <w:rsid w:val="00E80E4D"/>
+    <w:pPr>
+      <w:spacing w:after="100"/>
+    </w:pPr>
+  </w:style>
+  <w:style w:type="character" w:styleId="Hipervnculo">
+    <w:name w:val="Hyperlink"/>
+    <w:basedOn w:val="Fuentedeprrafopredeter"/>
+    <w:uiPriority w:val="99"/>
+    <w:unhideWhenUsed/>
+    <w:rsid w:val="00E80E4D"/>
+    <w:rPr>
+      <w:color w:val="467886" w:themeColor="hyperlink"/>
+      <w:u w:val="single"/>
+    </w:rPr>
+  </w:style>
+  <w:style w:type="paragraph" w:styleId="TDC2">
+    <w:name w:val="toc 2"/>
+    <w:basedOn w:val="Normal"/>
+    <w:next w:val="Normal"/>
+    <w:autoRedefine/>
+    <w:uiPriority w:val="39"/>
+    <w:unhideWhenUsed/>
+    <w:rsid w:val="001E5A6C"/>
+    <w:pPr>
+      <w:spacing w:after="100"/>
+      <w:ind w:left="220"/>
+    </w:pPr>
+  </w:style>
+  <w:style w:type="paragraph" w:styleId="TDC3">
+    <w:name w:val="toc 3"/>
+    <w:basedOn w:val="Normal"/>
+    <w:next w:val="Normal"/>
+    <w:autoRedefine/>
+    <w:uiPriority w:val="39"/>
+    <w:unhideWhenUsed/>
+    <w:rsid w:val="001E5A6C"/>
+    <w:pPr>
+      <w:spacing w:after="100"/>
+      <w:ind w:left="440"/>
+    </w:pPr>
+  </w:style>
+  <w:style w:type="character" w:styleId="Mencinsinresolver">
+    <w:name w:val="Unresolved Mention"/>
+    <w:basedOn w:val="Fuentedeprrafopredeter"/>
+    <w:uiPriority w:val="99"/>
+    <w:semiHidden/>
+    <w:unhideWhenUsed/>
+    <w:rsid w:val="0026275C"/>
+    <w:rPr>
+      <w:color w:val="605E5C"/>
+      <w:shd w:val="clear" w:color="auto" w:fill="E1DFDD"/>
+    </w:rPr>
+  </w:style>
 </w:styles>
 </file>
 
@@ -3381,4 +9897,16 @@
     </a:ext>
   </a:extLst>
 </a:theme>
+</file>
+
+<file path=customXml/item1.xml><?xml version="1.0" encoding="utf-8"?>
+<b:Sources xmlns:b="http://schemas.openxmlformats.org/officeDocument/2006/bibliography" xmlns="http://schemas.openxmlformats.org/officeDocument/2006/bibliography" SelectedStyle="\APASixthEditionOfficeOnline.xsl" StyleName="APA" Version="6"/>
+</file>
+
+<file path=customXml/itemProps1.xml><?xml version="1.0" encoding="utf-8"?>
+<ds:datastoreItem xmlns:ds="http://schemas.openxmlformats.org/officeDocument/2006/customXml" ds:itemID="{BAC770C5-84B5-4E29-B16B-58E2F543D0A0}">
+  <ds:schemaRefs>
+    <ds:schemaRef ds:uri="http://schemas.openxmlformats.org/officeDocument/2006/bibliography"/>
+  </ds:schemaRefs>
+</ds:datastoreItem>
 </file>